--- a/assets/lessons/simple-spectrometer/build-a-spectrometer.docx
+++ b/assets/lessons/simple-spectrometer/build-a-spectrometer.docx
@@ -1987,7 +1987,7 @@
   <w:docDefaults>
     <w:rPrDefault>
       <w:rPr>
-        <w:rFonts w:asciiTheme="minorHAnsi" w:eastAsiaTheme="minorEastAsia" w:hAnsiTheme="minorHAnsi" w:cstheme="minorBidi"/>
+        <w:rFonts w:ascii="Arial" w:hAnsi="Arial" w:cs="Arial" w:eastAsia="Arial"/>
         <w:sz w:val="22"/>
         <w:szCs w:val="22"/>
         <w:lang w:val="en-US" w:eastAsia="en-US" w:bidi="ar-SA"/>
@@ -2146,7 +2146,7 @@
       <w:spacing w:after="120" w:line="264" w:lineRule="auto"/>
     </w:pPr>
     <w:rPr>
-      <w:rFonts w:ascii="Arial" w:hAnsi="Arial"/>
+      <w:rFonts w:ascii="Arial" w:hAnsi="Arial" w:cs="Arial" w:eastAsia="Arial"/>
       <w:b w:val="0"/>
       <w:color w:val="000000"/>
       <w:sz w:val="22"/>
@@ -2163,7 +2163,7 @@
       <w:spacing w:after="120" w:line="264" w:lineRule="auto"/>
     </w:pPr>
     <w:rPr>
-      <w:rFonts w:ascii="Arial" w:hAnsi="Arial"/>
+      <w:rFonts w:ascii="Arial" w:hAnsi="Arial" w:cs="Arial" w:eastAsia="Arial"/>
       <w:b w:val="0"/>
       <w:color w:val="000000"/>
       <w:sz w:val="18"/>
@@ -2187,7 +2187,7 @@
       <w:spacing w:after="120" w:line="264" w:lineRule="auto"/>
     </w:pPr>
     <w:rPr>
-      <w:rFonts w:ascii="Arial" w:hAnsi="Arial"/>
+      <w:rFonts w:ascii="Arial" w:hAnsi="Arial" w:cs="Arial" w:eastAsia="Arial"/>
       <w:b w:val="0"/>
       <w:color w:val="000000"/>
       <w:sz w:val="18"/>
@@ -2215,7 +2215,7 @@
       <w:outlineLvl w:val="0"/>
     </w:pPr>
     <w:rPr>
-      <w:rFonts w:asciiTheme="majorHAnsi" w:eastAsiaTheme="majorEastAsia" w:hAnsiTheme="majorHAnsi" w:cstheme="majorBidi" w:ascii="Arial" w:hAnsi="Arial"/>
+      <w:rFonts w:ascii="Arial" w:hAnsi="Arial" w:cs="Arial" w:eastAsia="Arial"/>
       <w:b/>
       <w:bCs/>
       <w:color w:val="000000"/>
@@ -2239,7 +2239,7 @@
       <w:outlineLvl w:val="1"/>
     </w:pPr>
     <w:rPr>
-      <w:rFonts w:asciiTheme="majorHAnsi" w:eastAsiaTheme="majorEastAsia" w:hAnsiTheme="majorHAnsi" w:cstheme="majorBidi" w:ascii="Arial" w:hAnsi="Arial"/>
+      <w:rFonts w:ascii="Arial" w:hAnsi="Arial" w:cs="Arial" w:eastAsia="Arial"/>
       <w:b/>
       <w:bCs/>
       <w:color w:val="000000"/>
@@ -2263,7 +2263,7 @@
       <w:outlineLvl w:val="2"/>
     </w:pPr>
     <w:rPr>
-      <w:rFonts w:asciiTheme="majorHAnsi" w:eastAsiaTheme="majorEastAsia" w:hAnsiTheme="majorHAnsi" w:cstheme="majorBidi"/>
+      <w:rFonts w:ascii="Arial" w:hAnsi="Arial" w:cs="Arial" w:eastAsia="Arial"/>
       <w:b/>
       <w:bCs/>
       <w:color w:val="4F81BD" w:themeColor="accent1"/>
@@ -2286,7 +2286,7 @@
       <w:outlineLvl w:val="3"/>
     </w:pPr>
     <w:rPr>
-      <w:rFonts w:asciiTheme="majorHAnsi" w:eastAsiaTheme="majorEastAsia" w:hAnsiTheme="majorHAnsi" w:cstheme="majorBidi"/>
+      <w:rFonts w:ascii="Arial" w:hAnsi="Arial" w:cs="Arial" w:eastAsia="Arial"/>
       <w:b/>
       <w:bCs/>
       <w:i/>
@@ -2311,7 +2311,7 @@
       <w:outlineLvl w:val="4"/>
     </w:pPr>
     <w:rPr>
-      <w:rFonts w:asciiTheme="majorHAnsi" w:eastAsiaTheme="majorEastAsia" w:hAnsiTheme="majorHAnsi" w:cstheme="majorBidi"/>
+      <w:rFonts w:ascii="Arial" w:hAnsi="Arial" w:cs="Arial" w:eastAsia="Arial"/>
       <w:color w:val="243F60" w:themeColor="accent1" w:themeShade="7F"/>
     </w:rPr>
   </w:style>
@@ -2332,7 +2332,7 @@
       <w:outlineLvl w:val="5"/>
     </w:pPr>
     <w:rPr>
-      <w:rFonts w:asciiTheme="majorHAnsi" w:eastAsiaTheme="majorEastAsia" w:hAnsiTheme="majorHAnsi" w:cstheme="majorBidi"/>
+      <w:rFonts w:ascii="Arial" w:hAnsi="Arial" w:cs="Arial" w:eastAsia="Arial"/>
       <w:i/>
       <w:iCs/>
       <w:color w:val="243F60" w:themeColor="accent1" w:themeShade="7F"/>
@@ -2355,7 +2355,7 @@
       <w:outlineLvl w:val="6"/>
     </w:pPr>
     <w:rPr>
-      <w:rFonts w:asciiTheme="majorHAnsi" w:eastAsiaTheme="majorEastAsia" w:hAnsiTheme="majorHAnsi" w:cstheme="majorBidi"/>
+      <w:rFonts w:ascii="Arial" w:hAnsi="Arial" w:cs="Arial" w:eastAsia="Arial"/>
       <w:i/>
       <w:iCs/>
       <w:color w:val="404040" w:themeColor="text1" w:themeTint="BF"/>
@@ -2378,7 +2378,7 @@
       <w:outlineLvl w:val="7"/>
     </w:pPr>
     <w:rPr>
-      <w:rFonts w:asciiTheme="majorHAnsi" w:eastAsiaTheme="majorEastAsia" w:hAnsiTheme="majorHAnsi" w:cstheme="majorBidi"/>
+      <w:rFonts w:ascii="Arial" w:hAnsi="Arial" w:cs="Arial" w:eastAsia="Arial"/>
       <w:color w:val="4F81BD" w:themeColor="accent1"/>
       <w:sz w:val="20"/>
       <w:szCs w:val="20"/>
@@ -2401,7 +2401,7 @@
       <w:outlineLvl w:val="8"/>
     </w:pPr>
     <w:rPr>
-      <w:rFonts w:asciiTheme="majorHAnsi" w:eastAsiaTheme="majorEastAsia" w:hAnsiTheme="majorHAnsi" w:cstheme="majorBidi"/>
+      <w:rFonts w:ascii="Arial" w:hAnsi="Arial" w:cs="Arial" w:eastAsia="Arial"/>
       <w:i/>
       <w:iCs/>
       <w:color w:val="404040" w:themeColor="text1" w:themeTint="BF"/>
@@ -2452,7 +2452,7 @@
     <w:uiPriority w:val="9"/>
     <w:rsid w:val="00FC693F"/>
     <w:rPr>
-      <w:rFonts w:asciiTheme="majorHAnsi" w:eastAsiaTheme="majorEastAsia" w:hAnsiTheme="majorHAnsi" w:cstheme="majorBidi"/>
+      <w:rFonts w:ascii="Arial" w:hAnsi="Arial" w:cs="Arial" w:eastAsia="Arial"/>
       <w:b/>
       <w:bCs/>
       <w:color w:val="365F91" w:themeColor="accent1" w:themeShade="BF"/>
@@ -2467,7 +2467,7 @@
     <w:uiPriority w:val="9"/>
     <w:rsid w:val="00FC693F"/>
     <w:rPr>
-      <w:rFonts w:asciiTheme="majorHAnsi" w:eastAsiaTheme="majorEastAsia" w:hAnsiTheme="majorHAnsi" w:cstheme="majorBidi"/>
+      <w:rFonts w:ascii="Arial" w:hAnsi="Arial" w:cs="Arial" w:eastAsia="Arial"/>
       <w:b/>
       <w:bCs/>
       <w:color w:val="4F81BD" w:themeColor="accent1"/>
@@ -2482,7 +2482,7 @@
     <w:uiPriority w:val="9"/>
     <w:rsid w:val="00FC693F"/>
     <w:rPr>
-      <w:rFonts w:asciiTheme="majorHAnsi" w:eastAsiaTheme="majorEastAsia" w:hAnsiTheme="majorHAnsi" w:cstheme="majorBidi"/>
+      <w:rFonts w:ascii="Arial" w:hAnsi="Arial" w:cs="Arial" w:eastAsia="Arial"/>
       <w:b/>
       <w:bCs/>
       <w:color w:val="4F81BD" w:themeColor="accent1"/>
@@ -2501,7 +2501,7 @@
       <w:contextualSpacing/>
     </w:pPr>
     <w:rPr>
-      <w:rFonts w:asciiTheme="majorHAnsi" w:eastAsiaTheme="majorEastAsia" w:hAnsiTheme="majorHAnsi" w:cstheme="majorBidi" w:ascii="Arial" w:hAnsi="Arial"/>
+      <w:rFonts w:ascii="Arial" w:hAnsi="Arial" w:cs="Arial" w:eastAsia="Arial"/>
       <w:b/>
       <w:color w:val="000000"/>
       <w:spacing w:val="5"/>
@@ -2517,7 +2517,7 @@
     <w:uiPriority w:val="10"/>
     <w:rsid w:val="00FC693F"/>
     <w:rPr>
-      <w:rFonts w:asciiTheme="majorHAnsi" w:eastAsiaTheme="majorEastAsia" w:hAnsiTheme="majorHAnsi" w:cstheme="majorBidi"/>
+      <w:rFonts w:ascii="Arial" w:hAnsi="Arial" w:cs="Arial" w:eastAsia="Arial"/>
       <w:color w:val="17365D" w:themeColor="text2" w:themeShade="BF"/>
       <w:spacing w:val="5"/>
       <w:kern w:val="28"/>
@@ -2540,7 +2540,7 @@
       <w:spacing w:after="120" w:line="264" w:lineRule="auto"/>
     </w:pPr>
     <w:rPr>
-      <w:rFonts w:asciiTheme="majorHAnsi" w:eastAsiaTheme="majorEastAsia" w:hAnsiTheme="majorHAnsi" w:cstheme="majorBidi" w:ascii="Arial" w:hAnsi="Arial"/>
+      <w:rFonts w:ascii="Arial" w:hAnsi="Arial" w:cs="Arial" w:eastAsia="Arial"/>
       <w:b w:val="0"/>
       <w:i/>
       <w:iCs/>
@@ -2557,7 +2557,7 @@
     <w:uiPriority w:val="11"/>
     <w:rsid w:val="00FC693F"/>
     <w:rPr>
-      <w:rFonts w:asciiTheme="majorHAnsi" w:eastAsiaTheme="majorEastAsia" w:hAnsiTheme="majorHAnsi" w:cstheme="majorBidi"/>
+      <w:rFonts w:ascii="Arial" w:hAnsi="Arial" w:cs="Arial" w:eastAsia="Arial"/>
       <w:i/>
       <w:iCs/>
       <w:color w:val="4F81BD" w:themeColor="accent1"/>
@@ -2686,7 +2686,7 @@
       <w:contextualSpacing/>
     </w:pPr>
     <w:rPr>
-      <w:rFonts w:ascii="Arial" w:hAnsi="Arial"/>
+      <w:rFonts w:ascii="Arial" w:hAnsi="Arial" w:cs="Arial" w:eastAsia="Arial"/>
       <w:b w:val="0"/>
       <w:color w:val="000000"/>
       <w:sz w:val="22"/>
@@ -2732,7 +2732,7 @@
       <w:contextualSpacing/>
     </w:pPr>
     <w:rPr>
-      <w:rFonts w:ascii="Arial" w:hAnsi="Arial"/>
+      <w:rFonts w:ascii="Arial" w:hAnsi="Arial" w:cs="Arial" w:eastAsia="Arial"/>
       <w:b w:val="0"/>
       <w:color w:val="000000"/>
       <w:sz w:val="22"/>
@@ -2818,7 +2818,7 @@
       </w:tabs>
     </w:pPr>
     <w:rPr>
-      <w:rFonts w:ascii="Courier" w:hAnsi="Courier"/>
+      <w:rFonts w:ascii="Arial" w:hAnsi="Arial" w:cs="Arial" w:eastAsia="Arial"/>
       <w:sz w:val="20"/>
       <w:szCs w:val="20"/>
     </w:rPr>
@@ -2830,7 +2830,7 @@
     <w:uiPriority w:val="99"/>
     <w:rsid w:val="0029639D"/>
     <w:rPr>
-      <w:rFonts w:ascii="Courier" w:hAnsi="Courier"/>
+      <w:rFonts w:ascii="Arial" w:hAnsi="Arial" w:cs="Arial" w:eastAsia="Arial"/>
       <w:sz w:val="20"/>
       <w:szCs w:val="20"/>
     </w:rPr>
@@ -2869,7 +2869,7 @@
     <w:semiHidden/>
     <w:rsid w:val="00FC693F"/>
     <w:rPr>
-      <w:rFonts w:asciiTheme="majorHAnsi" w:eastAsiaTheme="majorEastAsia" w:hAnsiTheme="majorHAnsi" w:cstheme="majorBidi"/>
+      <w:rFonts w:ascii="Arial" w:hAnsi="Arial" w:cs="Arial" w:eastAsia="Arial"/>
       <w:b/>
       <w:bCs/>
       <w:i/>
@@ -2885,7 +2885,7 @@
     <w:semiHidden/>
     <w:rsid w:val="00FC693F"/>
     <w:rPr>
-      <w:rFonts w:asciiTheme="majorHAnsi" w:eastAsiaTheme="majorEastAsia" w:hAnsiTheme="majorHAnsi" w:cstheme="majorBidi"/>
+      <w:rFonts w:ascii="Arial" w:hAnsi="Arial" w:cs="Arial" w:eastAsia="Arial"/>
       <w:color w:val="243F60" w:themeColor="accent1" w:themeShade="7F"/>
     </w:rPr>
   </w:style>
@@ -2897,7 +2897,7 @@
     <w:semiHidden/>
     <w:rsid w:val="00FC693F"/>
     <w:rPr>
-      <w:rFonts w:asciiTheme="majorHAnsi" w:eastAsiaTheme="majorEastAsia" w:hAnsiTheme="majorHAnsi" w:cstheme="majorBidi"/>
+      <w:rFonts w:ascii="Arial" w:hAnsi="Arial" w:cs="Arial" w:eastAsia="Arial"/>
       <w:i/>
       <w:iCs/>
       <w:color w:val="243F60" w:themeColor="accent1" w:themeShade="7F"/>
@@ -2911,7 +2911,7 @@
     <w:semiHidden/>
     <w:rsid w:val="00FC693F"/>
     <w:rPr>
-      <w:rFonts w:asciiTheme="majorHAnsi" w:eastAsiaTheme="majorEastAsia" w:hAnsiTheme="majorHAnsi" w:cstheme="majorBidi"/>
+      <w:rFonts w:ascii="Arial" w:hAnsi="Arial" w:cs="Arial" w:eastAsia="Arial"/>
       <w:i/>
       <w:iCs/>
       <w:color w:val="404040" w:themeColor="text1" w:themeTint="BF"/>
@@ -2925,7 +2925,7 @@
     <w:semiHidden/>
     <w:rsid w:val="00FC693F"/>
     <w:rPr>
-      <w:rFonts w:asciiTheme="majorHAnsi" w:eastAsiaTheme="majorEastAsia" w:hAnsiTheme="majorHAnsi" w:cstheme="majorBidi"/>
+      <w:rFonts w:ascii="Arial" w:hAnsi="Arial" w:cs="Arial" w:eastAsia="Arial"/>
       <w:color w:val="4F81BD" w:themeColor="accent1"/>
       <w:sz w:val="20"/>
       <w:szCs w:val="20"/>
@@ -2939,7 +2939,7 @@
     <w:semiHidden/>
     <w:rsid w:val="00FC693F"/>
     <w:rPr>
-      <w:rFonts w:asciiTheme="majorHAnsi" w:eastAsiaTheme="majorEastAsia" w:hAnsiTheme="majorHAnsi" w:cstheme="majorBidi"/>
+      <w:rFonts w:ascii="Arial" w:hAnsi="Arial" w:cs="Arial" w:eastAsia="Arial"/>
       <w:i/>
       <w:iCs/>
       <w:color w:val="404040" w:themeColor="text1" w:themeTint="BF"/>
@@ -4525,7 +4525,7 @@
         <w:spacing w:before="0" w:after="0" w:line="240" w:lineRule="auto"/>
       </w:pPr>
       <w:rPr>
-        <w:rFonts w:asciiTheme="majorHAnsi" w:eastAsiaTheme="majorEastAsia" w:hAnsiTheme="majorHAnsi" w:cstheme="majorBidi"/>
+        <w:rFonts w:ascii="Arial" w:hAnsi="Arial" w:cs="Arial" w:eastAsia="Arial"/>
         <w:b/>
         <w:bCs/>
       </w:rPr>
@@ -4546,7 +4546,7 @@
         <w:spacing w:before="0" w:after="0" w:line="240" w:lineRule="auto"/>
       </w:pPr>
       <w:rPr>
-        <w:rFonts w:asciiTheme="majorHAnsi" w:eastAsiaTheme="majorEastAsia" w:hAnsiTheme="majorHAnsi" w:cstheme="majorBidi"/>
+        <w:rFonts w:ascii="Arial" w:hAnsi="Arial" w:cs="Arial" w:eastAsia="Arial"/>
         <w:b/>
         <w:bCs/>
       </w:rPr>
@@ -4564,14 +4564,14 @@
     </w:tblStylePr>
     <w:tblStylePr w:type="firstCol">
       <w:rPr>
-        <w:rFonts w:asciiTheme="majorHAnsi" w:eastAsiaTheme="majorEastAsia" w:hAnsiTheme="majorHAnsi" w:cstheme="majorBidi"/>
+        <w:rFonts w:ascii="Arial" w:hAnsi="Arial" w:cs="Arial" w:eastAsia="Arial"/>
         <w:b/>
         <w:bCs/>
       </w:rPr>
     </w:tblStylePr>
     <w:tblStylePr w:type="lastCol">
       <w:rPr>
-        <w:rFonts w:asciiTheme="majorHAnsi" w:eastAsiaTheme="majorEastAsia" w:hAnsiTheme="majorHAnsi" w:cstheme="majorBidi"/>
+        <w:rFonts w:ascii="Arial" w:hAnsi="Arial" w:cs="Arial" w:eastAsia="Arial"/>
         <w:b/>
         <w:bCs/>
       </w:rPr>
@@ -4655,7 +4655,7 @@
         <w:spacing w:before="0" w:after="0" w:line="240" w:lineRule="auto"/>
       </w:pPr>
       <w:rPr>
-        <w:rFonts w:asciiTheme="majorHAnsi" w:eastAsiaTheme="majorEastAsia" w:hAnsiTheme="majorHAnsi" w:cstheme="majorBidi"/>
+        <w:rFonts w:ascii="Arial" w:hAnsi="Arial" w:cs="Arial" w:eastAsia="Arial"/>
         <w:b/>
         <w:bCs/>
       </w:rPr>
@@ -4676,7 +4676,7 @@
         <w:spacing w:before="0" w:after="0" w:line="240" w:lineRule="auto"/>
       </w:pPr>
       <w:rPr>
-        <w:rFonts w:asciiTheme="majorHAnsi" w:eastAsiaTheme="majorEastAsia" w:hAnsiTheme="majorHAnsi" w:cstheme="majorBidi"/>
+        <w:rFonts w:ascii="Arial" w:hAnsi="Arial" w:cs="Arial" w:eastAsia="Arial"/>
         <w:b/>
         <w:bCs/>
       </w:rPr>
@@ -4694,14 +4694,14 @@
     </w:tblStylePr>
     <w:tblStylePr w:type="firstCol">
       <w:rPr>
-        <w:rFonts w:asciiTheme="majorHAnsi" w:eastAsiaTheme="majorEastAsia" w:hAnsiTheme="majorHAnsi" w:cstheme="majorBidi"/>
+        <w:rFonts w:ascii="Arial" w:hAnsi="Arial" w:cs="Arial" w:eastAsia="Arial"/>
         <w:b/>
         <w:bCs/>
       </w:rPr>
     </w:tblStylePr>
     <w:tblStylePr w:type="lastCol">
       <w:rPr>
-        <w:rFonts w:asciiTheme="majorHAnsi" w:eastAsiaTheme="majorEastAsia" w:hAnsiTheme="majorHAnsi" w:cstheme="majorBidi"/>
+        <w:rFonts w:ascii="Arial" w:hAnsi="Arial" w:cs="Arial" w:eastAsia="Arial"/>
         <w:b/>
         <w:bCs/>
       </w:rPr>
@@ -4785,7 +4785,7 @@
         <w:spacing w:before="0" w:after="0" w:line="240" w:lineRule="auto"/>
       </w:pPr>
       <w:rPr>
-        <w:rFonts w:asciiTheme="majorHAnsi" w:eastAsiaTheme="majorEastAsia" w:hAnsiTheme="majorHAnsi" w:cstheme="majorBidi"/>
+        <w:rFonts w:ascii="Arial" w:hAnsi="Arial" w:cs="Arial" w:eastAsia="Arial"/>
         <w:b/>
         <w:bCs/>
       </w:rPr>
@@ -4806,7 +4806,7 @@
         <w:spacing w:before="0" w:after="0" w:line="240" w:lineRule="auto"/>
       </w:pPr>
       <w:rPr>
-        <w:rFonts w:asciiTheme="majorHAnsi" w:eastAsiaTheme="majorEastAsia" w:hAnsiTheme="majorHAnsi" w:cstheme="majorBidi"/>
+        <w:rFonts w:ascii="Arial" w:hAnsi="Arial" w:cs="Arial" w:eastAsia="Arial"/>
         <w:b/>
         <w:bCs/>
       </w:rPr>
@@ -4824,14 +4824,14 @@
     </w:tblStylePr>
     <w:tblStylePr w:type="firstCol">
       <w:rPr>
-        <w:rFonts w:asciiTheme="majorHAnsi" w:eastAsiaTheme="majorEastAsia" w:hAnsiTheme="majorHAnsi" w:cstheme="majorBidi"/>
+        <w:rFonts w:ascii="Arial" w:hAnsi="Arial" w:cs="Arial" w:eastAsia="Arial"/>
         <w:b/>
         <w:bCs/>
       </w:rPr>
     </w:tblStylePr>
     <w:tblStylePr w:type="lastCol">
       <w:rPr>
-        <w:rFonts w:asciiTheme="majorHAnsi" w:eastAsiaTheme="majorEastAsia" w:hAnsiTheme="majorHAnsi" w:cstheme="majorBidi"/>
+        <w:rFonts w:ascii="Arial" w:hAnsi="Arial" w:cs="Arial" w:eastAsia="Arial"/>
         <w:b/>
         <w:bCs/>
       </w:rPr>
@@ -4915,7 +4915,7 @@
         <w:spacing w:before="0" w:after="0" w:line="240" w:lineRule="auto"/>
       </w:pPr>
       <w:rPr>
-        <w:rFonts w:asciiTheme="majorHAnsi" w:eastAsiaTheme="majorEastAsia" w:hAnsiTheme="majorHAnsi" w:cstheme="majorBidi"/>
+        <w:rFonts w:ascii="Arial" w:hAnsi="Arial" w:cs="Arial" w:eastAsia="Arial"/>
         <w:b/>
         <w:bCs/>
       </w:rPr>
@@ -4936,7 +4936,7 @@
         <w:spacing w:before="0" w:after="0" w:line="240" w:lineRule="auto"/>
       </w:pPr>
       <w:rPr>
-        <w:rFonts w:asciiTheme="majorHAnsi" w:eastAsiaTheme="majorEastAsia" w:hAnsiTheme="majorHAnsi" w:cstheme="majorBidi"/>
+        <w:rFonts w:ascii="Arial" w:hAnsi="Arial" w:cs="Arial" w:eastAsia="Arial"/>
         <w:b/>
         <w:bCs/>
       </w:rPr>
@@ -4954,14 +4954,14 @@
     </w:tblStylePr>
     <w:tblStylePr w:type="firstCol">
       <w:rPr>
-        <w:rFonts w:asciiTheme="majorHAnsi" w:eastAsiaTheme="majorEastAsia" w:hAnsiTheme="majorHAnsi" w:cstheme="majorBidi"/>
+        <w:rFonts w:ascii="Arial" w:hAnsi="Arial" w:cs="Arial" w:eastAsia="Arial"/>
         <w:b/>
         <w:bCs/>
       </w:rPr>
     </w:tblStylePr>
     <w:tblStylePr w:type="lastCol">
       <w:rPr>
-        <w:rFonts w:asciiTheme="majorHAnsi" w:eastAsiaTheme="majorEastAsia" w:hAnsiTheme="majorHAnsi" w:cstheme="majorBidi"/>
+        <w:rFonts w:ascii="Arial" w:hAnsi="Arial" w:cs="Arial" w:eastAsia="Arial"/>
         <w:b/>
         <w:bCs/>
       </w:rPr>
@@ -5045,7 +5045,7 @@
         <w:spacing w:before="0" w:after="0" w:line="240" w:lineRule="auto"/>
       </w:pPr>
       <w:rPr>
-        <w:rFonts w:asciiTheme="majorHAnsi" w:eastAsiaTheme="majorEastAsia" w:hAnsiTheme="majorHAnsi" w:cstheme="majorBidi"/>
+        <w:rFonts w:ascii="Arial" w:hAnsi="Arial" w:cs="Arial" w:eastAsia="Arial"/>
         <w:b/>
         <w:bCs/>
       </w:rPr>
@@ -5066,7 +5066,7 @@
         <w:spacing w:before="0" w:after="0" w:line="240" w:lineRule="auto"/>
       </w:pPr>
       <w:rPr>
-        <w:rFonts w:asciiTheme="majorHAnsi" w:eastAsiaTheme="majorEastAsia" w:hAnsiTheme="majorHAnsi" w:cstheme="majorBidi"/>
+        <w:rFonts w:ascii="Arial" w:hAnsi="Arial" w:cs="Arial" w:eastAsia="Arial"/>
         <w:b/>
         <w:bCs/>
       </w:rPr>
@@ -5084,14 +5084,14 @@
     </w:tblStylePr>
     <w:tblStylePr w:type="firstCol">
       <w:rPr>
-        <w:rFonts w:asciiTheme="majorHAnsi" w:eastAsiaTheme="majorEastAsia" w:hAnsiTheme="majorHAnsi" w:cstheme="majorBidi"/>
+        <w:rFonts w:ascii="Arial" w:hAnsi="Arial" w:cs="Arial" w:eastAsia="Arial"/>
         <w:b/>
         <w:bCs/>
       </w:rPr>
     </w:tblStylePr>
     <w:tblStylePr w:type="lastCol">
       <w:rPr>
-        <w:rFonts w:asciiTheme="majorHAnsi" w:eastAsiaTheme="majorEastAsia" w:hAnsiTheme="majorHAnsi" w:cstheme="majorBidi"/>
+        <w:rFonts w:ascii="Arial" w:hAnsi="Arial" w:cs="Arial" w:eastAsia="Arial"/>
         <w:b/>
         <w:bCs/>
       </w:rPr>
@@ -5175,7 +5175,7 @@
         <w:spacing w:before="0" w:after="0" w:line="240" w:lineRule="auto"/>
       </w:pPr>
       <w:rPr>
-        <w:rFonts w:asciiTheme="majorHAnsi" w:eastAsiaTheme="majorEastAsia" w:hAnsiTheme="majorHAnsi" w:cstheme="majorBidi"/>
+        <w:rFonts w:ascii="Arial" w:hAnsi="Arial" w:cs="Arial" w:eastAsia="Arial"/>
         <w:b/>
         <w:bCs/>
       </w:rPr>
@@ -5196,7 +5196,7 @@
         <w:spacing w:before="0" w:after="0" w:line="240" w:lineRule="auto"/>
       </w:pPr>
       <w:rPr>
-        <w:rFonts w:asciiTheme="majorHAnsi" w:eastAsiaTheme="majorEastAsia" w:hAnsiTheme="majorHAnsi" w:cstheme="majorBidi"/>
+        <w:rFonts w:ascii="Arial" w:hAnsi="Arial" w:cs="Arial" w:eastAsia="Arial"/>
         <w:b/>
         <w:bCs/>
       </w:rPr>
@@ -5214,14 +5214,14 @@
     </w:tblStylePr>
     <w:tblStylePr w:type="firstCol">
       <w:rPr>
-        <w:rFonts w:asciiTheme="majorHAnsi" w:eastAsiaTheme="majorEastAsia" w:hAnsiTheme="majorHAnsi" w:cstheme="majorBidi"/>
+        <w:rFonts w:ascii="Arial" w:hAnsi="Arial" w:cs="Arial" w:eastAsia="Arial"/>
         <w:b/>
         <w:bCs/>
       </w:rPr>
     </w:tblStylePr>
     <w:tblStylePr w:type="lastCol">
       <w:rPr>
-        <w:rFonts w:asciiTheme="majorHAnsi" w:eastAsiaTheme="majorEastAsia" w:hAnsiTheme="majorHAnsi" w:cstheme="majorBidi"/>
+        <w:rFonts w:ascii="Arial" w:hAnsi="Arial" w:cs="Arial" w:eastAsia="Arial"/>
         <w:b/>
         <w:bCs/>
       </w:rPr>
@@ -5305,7 +5305,7 @@
         <w:spacing w:before="0" w:after="0" w:line="240" w:lineRule="auto"/>
       </w:pPr>
       <w:rPr>
-        <w:rFonts w:asciiTheme="majorHAnsi" w:eastAsiaTheme="majorEastAsia" w:hAnsiTheme="majorHAnsi" w:cstheme="majorBidi"/>
+        <w:rFonts w:ascii="Arial" w:hAnsi="Arial" w:cs="Arial" w:eastAsia="Arial"/>
         <w:b/>
         <w:bCs/>
       </w:rPr>
@@ -5326,7 +5326,7 @@
         <w:spacing w:before="0" w:after="0" w:line="240" w:lineRule="auto"/>
       </w:pPr>
       <w:rPr>
-        <w:rFonts w:asciiTheme="majorHAnsi" w:eastAsiaTheme="majorEastAsia" w:hAnsiTheme="majorHAnsi" w:cstheme="majorBidi"/>
+        <w:rFonts w:ascii="Arial" w:hAnsi="Arial" w:cs="Arial" w:eastAsia="Arial"/>
         <w:b/>
         <w:bCs/>
       </w:rPr>
@@ -5344,14 +5344,14 @@
     </w:tblStylePr>
     <w:tblStylePr w:type="firstCol">
       <w:rPr>
-        <w:rFonts w:asciiTheme="majorHAnsi" w:eastAsiaTheme="majorEastAsia" w:hAnsiTheme="majorHAnsi" w:cstheme="majorBidi"/>
+        <w:rFonts w:ascii="Arial" w:hAnsi="Arial" w:cs="Arial" w:eastAsia="Arial"/>
         <w:b/>
         <w:bCs/>
       </w:rPr>
     </w:tblStylePr>
     <w:tblStylePr w:type="lastCol">
       <w:rPr>
-        <w:rFonts w:asciiTheme="majorHAnsi" w:eastAsiaTheme="majorEastAsia" w:hAnsiTheme="majorHAnsi" w:cstheme="majorBidi"/>
+        <w:rFonts w:ascii="Arial" w:hAnsi="Arial" w:cs="Arial" w:eastAsia="Arial"/>
         <w:b/>
         <w:bCs/>
       </w:rPr>
@@ -7216,7 +7216,7 @@
     </w:tblPr>
     <w:tblStylePr w:type="firstRow">
       <w:rPr>
-        <w:rFonts w:asciiTheme="majorHAnsi" w:eastAsiaTheme="majorEastAsia" w:hAnsiTheme="majorHAnsi" w:cstheme="majorBidi"/>
+        <w:rFonts w:ascii="Arial" w:hAnsi="Arial" w:cs="Arial" w:eastAsia="Arial"/>
       </w:rPr>
       <w:tblPr/>
       <w:tcPr>
@@ -7300,7 +7300,7 @@
     </w:tblPr>
     <w:tblStylePr w:type="firstRow">
       <w:rPr>
-        <w:rFonts w:asciiTheme="majorHAnsi" w:eastAsiaTheme="majorEastAsia" w:hAnsiTheme="majorHAnsi" w:cstheme="majorBidi"/>
+        <w:rFonts w:ascii="Arial" w:hAnsi="Arial" w:cs="Arial" w:eastAsia="Arial"/>
       </w:rPr>
       <w:tblPr/>
       <w:tcPr>
@@ -7384,7 +7384,7 @@
     </w:tblPr>
     <w:tblStylePr w:type="firstRow">
       <w:rPr>
-        <w:rFonts w:asciiTheme="majorHAnsi" w:eastAsiaTheme="majorEastAsia" w:hAnsiTheme="majorHAnsi" w:cstheme="majorBidi"/>
+        <w:rFonts w:ascii="Arial" w:hAnsi="Arial" w:cs="Arial" w:eastAsia="Arial"/>
       </w:rPr>
       <w:tblPr/>
       <w:tcPr>
@@ -7468,7 +7468,7 @@
     </w:tblPr>
     <w:tblStylePr w:type="firstRow">
       <w:rPr>
-        <w:rFonts w:asciiTheme="majorHAnsi" w:eastAsiaTheme="majorEastAsia" w:hAnsiTheme="majorHAnsi" w:cstheme="majorBidi"/>
+        <w:rFonts w:ascii="Arial" w:hAnsi="Arial" w:cs="Arial" w:eastAsia="Arial"/>
       </w:rPr>
       <w:tblPr/>
       <w:tcPr>
@@ -7552,7 +7552,7 @@
     </w:tblPr>
     <w:tblStylePr w:type="firstRow">
       <w:rPr>
-        <w:rFonts w:asciiTheme="majorHAnsi" w:eastAsiaTheme="majorEastAsia" w:hAnsiTheme="majorHAnsi" w:cstheme="majorBidi"/>
+        <w:rFonts w:ascii="Arial" w:hAnsi="Arial" w:cs="Arial" w:eastAsia="Arial"/>
       </w:rPr>
       <w:tblPr/>
       <w:tcPr>
@@ -7636,7 +7636,7 @@
     </w:tblPr>
     <w:tblStylePr w:type="firstRow">
       <w:rPr>
-        <w:rFonts w:asciiTheme="majorHAnsi" w:eastAsiaTheme="majorEastAsia" w:hAnsiTheme="majorHAnsi" w:cstheme="majorBidi"/>
+        <w:rFonts w:ascii="Arial" w:hAnsi="Arial" w:cs="Arial" w:eastAsia="Arial"/>
       </w:rPr>
       <w:tblPr/>
       <w:tcPr>
@@ -7720,7 +7720,7 @@
     </w:tblPr>
     <w:tblStylePr w:type="firstRow">
       <w:rPr>
-        <w:rFonts w:asciiTheme="majorHAnsi" w:eastAsiaTheme="majorEastAsia" w:hAnsiTheme="majorHAnsi" w:cstheme="majorBidi"/>
+        <w:rFonts w:ascii="Arial" w:hAnsi="Arial" w:cs="Arial" w:eastAsia="Arial"/>
       </w:rPr>
       <w:tblPr/>
       <w:tcPr>
@@ -7785,7 +7785,7 @@
       <w:spacing w:after="0" w:line="240" w:lineRule="auto"/>
     </w:pPr>
     <w:rPr>
-      <w:rFonts w:asciiTheme="majorHAnsi" w:eastAsiaTheme="majorEastAsia" w:hAnsiTheme="majorHAnsi" w:cstheme="majorBidi"/>
+      <w:rFonts w:ascii="Arial" w:hAnsi="Arial" w:cs="Arial" w:eastAsia="Arial"/>
       <w:color w:val="000000" w:themeColor="text1"/>
     </w:rPr>
     <w:tblPr>
@@ -7913,7 +7913,7 @@
       <w:spacing w:after="0" w:line="240" w:lineRule="auto"/>
     </w:pPr>
     <w:rPr>
-      <w:rFonts w:asciiTheme="majorHAnsi" w:eastAsiaTheme="majorEastAsia" w:hAnsiTheme="majorHAnsi" w:cstheme="majorBidi"/>
+      <w:rFonts w:ascii="Arial" w:hAnsi="Arial" w:cs="Arial" w:eastAsia="Arial"/>
       <w:color w:val="000000" w:themeColor="text1"/>
     </w:rPr>
     <w:tblPr>
@@ -8041,7 +8041,7 @@
       <w:spacing w:after="0" w:line="240" w:lineRule="auto"/>
     </w:pPr>
     <w:rPr>
-      <w:rFonts w:asciiTheme="majorHAnsi" w:eastAsiaTheme="majorEastAsia" w:hAnsiTheme="majorHAnsi" w:cstheme="majorBidi"/>
+      <w:rFonts w:ascii="Arial" w:hAnsi="Arial" w:cs="Arial" w:eastAsia="Arial"/>
       <w:color w:val="000000" w:themeColor="text1"/>
     </w:rPr>
     <w:tblPr>
@@ -8169,7 +8169,7 @@
       <w:spacing w:after="0" w:line="240" w:lineRule="auto"/>
     </w:pPr>
     <w:rPr>
-      <w:rFonts w:asciiTheme="majorHAnsi" w:eastAsiaTheme="majorEastAsia" w:hAnsiTheme="majorHAnsi" w:cstheme="majorBidi"/>
+      <w:rFonts w:ascii="Arial" w:hAnsi="Arial" w:cs="Arial" w:eastAsia="Arial"/>
       <w:color w:val="000000" w:themeColor="text1"/>
     </w:rPr>
     <w:tblPr>
@@ -8297,7 +8297,7 @@
       <w:spacing w:after="0" w:line="240" w:lineRule="auto"/>
     </w:pPr>
     <w:rPr>
-      <w:rFonts w:asciiTheme="majorHAnsi" w:eastAsiaTheme="majorEastAsia" w:hAnsiTheme="majorHAnsi" w:cstheme="majorBidi"/>
+      <w:rFonts w:ascii="Arial" w:hAnsi="Arial" w:cs="Arial" w:eastAsia="Arial"/>
       <w:color w:val="000000" w:themeColor="text1"/>
     </w:rPr>
     <w:tblPr>
@@ -8425,7 +8425,7 @@
       <w:spacing w:after="0" w:line="240" w:lineRule="auto"/>
     </w:pPr>
     <w:rPr>
-      <w:rFonts w:asciiTheme="majorHAnsi" w:eastAsiaTheme="majorEastAsia" w:hAnsiTheme="majorHAnsi" w:cstheme="majorBidi"/>
+      <w:rFonts w:ascii="Arial" w:hAnsi="Arial" w:cs="Arial" w:eastAsia="Arial"/>
       <w:color w:val="000000" w:themeColor="text1"/>
     </w:rPr>
     <w:tblPr>
@@ -8553,7 +8553,7 @@
       <w:spacing w:after="0" w:line="240" w:lineRule="auto"/>
     </w:pPr>
     <w:rPr>
-      <w:rFonts w:asciiTheme="majorHAnsi" w:eastAsiaTheme="majorEastAsia" w:hAnsiTheme="majorHAnsi" w:cstheme="majorBidi"/>
+      <w:rFonts w:ascii="Arial" w:hAnsi="Arial" w:cs="Arial" w:eastAsia="Arial"/>
       <w:color w:val="000000" w:themeColor="text1"/>
     </w:rPr>
     <w:tblPr>
@@ -9192,7 +9192,7 @@
       <w:spacing w:after="0" w:line="240" w:lineRule="auto"/>
     </w:pPr>
     <w:rPr>
-      <w:rFonts w:asciiTheme="majorHAnsi" w:eastAsiaTheme="majorEastAsia" w:hAnsiTheme="majorHAnsi" w:cstheme="majorBidi"/>
+      <w:rFonts w:ascii="Arial" w:hAnsi="Arial" w:cs="Arial" w:eastAsia="Arial"/>
       <w:color w:val="000000" w:themeColor="text1"/>
     </w:rPr>
     <w:tblPr>
@@ -9317,7 +9317,7 @@
       <w:spacing w:after="0" w:line="240" w:lineRule="auto"/>
     </w:pPr>
     <w:rPr>
-      <w:rFonts w:asciiTheme="majorHAnsi" w:eastAsiaTheme="majorEastAsia" w:hAnsiTheme="majorHAnsi" w:cstheme="majorBidi"/>
+      <w:rFonts w:ascii="Arial" w:hAnsi="Arial" w:cs="Arial" w:eastAsia="Arial"/>
       <w:color w:val="000000" w:themeColor="text1"/>
     </w:rPr>
     <w:tblPr>
@@ -9442,7 +9442,7 @@
       <w:spacing w:after="0" w:line="240" w:lineRule="auto"/>
     </w:pPr>
     <w:rPr>
-      <w:rFonts w:asciiTheme="majorHAnsi" w:eastAsiaTheme="majorEastAsia" w:hAnsiTheme="majorHAnsi" w:cstheme="majorBidi"/>
+      <w:rFonts w:ascii="Arial" w:hAnsi="Arial" w:cs="Arial" w:eastAsia="Arial"/>
       <w:color w:val="000000" w:themeColor="text1"/>
     </w:rPr>
     <w:tblPr>
@@ -9567,7 +9567,7 @@
       <w:spacing w:after="0" w:line="240" w:lineRule="auto"/>
     </w:pPr>
     <w:rPr>
-      <w:rFonts w:asciiTheme="majorHAnsi" w:eastAsiaTheme="majorEastAsia" w:hAnsiTheme="majorHAnsi" w:cstheme="majorBidi"/>
+      <w:rFonts w:ascii="Arial" w:hAnsi="Arial" w:cs="Arial" w:eastAsia="Arial"/>
       <w:color w:val="000000" w:themeColor="text1"/>
     </w:rPr>
     <w:tblPr>
@@ -9692,7 +9692,7 @@
       <w:spacing w:after="0" w:line="240" w:lineRule="auto"/>
     </w:pPr>
     <w:rPr>
-      <w:rFonts w:asciiTheme="majorHAnsi" w:eastAsiaTheme="majorEastAsia" w:hAnsiTheme="majorHAnsi" w:cstheme="majorBidi"/>
+      <w:rFonts w:ascii="Arial" w:hAnsi="Arial" w:cs="Arial" w:eastAsia="Arial"/>
       <w:color w:val="000000" w:themeColor="text1"/>
     </w:rPr>
     <w:tblPr>
@@ -9817,7 +9817,7 @@
       <w:spacing w:after="0" w:line="240" w:lineRule="auto"/>
     </w:pPr>
     <w:rPr>
-      <w:rFonts w:asciiTheme="majorHAnsi" w:eastAsiaTheme="majorEastAsia" w:hAnsiTheme="majorHAnsi" w:cstheme="majorBidi"/>
+      <w:rFonts w:ascii="Arial" w:hAnsi="Arial" w:cs="Arial" w:eastAsia="Arial"/>
       <w:color w:val="000000" w:themeColor="text1"/>
     </w:rPr>
     <w:tblPr>
@@ -9942,7 +9942,7 @@
       <w:spacing w:after="0" w:line="240" w:lineRule="auto"/>
     </w:pPr>
     <w:rPr>
-      <w:rFonts w:asciiTheme="majorHAnsi" w:eastAsiaTheme="majorEastAsia" w:hAnsiTheme="majorHAnsi" w:cstheme="majorBidi"/>
+      <w:rFonts w:ascii="Arial" w:hAnsi="Arial" w:cs="Arial" w:eastAsia="Arial"/>
       <w:color w:val="000000" w:themeColor="text1"/>
     </w:rPr>
     <w:tblPr>
@@ -13857,7 +13857,7 @@
   <w:docDefaults>
     <w:rPrDefault>
       <w:rPr>
-        <w:rFonts w:asciiTheme="minorHAnsi" w:eastAsiaTheme="minorEastAsia" w:hAnsiTheme="minorHAnsi" w:cstheme="minorBidi"/>
+        <w:rFonts w:ascii="Arial" w:hAnsi="Arial" w:cs="Arial" w:eastAsia="Arial"/>
         <w:sz w:val="22"/>
         <w:szCs w:val="22"/>
         <w:lang w:val="en-US" w:eastAsia="en-US" w:bidi="ar-SA"/>
@@ -14028,7 +14028,7 @@
       <w:outlineLvl w:val="0"/>
     </w:pPr>
     <w:rPr>
-      <w:rFonts w:asciiTheme="majorHAnsi" w:eastAsiaTheme="majorEastAsia" w:hAnsiTheme="majorHAnsi" w:cstheme="majorBidi"/>
+      <w:rFonts w:ascii="Arial" w:hAnsi="Arial" w:cs="Arial" w:eastAsia="Arial"/>
       <w:b/>
       <w:bCs/>
       <w:color w:val="365F91" w:themeColor="accent1" w:themeShade="BF"/>
@@ -14052,7 +14052,7 @@
       <w:outlineLvl w:val="1"/>
     </w:pPr>
     <w:rPr>
-      <w:rFonts w:asciiTheme="majorHAnsi" w:eastAsiaTheme="majorEastAsia" w:hAnsiTheme="majorHAnsi" w:cstheme="majorBidi"/>
+      <w:rFonts w:ascii="Arial" w:hAnsi="Arial" w:cs="Arial" w:eastAsia="Arial"/>
       <w:b/>
       <w:bCs/>
       <w:color w:val="4F81BD" w:themeColor="accent1"/>
@@ -14076,7 +14076,7 @@
       <w:outlineLvl w:val="2"/>
     </w:pPr>
     <w:rPr>
-      <w:rFonts w:asciiTheme="majorHAnsi" w:eastAsiaTheme="majorEastAsia" w:hAnsiTheme="majorHAnsi" w:cstheme="majorBidi"/>
+      <w:rFonts w:ascii="Arial" w:hAnsi="Arial" w:cs="Arial" w:eastAsia="Arial"/>
       <w:b/>
       <w:bCs/>
       <w:color w:val="4F81BD" w:themeColor="accent1"/>
@@ -14099,7 +14099,7 @@
       <w:outlineLvl w:val="3"/>
     </w:pPr>
     <w:rPr>
-      <w:rFonts w:asciiTheme="majorHAnsi" w:eastAsiaTheme="majorEastAsia" w:hAnsiTheme="majorHAnsi" w:cstheme="majorBidi"/>
+      <w:rFonts w:ascii="Arial" w:hAnsi="Arial" w:cs="Arial" w:eastAsia="Arial"/>
       <w:b/>
       <w:bCs/>
       <w:i/>
@@ -14124,7 +14124,7 @@
       <w:outlineLvl w:val="4"/>
     </w:pPr>
     <w:rPr>
-      <w:rFonts w:asciiTheme="majorHAnsi" w:eastAsiaTheme="majorEastAsia" w:hAnsiTheme="majorHAnsi" w:cstheme="majorBidi"/>
+      <w:rFonts w:ascii="Arial" w:hAnsi="Arial" w:cs="Arial" w:eastAsia="Arial"/>
       <w:color w:val="243F60" w:themeColor="accent1" w:themeShade="7F"/>
     </w:rPr>
   </w:style>
@@ -14145,7 +14145,7 @@
       <w:outlineLvl w:val="5"/>
     </w:pPr>
     <w:rPr>
-      <w:rFonts w:asciiTheme="majorHAnsi" w:eastAsiaTheme="majorEastAsia" w:hAnsiTheme="majorHAnsi" w:cstheme="majorBidi"/>
+      <w:rFonts w:ascii="Arial" w:hAnsi="Arial" w:cs="Arial" w:eastAsia="Arial"/>
       <w:i/>
       <w:iCs/>
       <w:color w:val="243F60" w:themeColor="accent1" w:themeShade="7F"/>
@@ -14168,7 +14168,7 @@
       <w:outlineLvl w:val="6"/>
     </w:pPr>
     <w:rPr>
-      <w:rFonts w:asciiTheme="majorHAnsi" w:eastAsiaTheme="majorEastAsia" w:hAnsiTheme="majorHAnsi" w:cstheme="majorBidi"/>
+      <w:rFonts w:ascii="Arial" w:hAnsi="Arial" w:cs="Arial" w:eastAsia="Arial"/>
       <w:i/>
       <w:iCs/>
       <w:color w:val="404040" w:themeColor="text1" w:themeTint="BF"/>
@@ -14191,7 +14191,7 @@
       <w:outlineLvl w:val="7"/>
     </w:pPr>
     <w:rPr>
-      <w:rFonts w:asciiTheme="majorHAnsi" w:eastAsiaTheme="majorEastAsia" w:hAnsiTheme="majorHAnsi" w:cstheme="majorBidi"/>
+      <w:rFonts w:ascii="Arial" w:hAnsi="Arial" w:cs="Arial" w:eastAsia="Arial"/>
       <w:color w:val="4F81BD" w:themeColor="accent1"/>
       <w:sz w:val="20"/>
       <w:szCs w:val="20"/>
@@ -14214,7 +14214,7 @@
       <w:outlineLvl w:val="8"/>
     </w:pPr>
     <w:rPr>
-      <w:rFonts w:asciiTheme="majorHAnsi" w:eastAsiaTheme="majorEastAsia" w:hAnsiTheme="majorHAnsi" w:cstheme="majorBidi"/>
+      <w:rFonts w:ascii="Arial" w:hAnsi="Arial" w:cs="Arial" w:eastAsia="Arial"/>
       <w:i/>
       <w:iCs/>
       <w:color w:val="404040" w:themeColor="text1" w:themeTint="BF"/>
@@ -14265,7 +14265,7 @@
     <w:uiPriority w:val="9"/>
     <w:rsid w:val="00FC693F"/>
     <w:rPr>
-      <w:rFonts w:asciiTheme="majorHAnsi" w:eastAsiaTheme="majorEastAsia" w:hAnsiTheme="majorHAnsi" w:cstheme="majorBidi"/>
+      <w:rFonts w:ascii="Arial" w:hAnsi="Arial" w:cs="Arial" w:eastAsia="Arial"/>
       <w:b/>
       <w:bCs/>
       <w:color w:val="365F91" w:themeColor="accent1" w:themeShade="BF"/>
@@ -14280,7 +14280,7 @@
     <w:uiPriority w:val="9"/>
     <w:rsid w:val="00FC693F"/>
     <w:rPr>
-      <w:rFonts w:asciiTheme="majorHAnsi" w:eastAsiaTheme="majorEastAsia" w:hAnsiTheme="majorHAnsi" w:cstheme="majorBidi"/>
+      <w:rFonts w:ascii="Arial" w:hAnsi="Arial" w:cs="Arial" w:eastAsia="Arial"/>
       <w:b/>
       <w:bCs/>
       <w:color w:val="4F81BD" w:themeColor="accent1"/>
@@ -14295,7 +14295,7 @@
     <w:uiPriority w:val="9"/>
     <w:rsid w:val="00FC693F"/>
     <w:rPr>
-      <w:rFonts w:asciiTheme="majorHAnsi" w:eastAsiaTheme="majorEastAsia" w:hAnsiTheme="majorHAnsi" w:cstheme="majorBidi"/>
+      <w:rFonts w:ascii="Arial" w:hAnsi="Arial" w:cs="Arial" w:eastAsia="Arial"/>
       <w:b/>
       <w:bCs/>
       <w:color w:val="4F81BD" w:themeColor="accent1"/>
@@ -14317,7 +14317,7 @@
       <w:contextualSpacing/>
     </w:pPr>
     <w:rPr>
-      <w:rFonts w:asciiTheme="majorHAnsi" w:eastAsiaTheme="majorEastAsia" w:hAnsiTheme="majorHAnsi" w:cstheme="majorBidi"/>
+      <w:rFonts w:ascii="Arial" w:hAnsi="Arial" w:cs="Arial" w:eastAsia="Arial"/>
       <w:color w:val="17365D" w:themeColor="text2" w:themeShade="BF"/>
       <w:spacing w:val="5"/>
       <w:kern w:val="28"/>
@@ -14332,7 +14332,7 @@
     <w:uiPriority w:val="10"/>
     <w:rsid w:val="00FC693F"/>
     <w:rPr>
-      <w:rFonts w:asciiTheme="majorHAnsi" w:eastAsiaTheme="majorEastAsia" w:hAnsiTheme="majorHAnsi" w:cstheme="majorBidi"/>
+      <w:rFonts w:ascii="Arial" w:hAnsi="Arial" w:cs="Arial" w:eastAsia="Arial"/>
       <w:color w:val="17365D" w:themeColor="text2" w:themeShade="BF"/>
       <w:spacing w:val="5"/>
       <w:kern w:val="28"/>
@@ -14354,7 +14354,7 @@
       </w:numPr>
     </w:pPr>
     <w:rPr>
-      <w:rFonts w:asciiTheme="majorHAnsi" w:eastAsiaTheme="majorEastAsia" w:hAnsiTheme="majorHAnsi" w:cstheme="majorBidi"/>
+      <w:rFonts w:ascii="Arial" w:hAnsi="Arial" w:cs="Arial" w:eastAsia="Arial"/>
       <w:i/>
       <w:iCs/>
       <w:color w:val="4F81BD" w:themeColor="accent1"/>
@@ -14370,7 +14370,7 @@
     <w:uiPriority w:val="11"/>
     <w:rsid w:val="00FC693F"/>
     <w:rPr>
-      <w:rFonts w:asciiTheme="majorHAnsi" w:eastAsiaTheme="majorEastAsia" w:hAnsiTheme="majorHAnsi" w:cstheme="majorBidi"/>
+      <w:rFonts w:ascii="Arial" w:hAnsi="Arial" w:cs="Arial" w:eastAsia="Arial"/>
       <w:i/>
       <w:iCs/>
       <w:color w:val="4F81BD" w:themeColor="accent1"/>
@@ -14617,7 +14617,7 @@
       </w:tabs>
     </w:pPr>
     <w:rPr>
-      <w:rFonts w:ascii="Courier" w:hAnsi="Courier"/>
+      <w:rFonts w:ascii="Arial" w:hAnsi="Arial" w:cs="Arial" w:eastAsia="Arial"/>
       <w:sz w:val="20"/>
       <w:szCs w:val="20"/>
     </w:rPr>
@@ -14629,7 +14629,7 @@
     <w:uiPriority w:val="99"/>
     <w:rsid w:val="0029639D"/>
     <w:rPr>
-      <w:rFonts w:ascii="Courier" w:hAnsi="Courier"/>
+      <w:rFonts w:ascii="Arial" w:hAnsi="Arial" w:cs="Arial" w:eastAsia="Arial"/>
       <w:sz w:val="20"/>
       <w:szCs w:val="20"/>
     </w:rPr>
@@ -14668,7 +14668,7 @@
     <w:semiHidden/>
     <w:rsid w:val="00FC693F"/>
     <w:rPr>
-      <w:rFonts w:asciiTheme="majorHAnsi" w:eastAsiaTheme="majorEastAsia" w:hAnsiTheme="majorHAnsi" w:cstheme="majorBidi"/>
+      <w:rFonts w:ascii="Arial" w:hAnsi="Arial" w:cs="Arial" w:eastAsia="Arial"/>
       <w:b/>
       <w:bCs/>
       <w:i/>
@@ -14684,7 +14684,7 @@
     <w:semiHidden/>
     <w:rsid w:val="00FC693F"/>
     <w:rPr>
-      <w:rFonts w:asciiTheme="majorHAnsi" w:eastAsiaTheme="majorEastAsia" w:hAnsiTheme="majorHAnsi" w:cstheme="majorBidi"/>
+      <w:rFonts w:ascii="Arial" w:hAnsi="Arial" w:cs="Arial" w:eastAsia="Arial"/>
       <w:color w:val="243F60" w:themeColor="accent1" w:themeShade="7F"/>
     </w:rPr>
   </w:style>
@@ -14696,7 +14696,7 @@
     <w:semiHidden/>
     <w:rsid w:val="00FC693F"/>
     <w:rPr>
-      <w:rFonts w:asciiTheme="majorHAnsi" w:eastAsiaTheme="majorEastAsia" w:hAnsiTheme="majorHAnsi" w:cstheme="majorBidi"/>
+      <w:rFonts w:ascii="Arial" w:hAnsi="Arial" w:cs="Arial" w:eastAsia="Arial"/>
       <w:i/>
       <w:iCs/>
       <w:color w:val="243F60" w:themeColor="accent1" w:themeShade="7F"/>
@@ -14710,7 +14710,7 @@
     <w:semiHidden/>
     <w:rsid w:val="00FC693F"/>
     <w:rPr>
-      <w:rFonts w:asciiTheme="majorHAnsi" w:eastAsiaTheme="majorEastAsia" w:hAnsiTheme="majorHAnsi" w:cstheme="majorBidi"/>
+      <w:rFonts w:ascii="Arial" w:hAnsi="Arial" w:cs="Arial" w:eastAsia="Arial"/>
       <w:i/>
       <w:iCs/>
       <w:color w:val="404040" w:themeColor="text1" w:themeTint="BF"/>
@@ -14724,7 +14724,7 @@
     <w:semiHidden/>
     <w:rsid w:val="00FC693F"/>
     <w:rPr>
-      <w:rFonts w:asciiTheme="majorHAnsi" w:eastAsiaTheme="majorEastAsia" w:hAnsiTheme="majorHAnsi" w:cstheme="majorBidi"/>
+      <w:rFonts w:ascii="Arial" w:hAnsi="Arial" w:cs="Arial" w:eastAsia="Arial"/>
       <w:color w:val="4F81BD" w:themeColor="accent1"/>
       <w:sz w:val="20"/>
       <w:szCs w:val="20"/>
@@ -14738,7 +14738,7 @@
     <w:semiHidden/>
     <w:rsid w:val="00FC693F"/>
     <w:rPr>
-      <w:rFonts w:asciiTheme="majorHAnsi" w:eastAsiaTheme="majorEastAsia" w:hAnsiTheme="majorHAnsi" w:cstheme="majorBidi"/>
+      <w:rFonts w:ascii="Arial" w:hAnsi="Arial" w:cs="Arial" w:eastAsia="Arial"/>
       <w:i/>
       <w:iCs/>
       <w:color w:val="404040" w:themeColor="text1" w:themeTint="BF"/>
@@ -16327,7 +16327,7 @@
         <w:spacing w:before="0" w:after="0" w:line="240" w:lineRule="auto"/>
       </w:pPr>
       <w:rPr>
-        <w:rFonts w:asciiTheme="majorHAnsi" w:eastAsiaTheme="majorEastAsia" w:hAnsiTheme="majorHAnsi" w:cstheme="majorBidi"/>
+        <w:rFonts w:ascii="Arial" w:hAnsi="Arial" w:cs="Arial" w:eastAsia="Arial"/>
         <w:b/>
         <w:bCs/>
       </w:rPr>
@@ -16348,7 +16348,7 @@
         <w:spacing w:before="0" w:after="0" w:line="240" w:lineRule="auto"/>
       </w:pPr>
       <w:rPr>
-        <w:rFonts w:asciiTheme="majorHAnsi" w:eastAsiaTheme="majorEastAsia" w:hAnsiTheme="majorHAnsi" w:cstheme="majorBidi"/>
+        <w:rFonts w:ascii="Arial" w:hAnsi="Arial" w:cs="Arial" w:eastAsia="Arial"/>
         <w:b/>
         <w:bCs/>
       </w:rPr>
@@ -16366,14 +16366,14 @@
     </w:tblStylePr>
     <w:tblStylePr w:type="firstCol">
       <w:rPr>
-        <w:rFonts w:asciiTheme="majorHAnsi" w:eastAsiaTheme="majorEastAsia" w:hAnsiTheme="majorHAnsi" w:cstheme="majorBidi"/>
+        <w:rFonts w:ascii="Arial" w:hAnsi="Arial" w:cs="Arial" w:eastAsia="Arial"/>
         <w:b/>
         <w:bCs/>
       </w:rPr>
     </w:tblStylePr>
     <w:tblStylePr w:type="lastCol">
       <w:rPr>
-        <w:rFonts w:asciiTheme="majorHAnsi" w:eastAsiaTheme="majorEastAsia" w:hAnsiTheme="majorHAnsi" w:cstheme="majorBidi"/>
+        <w:rFonts w:ascii="Arial" w:hAnsi="Arial" w:cs="Arial" w:eastAsia="Arial"/>
         <w:b/>
         <w:bCs/>
       </w:rPr>
@@ -16457,7 +16457,7 @@
         <w:spacing w:before="0" w:after="0" w:line="240" w:lineRule="auto"/>
       </w:pPr>
       <w:rPr>
-        <w:rFonts w:asciiTheme="majorHAnsi" w:eastAsiaTheme="majorEastAsia" w:hAnsiTheme="majorHAnsi" w:cstheme="majorBidi"/>
+        <w:rFonts w:ascii="Arial" w:hAnsi="Arial" w:cs="Arial" w:eastAsia="Arial"/>
         <w:b/>
         <w:bCs/>
       </w:rPr>
@@ -16478,7 +16478,7 @@
         <w:spacing w:before="0" w:after="0" w:line="240" w:lineRule="auto"/>
       </w:pPr>
       <w:rPr>
-        <w:rFonts w:asciiTheme="majorHAnsi" w:eastAsiaTheme="majorEastAsia" w:hAnsiTheme="majorHAnsi" w:cstheme="majorBidi"/>
+        <w:rFonts w:ascii="Arial" w:hAnsi="Arial" w:cs="Arial" w:eastAsia="Arial"/>
         <w:b/>
         <w:bCs/>
       </w:rPr>
@@ -16496,14 +16496,14 @@
     </w:tblStylePr>
     <w:tblStylePr w:type="firstCol">
       <w:rPr>
-        <w:rFonts w:asciiTheme="majorHAnsi" w:eastAsiaTheme="majorEastAsia" w:hAnsiTheme="majorHAnsi" w:cstheme="majorBidi"/>
+        <w:rFonts w:ascii="Arial" w:hAnsi="Arial" w:cs="Arial" w:eastAsia="Arial"/>
         <w:b/>
         <w:bCs/>
       </w:rPr>
     </w:tblStylePr>
     <w:tblStylePr w:type="lastCol">
       <w:rPr>
-        <w:rFonts w:asciiTheme="majorHAnsi" w:eastAsiaTheme="majorEastAsia" w:hAnsiTheme="majorHAnsi" w:cstheme="majorBidi"/>
+        <w:rFonts w:ascii="Arial" w:hAnsi="Arial" w:cs="Arial" w:eastAsia="Arial"/>
         <w:b/>
         <w:bCs/>
       </w:rPr>
@@ -16587,7 +16587,7 @@
         <w:spacing w:before="0" w:after="0" w:line="240" w:lineRule="auto"/>
       </w:pPr>
       <w:rPr>
-        <w:rFonts w:asciiTheme="majorHAnsi" w:eastAsiaTheme="majorEastAsia" w:hAnsiTheme="majorHAnsi" w:cstheme="majorBidi"/>
+        <w:rFonts w:ascii="Arial" w:hAnsi="Arial" w:cs="Arial" w:eastAsia="Arial"/>
         <w:b/>
         <w:bCs/>
       </w:rPr>
@@ -16608,7 +16608,7 @@
         <w:spacing w:before="0" w:after="0" w:line="240" w:lineRule="auto"/>
       </w:pPr>
       <w:rPr>
-        <w:rFonts w:asciiTheme="majorHAnsi" w:eastAsiaTheme="majorEastAsia" w:hAnsiTheme="majorHAnsi" w:cstheme="majorBidi"/>
+        <w:rFonts w:ascii="Arial" w:hAnsi="Arial" w:cs="Arial" w:eastAsia="Arial"/>
         <w:b/>
         <w:bCs/>
       </w:rPr>
@@ -16626,14 +16626,14 @@
     </w:tblStylePr>
     <w:tblStylePr w:type="firstCol">
       <w:rPr>
-        <w:rFonts w:asciiTheme="majorHAnsi" w:eastAsiaTheme="majorEastAsia" w:hAnsiTheme="majorHAnsi" w:cstheme="majorBidi"/>
+        <w:rFonts w:ascii="Arial" w:hAnsi="Arial" w:cs="Arial" w:eastAsia="Arial"/>
         <w:b/>
         <w:bCs/>
       </w:rPr>
     </w:tblStylePr>
     <w:tblStylePr w:type="lastCol">
       <w:rPr>
-        <w:rFonts w:asciiTheme="majorHAnsi" w:eastAsiaTheme="majorEastAsia" w:hAnsiTheme="majorHAnsi" w:cstheme="majorBidi"/>
+        <w:rFonts w:ascii="Arial" w:hAnsi="Arial" w:cs="Arial" w:eastAsia="Arial"/>
         <w:b/>
         <w:bCs/>
       </w:rPr>
@@ -16717,7 +16717,7 @@
         <w:spacing w:before="0" w:after="0" w:line="240" w:lineRule="auto"/>
       </w:pPr>
       <w:rPr>
-        <w:rFonts w:asciiTheme="majorHAnsi" w:eastAsiaTheme="majorEastAsia" w:hAnsiTheme="majorHAnsi" w:cstheme="majorBidi"/>
+        <w:rFonts w:ascii="Arial" w:hAnsi="Arial" w:cs="Arial" w:eastAsia="Arial"/>
         <w:b/>
         <w:bCs/>
       </w:rPr>
@@ -16738,7 +16738,7 @@
         <w:spacing w:before="0" w:after="0" w:line="240" w:lineRule="auto"/>
       </w:pPr>
       <w:rPr>
-        <w:rFonts w:asciiTheme="majorHAnsi" w:eastAsiaTheme="majorEastAsia" w:hAnsiTheme="majorHAnsi" w:cstheme="majorBidi"/>
+        <w:rFonts w:ascii="Arial" w:hAnsi="Arial" w:cs="Arial" w:eastAsia="Arial"/>
         <w:b/>
         <w:bCs/>
       </w:rPr>
@@ -16756,14 +16756,14 @@
     </w:tblStylePr>
     <w:tblStylePr w:type="firstCol">
       <w:rPr>
-        <w:rFonts w:asciiTheme="majorHAnsi" w:eastAsiaTheme="majorEastAsia" w:hAnsiTheme="majorHAnsi" w:cstheme="majorBidi"/>
+        <w:rFonts w:ascii="Arial" w:hAnsi="Arial" w:cs="Arial" w:eastAsia="Arial"/>
         <w:b/>
         <w:bCs/>
       </w:rPr>
     </w:tblStylePr>
     <w:tblStylePr w:type="lastCol">
       <w:rPr>
-        <w:rFonts w:asciiTheme="majorHAnsi" w:eastAsiaTheme="majorEastAsia" w:hAnsiTheme="majorHAnsi" w:cstheme="majorBidi"/>
+        <w:rFonts w:ascii="Arial" w:hAnsi="Arial" w:cs="Arial" w:eastAsia="Arial"/>
         <w:b/>
         <w:bCs/>
       </w:rPr>
@@ -16847,7 +16847,7 @@
         <w:spacing w:before="0" w:after="0" w:line="240" w:lineRule="auto"/>
       </w:pPr>
       <w:rPr>
-        <w:rFonts w:asciiTheme="majorHAnsi" w:eastAsiaTheme="majorEastAsia" w:hAnsiTheme="majorHAnsi" w:cstheme="majorBidi"/>
+        <w:rFonts w:ascii="Arial" w:hAnsi="Arial" w:cs="Arial" w:eastAsia="Arial"/>
         <w:b/>
         <w:bCs/>
       </w:rPr>
@@ -16868,7 +16868,7 @@
         <w:spacing w:before="0" w:after="0" w:line="240" w:lineRule="auto"/>
       </w:pPr>
       <w:rPr>
-        <w:rFonts w:asciiTheme="majorHAnsi" w:eastAsiaTheme="majorEastAsia" w:hAnsiTheme="majorHAnsi" w:cstheme="majorBidi"/>
+        <w:rFonts w:ascii="Arial" w:hAnsi="Arial" w:cs="Arial" w:eastAsia="Arial"/>
         <w:b/>
         <w:bCs/>
       </w:rPr>
@@ -16886,14 +16886,14 @@
     </w:tblStylePr>
     <w:tblStylePr w:type="firstCol">
       <w:rPr>
-        <w:rFonts w:asciiTheme="majorHAnsi" w:eastAsiaTheme="majorEastAsia" w:hAnsiTheme="majorHAnsi" w:cstheme="majorBidi"/>
+        <w:rFonts w:ascii="Arial" w:hAnsi="Arial" w:cs="Arial" w:eastAsia="Arial"/>
         <w:b/>
         <w:bCs/>
       </w:rPr>
     </w:tblStylePr>
     <w:tblStylePr w:type="lastCol">
       <w:rPr>
-        <w:rFonts w:asciiTheme="majorHAnsi" w:eastAsiaTheme="majorEastAsia" w:hAnsiTheme="majorHAnsi" w:cstheme="majorBidi"/>
+        <w:rFonts w:ascii="Arial" w:hAnsi="Arial" w:cs="Arial" w:eastAsia="Arial"/>
         <w:b/>
         <w:bCs/>
       </w:rPr>
@@ -16977,7 +16977,7 @@
         <w:spacing w:before="0" w:after="0" w:line="240" w:lineRule="auto"/>
       </w:pPr>
       <w:rPr>
-        <w:rFonts w:asciiTheme="majorHAnsi" w:eastAsiaTheme="majorEastAsia" w:hAnsiTheme="majorHAnsi" w:cstheme="majorBidi"/>
+        <w:rFonts w:ascii="Arial" w:hAnsi="Arial" w:cs="Arial" w:eastAsia="Arial"/>
         <w:b/>
         <w:bCs/>
       </w:rPr>
@@ -16998,7 +16998,7 @@
         <w:spacing w:before="0" w:after="0" w:line="240" w:lineRule="auto"/>
       </w:pPr>
       <w:rPr>
-        <w:rFonts w:asciiTheme="majorHAnsi" w:eastAsiaTheme="majorEastAsia" w:hAnsiTheme="majorHAnsi" w:cstheme="majorBidi"/>
+        <w:rFonts w:ascii="Arial" w:hAnsi="Arial" w:cs="Arial" w:eastAsia="Arial"/>
         <w:b/>
         <w:bCs/>
       </w:rPr>
@@ -17016,14 +17016,14 @@
     </w:tblStylePr>
     <w:tblStylePr w:type="firstCol">
       <w:rPr>
-        <w:rFonts w:asciiTheme="majorHAnsi" w:eastAsiaTheme="majorEastAsia" w:hAnsiTheme="majorHAnsi" w:cstheme="majorBidi"/>
+        <w:rFonts w:ascii="Arial" w:hAnsi="Arial" w:cs="Arial" w:eastAsia="Arial"/>
         <w:b/>
         <w:bCs/>
       </w:rPr>
     </w:tblStylePr>
     <w:tblStylePr w:type="lastCol">
       <w:rPr>
-        <w:rFonts w:asciiTheme="majorHAnsi" w:eastAsiaTheme="majorEastAsia" w:hAnsiTheme="majorHAnsi" w:cstheme="majorBidi"/>
+        <w:rFonts w:ascii="Arial" w:hAnsi="Arial" w:cs="Arial" w:eastAsia="Arial"/>
         <w:b/>
         <w:bCs/>
       </w:rPr>
@@ -17107,7 +17107,7 @@
         <w:spacing w:before="0" w:after="0" w:line="240" w:lineRule="auto"/>
       </w:pPr>
       <w:rPr>
-        <w:rFonts w:asciiTheme="majorHAnsi" w:eastAsiaTheme="majorEastAsia" w:hAnsiTheme="majorHAnsi" w:cstheme="majorBidi"/>
+        <w:rFonts w:ascii="Arial" w:hAnsi="Arial" w:cs="Arial" w:eastAsia="Arial"/>
         <w:b/>
         <w:bCs/>
       </w:rPr>
@@ -17128,7 +17128,7 @@
         <w:spacing w:before="0" w:after="0" w:line="240" w:lineRule="auto"/>
       </w:pPr>
       <w:rPr>
-        <w:rFonts w:asciiTheme="majorHAnsi" w:eastAsiaTheme="majorEastAsia" w:hAnsiTheme="majorHAnsi" w:cstheme="majorBidi"/>
+        <w:rFonts w:ascii="Arial" w:hAnsi="Arial" w:cs="Arial" w:eastAsia="Arial"/>
         <w:b/>
         <w:bCs/>
       </w:rPr>
@@ -17146,14 +17146,14 @@
     </w:tblStylePr>
     <w:tblStylePr w:type="firstCol">
       <w:rPr>
-        <w:rFonts w:asciiTheme="majorHAnsi" w:eastAsiaTheme="majorEastAsia" w:hAnsiTheme="majorHAnsi" w:cstheme="majorBidi"/>
+        <w:rFonts w:ascii="Arial" w:hAnsi="Arial" w:cs="Arial" w:eastAsia="Arial"/>
         <w:b/>
         <w:bCs/>
       </w:rPr>
     </w:tblStylePr>
     <w:tblStylePr w:type="lastCol">
       <w:rPr>
-        <w:rFonts w:asciiTheme="majorHAnsi" w:eastAsiaTheme="majorEastAsia" w:hAnsiTheme="majorHAnsi" w:cstheme="majorBidi"/>
+        <w:rFonts w:ascii="Arial" w:hAnsi="Arial" w:cs="Arial" w:eastAsia="Arial"/>
         <w:b/>
         <w:bCs/>
       </w:rPr>
@@ -19018,7 +19018,7 @@
     </w:tblPr>
     <w:tblStylePr w:type="firstRow">
       <w:rPr>
-        <w:rFonts w:asciiTheme="majorHAnsi" w:eastAsiaTheme="majorEastAsia" w:hAnsiTheme="majorHAnsi" w:cstheme="majorBidi"/>
+        <w:rFonts w:ascii="Arial" w:hAnsi="Arial" w:cs="Arial" w:eastAsia="Arial"/>
       </w:rPr>
       <w:tblPr/>
       <w:tcPr>
@@ -19102,7 +19102,7 @@
     </w:tblPr>
     <w:tblStylePr w:type="firstRow">
       <w:rPr>
-        <w:rFonts w:asciiTheme="majorHAnsi" w:eastAsiaTheme="majorEastAsia" w:hAnsiTheme="majorHAnsi" w:cstheme="majorBidi"/>
+        <w:rFonts w:ascii="Arial" w:hAnsi="Arial" w:cs="Arial" w:eastAsia="Arial"/>
       </w:rPr>
       <w:tblPr/>
       <w:tcPr>
@@ -19186,7 +19186,7 @@
     </w:tblPr>
     <w:tblStylePr w:type="firstRow">
       <w:rPr>
-        <w:rFonts w:asciiTheme="majorHAnsi" w:eastAsiaTheme="majorEastAsia" w:hAnsiTheme="majorHAnsi" w:cstheme="majorBidi"/>
+        <w:rFonts w:ascii="Arial" w:hAnsi="Arial" w:cs="Arial" w:eastAsia="Arial"/>
       </w:rPr>
       <w:tblPr/>
       <w:tcPr>
@@ -19270,7 +19270,7 @@
     </w:tblPr>
     <w:tblStylePr w:type="firstRow">
       <w:rPr>
-        <w:rFonts w:asciiTheme="majorHAnsi" w:eastAsiaTheme="majorEastAsia" w:hAnsiTheme="majorHAnsi" w:cstheme="majorBidi"/>
+        <w:rFonts w:ascii="Arial" w:hAnsi="Arial" w:cs="Arial" w:eastAsia="Arial"/>
       </w:rPr>
       <w:tblPr/>
       <w:tcPr>
@@ -19354,7 +19354,7 @@
     </w:tblPr>
     <w:tblStylePr w:type="firstRow">
       <w:rPr>
-        <w:rFonts w:asciiTheme="majorHAnsi" w:eastAsiaTheme="majorEastAsia" w:hAnsiTheme="majorHAnsi" w:cstheme="majorBidi"/>
+        <w:rFonts w:ascii="Arial" w:hAnsi="Arial" w:cs="Arial" w:eastAsia="Arial"/>
       </w:rPr>
       <w:tblPr/>
       <w:tcPr>
@@ -19438,7 +19438,7 @@
     </w:tblPr>
     <w:tblStylePr w:type="firstRow">
       <w:rPr>
-        <w:rFonts w:asciiTheme="majorHAnsi" w:eastAsiaTheme="majorEastAsia" w:hAnsiTheme="majorHAnsi" w:cstheme="majorBidi"/>
+        <w:rFonts w:ascii="Arial" w:hAnsi="Arial" w:cs="Arial" w:eastAsia="Arial"/>
       </w:rPr>
       <w:tblPr/>
       <w:tcPr>
@@ -19522,7 +19522,7 @@
     </w:tblPr>
     <w:tblStylePr w:type="firstRow">
       <w:rPr>
-        <w:rFonts w:asciiTheme="majorHAnsi" w:eastAsiaTheme="majorEastAsia" w:hAnsiTheme="majorHAnsi" w:cstheme="majorBidi"/>
+        <w:rFonts w:ascii="Arial" w:hAnsi="Arial" w:cs="Arial" w:eastAsia="Arial"/>
       </w:rPr>
       <w:tblPr/>
       <w:tcPr>
@@ -19587,7 +19587,7 @@
       <w:spacing w:after="0" w:line="240" w:lineRule="auto"/>
     </w:pPr>
     <w:rPr>
-      <w:rFonts w:asciiTheme="majorHAnsi" w:eastAsiaTheme="majorEastAsia" w:hAnsiTheme="majorHAnsi" w:cstheme="majorBidi"/>
+      <w:rFonts w:ascii="Arial" w:hAnsi="Arial" w:cs="Arial" w:eastAsia="Arial"/>
       <w:color w:val="000000" w:themeColor="text1"/>
     </w:rPr>
     <w:tblPr>
@@ -19715,7 +19715,7 @@
       <w:spacing w:after="0" w:line="240" w:lineRule="auto"/>
     </w:pPr>
     <w:rPr>
-      <w:rFonts w:asciiTheme="majorHAnsi" w:eastAsiaTheme="majorEastAsia" w:hAnsiTheme="majorHAnsi" w:cstheme="majorBidi"/>
+      <w:rFonts w:ascii="Arial" w:hAnsi="Arial" w:cs="Arial" w:eastAsia="Arial"/>
       <w:color w:val="000000" w:themeColor="text1"/>
     </w:rPr>
     <w:tblPr>
@@ -19843,7 +19843,7 @@
       <w:spacing w:after="0" w:line="240" w:lineRule="auto"/>
     </w:pPr>
     <w:rPr>
-      <w:rFonts w:asciiTheme="majorHAnsi" w:eastAsiaTheme="majorEastAsia" w:hAnsiTheme="majorHAnsi" w:cstheme="majorBidi"/>
+      <w:rFonts w:ascii="Arial" w:hAnsi="Arial" w:cs="Arial" w:eastAsia="Arial"/>
       <w:color w:val="000000" w:themeColor="text1"/>
     </w:rPr>
     <w:tblPr>
@@ -19971,7 +19971,7 @@
       <w:spacing w:after="0" w:line="240" w:lineRule="auto"/>
     </w:pPr>
     <w:rPr>
-      <w:rFonts w:asciiTheme="majorHAnsi" w:eastAsiaTheme="majorEastAsia" w:hAnsiTheme="majorHAnsi" w:cstheme="majorBidi"/>
+      <w:rFonts w:ascii="Arial" w:hAnsi="Arial" w:cs="Arial" w:eastAsia="Arial"/>
       <w:color w:val="000000" w:themeColor="text1"/>
     </w:rPr>
     <w:tblPr>
@@ -20099,7 +20099,7 @@
       <w:spacing w:after="0" w:line="240" w:lineRule="auto"/>
     </w:pPr>
     <w:rPr>
-      <w:rFonts w:asciiTheme="majorHAnsi" w:eastAsiaTheme="majorEastAsia" w:hAnsiTheme="majorHAnsi" w:cstheme="majorBidi"/>
+      <w:rFonts w:ascii="Arial" w:hAnsi="Arial" w:cs="Arial" w:eastAsia="Arial"/>
       <w:color w:val="000000" w:themeColor="text1"/>
     </w:rPr>
     <w:tblPr>
@@ -20227,7 +20227,7 @@
       <w:spacing w:after="0" w:line="240" w:lineRule="auto"/>
     </w:pPr>
     <w:rPr>
-      <w:rFonts w:asciiTheme="majorHAnsi" w:eastAsiaTheme="majorEastAsia" w:hAnsiTheme="majorHAnsi" w:cstheme="majorBidi"/>
+      <w:rFonts w:ascii="Arial" w:hAnsi="Arial" w:cs="Arial" w:eastAsia="Arial"/>
       <w:color w:val="000000" w:themeColor="text1"/>
     </w:rPr>
     <w:tblPr>
@@ -20355,7 +20355,7 @@
       <w:spacing w:after="0" w:line="240" w:lineRule="auto"/>
     </w:pPr>
     <w:rPr>
-      <w:rFonts w:asciiTheme="majorHAnsi" w:eastAsiaTheme="majorEastAsia" w:hAnsiTheme="majorHAnsi" w:cstheme="majorBidi"/>
+      <w:rFonts w:ascii="Arial" w:hAnsi="Arial" w:cs="Arial" w:eastAsia="Arial"/>
       <w:color w:val="000000" w:themeColor="text1"/>
     </w:rPr>
     <w:tblPr>
@@ -20994,7 +20994,7 @@
       <w:spacing w:after="0" w:line="240" w:lineRule="auto"/>
     </w:pPr>
     <w:rPr>
-      <w:rFonts w:asciiTheme="majorHAnsi" w:eastAsiaTheme="majorEastAsia" w:hAnsiTheme="majorHAnsi" w:cstheme="majorBidi"/>
+      <w:rFonts w:ascii="Arial" w:hAnsi="Arial" w:cs="Arial" w:eastAsia="Arial"/>
       <w:color w:val="000000" w:themeColor="text1"/>
     </w:rPr>
     <w:tblPr>
@@ -21119,7 +21119,7 @@
       <w:spacing w:after="0" w:line="240" w:lineRule="auto"/>
     </w:pPr>
     <w:rPr>
-      <w:rFonts w:asciiTheme="majorHAnsi" w:eastAsiaTheme="majorEastAsia" w:hAnsiTheme="majorHAnsi" w:cstheme="majorBidi"/>
+      <w:rFonts w:ascii="Arial" w:hAnsi="Arial" w:cs="Arial" w:eastAsia="Arial"/>
       <w:color w:val="000000" w:themeColor="text1"/>
     </w:rPr>
     <w:tblPr>
@@ -21244,7 +21244,7 @@
       <w:spacing w:after="0" w:line="240" w:lineRule="auto"/>
     </w:pPr>
     <w:rPr>
-      <w:rFonts w:asciiTheme="majorHAnsi" w:eastAsiaTheme="majorEastAsia" w:hAnsiTheme="majorHAnsi" w:cstheme="majorBidi"/>
+      <w:rFonts w:ascii="Arial" w:hAnsi="Arial" w:cs="Arial" w:eastAsia="Arial"/>
       <w:color w:val="000000" w:themeColor="text1"/>
     </w:rPr>
     <w:tblPr>
@@ -21369,7 +21369,7 @@
       <w:spacing w:after="0" w:line="240" w:lineRule="auto"/>
     </w:pPr>
     <w:rPr>
-      <w:rFonts w:asciiTheme="majorHAnsi" w:eastAsiaTheme="majorEastAsia" w:hAnsiTheme="majorHAnsi" w:cstheme="majorBidi"/>
+      <w:rFonts w:ascii="Arial" w:hAnsi="Arial" w:cs="Arial" w:eastAsia="Arial"/>
       <w:color w:val="000000" w:themeColor="text1"/>
     </w:rPr>
     <w:tblPr>
@@ -21494,7 +21494,7 @@
       <w:spacing w:after="0" w:line="240" w:lineRule="auto"/>
     </w:pPr>
     <w:rPr>
-      <w:rFonts w:asciiTheme="majorHAnsi" w:eastAsiaTheme="majorEastAsia" w:hAnsiTheme="majorHAnsi" w:cstheme="majorBidi"/>
+      <w:rFonts w:ascii="Arial" w:hAnsi="Arial" w:cs="Arial" w:eastAsia="Arial"/>
       <w:color w:val="000000" w:themeColor="text1"/>
     </w:rPr>
     <w:tblPr>
@@ -21619,7 +21619,7 @@
       <w:spacing w:after="0" w:line="240" w:lineRule="auto"/>
     </w:pPr>
     <w:rPr>
-      <w:rFonts w:asciiTheme="majorHAnsi" w:eastAsiaTheme="majorEastAsia" w:hAnsiTheme="majorHAnsi" w:cstheme="majorBidi"/>
+      <w:rFonts w:ascii="Arial" w:hAnsi="Arial" w:cs="Arial" w:eastAsia="Arial"/>
       <w:color w:val="000000" w:themeColor="text1"/>
     </w:rPr>
     <w:tblPr>
@@ -21744,7 +21744,7 @@
       <w:spacing w:after="0" w:line="240" w:lineRule="auto"/>
     </w:pPr>
     <w:rPr>
-      <w:rFonts w:asciiTheme="majorHAnsi" w:eastAsiaTheme="majorEastAsia" w:hAnsiTheme="majorHAnsi" w:cstheme="majorBidi"/>
+      <w:rFonts w:ascii="Arial" w:hAnsi="Arial" w:cs="Arial" w:eastAsia="Arial"/>
       <w:color w:val="000000" w:themeColor="text1"/>
     </w:rPr>
     <w:tblPr>
@@ -25697,7 +25697,7 @@
     </a:clrScheme>
     <a:fontScheme name="Office">
       <a:majorFont>
-        <a:latin typeface="Calibri"/>
+        <a:latin typeface="Arial"/>
         <a:ea typeface=""/>
         <a:cs typeface=""/>
         <a:font script="Jpan" typeface="ＭＳ ゴシック"/>
@@ -25732,7 +25732,7 @@
         <a:font script="Geor" typeface="Sylfaen"/>
       </a:majorFont>
       <a:minorFont>
-        <a:latin typeface="Cambria"/>
+        <a:latin typeface="Arial"/>
         <a:ea typeface=""/>
         <a:cs typeface=""/>
         <a:font script="Jpan" typeface="ＭＳ 明朝"/>

--- a/assets/lessons/simple-spectrometer/build-a-spectrometer.docx
+++ b/assets/lessons/simple-spectrometer/build-a-spectrometer.docx
@@ -1765,15 +1765,39 @@
     <w:pPr>
       <w:pStyle w:val="Header"/>
       <w:tabs>
-        <w:tab w:pos="10080" w:val="right"/>
+        <w:tab w:val="clear" w:pos="576"/>
+        <w:tab w:val="clear" w:pos="1152"/>
+        <w:tab w:val="clear" w:pos="1728"/>
+        <w:tab w:val="clear" w:pos="2304"/>
+        <w:tab w:val="clear" w:pos="2880"/>
+        <w:tab w:val="clear" w:pos="3456"/>
+        <w:tab w:val="clear" w:pos="4032"/>
+        <w:tab w:pos="9820" w:val="right"/>
       </w:tabs>
+      <w:spacing w:before="0" w:after="0" w:lineRule="exact" w:line="480"/>
+      <w:shd w:val="clear" w:fill="002855"/>
+      <w:pBdr>
+        <w:bottom w:val="single" w:sz="16" w:space="0" w:color="EEAA00"/>
+      </w:pBdr>
     </w:pPr>
     <w:r>
       <w:rPr>
-        <w:b/>
-        <w:color w:val="002855"/>
-      </w:rPr>
-      <w:t>WVU DSPIRA</w:t>
+        <w:rFonts w:ascii="Arial" w:hAnsi="Arial"/>
+        <w:b/>
+        <w:color w:val="FFFFFF"/>
+        <w:sz w:val="32"/>
+      </w:rPr>
+      <w:t xml:space="preserve">  WVU DSPIRA</w:t>
+    </w:r>
+    <w:r>
+      <w:rPr>
+        <w:rFonts w:ascii="Arial" w:hAnsi="Arial"/>
+        <w:b w:val="0"/>
+        <w:color w:val="FFFFFF"/>
+        <w:sz w:val="18"/>
+      </w:rPr>
+      <w:tab/>
+      <w:t>WEST VIRGINIA UNIVERSITY</w:t>
     </w:r>
   </w:p>
 </w:hdr>

--- a/assets/lessons/simple-spectrometer/build-a-spectrometer.docx
+++ b/assets/lessons/simple-spectrometer/build-a-spectrometer.docx
@@ -5,7 +5,6 @@
     <w:p>
       <w:pPr>
         <w:pStyle w:val="Title"/>
-        <w:keepNext/>
       </w:pPr>
       <w:r>
         <w:t>Build a simple spectrometer</w:t>
@@ -14,15 +13,44 @@
     <w:p>
       <w:pPr>
         <w:pStyle w:val="Subtitle"/>
-        <w:keepNext/>
       </w:pPr>
       <w:r>
-        <w:t>Teaching guide</w:t>
+        <w:t>GNU Radio teaching guide</w:t>
+      </w:r>
+    </w:p>
+    <w:p>
+      <w:r>
+        <w:t>Build a flowgraph that groups receiver samples, measures their frequency content, and displays an integrated power spectrum.</w:t>
+      </w:r>
+    </w:p>
+    <w:p>
+      <w:r>
+        <w:t>The original example uses a 10 MHz Airspy configuration. Screenshots show its interface; other receivers and software versions may differ.</w:t>
+      </w:r>
+    </w:p>
+    <w:p>
+      <w:hyperlink r:id="rId8">
+        <w:r>
+          <w:rPr>
+            <w:color w:val="002855"/>
+            <w:u w:val="single"/>
+          </w:rPr>
+          <w:t>Current receiver settings and supported sample rates</w:t>
+        </w:r>
+      </w:hyperlink>
+    </w:p>
+    <w:p>
+      <w:pPr>
+        <w:pStyle w:val="Heading1"/>
+      </w:pPr>
+      <w:r>
+        <w:t>Signal processing overview</w:t>
       </w:r>
     </w:p>
     <w:p>
       <w:pPr>
-        <w:spacing w:before="100" w:after="160"/>
+        <w:keepNext/>
+        <w:spacing w:before="80" w:after="60"/>
         <w:jc w:val="center"/>
       </w:pPr>
       <w:r>
@@ -30,10 +58,10 @@
           <w:noProof/>
         </w:rPr>
         <w:drawing>
-          <wp:inline distT="0" distB="0" distL="0" distR="0" wp14:anchorId="333BE5AC" wp14:editId="1BE6BF91">
-            <wp:extent cx="6217920" cy="2740336"/>
+          <wp:inline distT="0" distB="0" distL="0" distR="0">
+            <wp:extent cx="4357093" cy="1920240"/>
             <wp:effectExtent l="0" t="0" r="0" b="0"/>
-            <wp:docPr id="1" name="Picture 1" descr="Build a simple spectrometer illustration"/>
+            <wp:docPr id="1" name="Picture 1" descr="Figure 1. Original block diagram. Integration reduces relative fluctuations; it does not remove mean noise power."/>
             <wp:cNvGraphicFramePr>
               <a:graphicFrameLocks xmlns:a="http://schemas.openxmlformats.org/drawingml/2006/main" noChangeAspect="1"/>
             </wp:cNvGraphicFramePr>
@@ -41,11 +69,11 @@
               <a:graphicData uri="http://schemas.openxmlformats.org/drawingml/2006/picture">
                 <pic:pic xmlns:pic="http://schemas.openxmlformats.org/drawingml/2006/picture">
                   <pic:nvPicPr>
-                    <pic:cNvPr id="0" name="build-a-spectrometer-1-1.png"/>
+                    <pic:cNvPr id="0" name="image1.png"/>
                     <pic:cNvPicPr/>
                   </pic:nvPicPr>
                   <pic:blipFill>
-                    <a:blip r:embed="rId8"/>
+                    <a:blip r:embed="rId9"/>
                     <a:stretch>
                       <a:fillRect/>
                     </a:stretch>
@@ -53,7 +81,7 @@
                   <pic:spPr>
                     <a:xfrm>
                       <a:off x="0" y="0"/>
-                      <a:ext cx="6217920" cy="2740336"/>
+                      <a:ext cx="4357093" cy="1920240"/>
                     </a:xfrm>
                     <a:prstGeom prst="rect">
                       <a:avLst/>
@@ -68,15 +96,25 @@
     </w:p>
     <w:p>
       <w:pPr>
-        <w:pStyle w:val="Heading1"/>
+        <w:pStyle w:val="Caption"/>
+        <w:jc w:val="center"/>
       </w:pPr>
       <w:r>
-        <w:t>The completed GNU Radio program</w:t>
+        <w:t>Figure 1. Original block diagram. Integration reduces relative fluctuations; it does not remove mean noise power.</w:t>
       </w:r>
     </w:p>
     <w:p>
       <w:pPr>
-        <w:spacing w:before="100" w:after="160"/>
+        <w:pStyle w:val="Heading1"/>
+      </w:pPr>
+      <w:r>
+        <w:t>The completed flowgraph</w:t>
+      </w:r>
+    </w:p>
+    <w:p>
+      <w:pPr>
+        <w:keepNext/>
+        <w:spacing w:before="80" w:after="60"/>
         <w:jc w:val="center"/>
       </w:pPr>
       <w:r>
@@ -84,10 +122,10 @@
           <w:noProof/>
         </w:rPr>
         <w:drawing>
-          <wp:inline distT="0" distB="0" distL="0" distR="0" wp14:anchorId="7E4FED79" wp14:editId="5B5625F4">
-            <wp:extent cx="6217920" cy="4295209"/>
+          <wp:inline distT="0" distB="0" distL="0" distR="0">
+            <wp:extent cx="4103541" cy="2834640"/>
             <wp:effectExtent l="0" t="0" r="0" b="0"/>
-            <wp:docPr id="2" name="Picture 2" descr="Build a simple spectrometer illustration"/>
+            <wp:docPr id="2" name="Picture 2" descr="Figure 2. GNU Radio flowgraph for the original simple spectrometer."/>
             <wp:cNvGraphicFramePr>
               <a:graphicFrameLocks xmlns:a="http://schemas.openxmlformats.org/drawingml/2006/main" noChangeAspect="1"/>
             </wp:cNvGraphicFramePr>
@@ -95,11 +133,11 @@
               <a:graphicData uri="http://schemas.openxmlformats.org/drawingml/2006/picture">
                 <pic:pic xmlns:pic="http://schemas.openxmlformats.org/drawingml/2006/picture">
                   <pic:nvPicPr>
-                    <pic:cNvPr id="0" name="build-a-spectrometer-2-1.png"/>
+                    <pic:cNvPr id="0" name="image2.png"/>
                     <pic:cNvPicPr/>
                   </pic:nvPicPr>
                   <pic:blipFill>
-                    <a:blip r:embed="rId9"/>
+                    <a:blip r:embed="rId10"/>
                     <a:stretch>
                       <a:fillRect/>
                     </a:stretch>
@@ -107,7 +145,7 @@
                   <pic:spPr>
                     <a:xfrm>
                       <a:off x="0" y="0"/>
-                      <a:ext cx="6217920" cy="4295209"/>
+                      <a:ext cx="4103541" cy="2834640"/>
                     </a:xfrm>
                     <a:prstGeom prst="rect">
                       <a:avLst/>
@@ -122,24 +160,32 @@
     </w:p>
     <w:p>
       <w:pPr>
-        <w:pStyle w:val="Heading1"/>
+        <w:pStyle w:val="Caption"/>
+        <w:jc w:val="center"/>
       </w:pPr>
       <w:r>
-        <w:lastRenderedPageBreak/>
-        <w:t>Building the Spectrometer, with Explanations</w:t>
+        <w:t>Figure 2. GNU Radio flowgraph for the original simple spectrometer.</w:t>
       </w:r>
     </w:p>
     <w:p>
       <w:pPr>
         <w:pStyle w:val="Heading1"/>
+        <w:pageBreakBefore/>
       </w:pPr>
       <w:r>
-        <w:t>Osmocom Source block</w:t>
+        <w:lastRenderedPageBreak/>
+        <w:t>1 Configure the receiver</w:t>
+      </w:r>
+    </w:p>
+    <w:p>
+      <w:r>
+        <w:t>Add an Osmocom Source for the Airspy receiver. Use a receiver-supported sample rate and settings appropriate to the connected amplifier.</w:t>
       </w:r>
     </w:p>
     <w:p>
       <w:pPr>
-        <w:spacing w:before="100" w:after="160"/>
+        <w:keepNext/>
+        <w:spacing w:before="80" w:after="60"/>
         <w:jc w:val="center"/>
       </w:pPr>
       <w:r>
@@ -147,10 +193,10 @@
           <w:noProof/>
         </w:rPr>
         <w:drawing>
-          <wp:inline distT="0" distB="0" distL="0" distR="0" wp14:anchorId="12FAEA2B" wp14:editId="3EF63602">
-            <wp:extent cx="3134994" cy="4445421"/>
+          <wp:inline distT="0" distB="0" distL="0" distR="0">
+            <wp:extent cx="2031283" cy="2880360"/>
             <wp:effectExtent l="0" t="0" r="0" b="0"/>
-            <wp:docPr id="3" name="Picture 3" descr="Build a simple spectrometer illustration"/>
+            <wp:docPr id="3" name="Picture 3" descr="Figure 3. Osmocom Source settings in the original example."/>
             <wp:cNvGraphicFramePr>
               <a:graphicFrameLocks xmlns:a="http://schemas.openxmlformats.org/drawingml/2006/main" noChangeAspect="1"/>
             </wp:cNvGraphicFramePr>
@@ -158,178 +204,7 @@
               <a:graphicData uri="http://schemas.openxmlformats.org/drawingml/2006/picture">
                 <pic:pic xmlns:pic="http://schemas.openxmlformats.org/drawingml/2006/picture">
                   <pic:nvPicPr>
-                    <pic:cNvPr id="0" name="build-a-spectrometer-3-1.png"/>
-                    <pic:cNvPicPr/>
-                  </pic:nvPicPr>
-                  <pic:blipFill>
-                    <a:blip r:embed="rId10"/>
-                    <a:stretch>
-                      <a:fillRect/>
-                    </a:stretch>
-                  </pic:blipFill>
-                  <pic:spPr>
-                    <a:xfrm>
-                      <a:off x="0" y="0"/>
-                      <a:ext cx="3134994" cy="4445421"/>
-                    </a:xfrm>
-                    <a:prstGeom prst="rect">
-                      <a:avLst/>
-                    </a:prstGeom>
-                  </pic:spPr>
-                </pic:pic>
-              </a:graphicData>
-            </a:graphic>
-          </wp:inline>
-        </w:drawing>
-      </w:r>
-    </w:p>
-    <w:p>
-      <w:r>
-        <w:t>- indicates the Airspy as the input block, and its settings.</w:t>
-      </w:r>
-    </w:p>
-    <w:p>
-      <w:r>
-        <w:t>Settings:</w:t>
-      </w:r>
-    </w:p>
-    <w:p>
-      <w:pPr>
-        <w:pStyle w:val="ListBullet"/>
-      </w:pPr>
-      <w:r>
-        <w:t xml:space="preserve"> Device Arguments</w:t>
-      </w:r>
-    </w:p>
-    <w:p>
-      <w:pPr>
-        <w:pStyle w:val="ListBullet"/>
-      </w:pPr>
-      <w:r>
-        <w:t>airspy=0  identify Airspy as the input device</w:t>
-      </w:r>
-    </w:p>
-    <w:p>
-      <w:pPr>
-        <w:pStyle w:val="ListBullet"/>
-      </w:pPr>
-      <w:r>
-        <w:t xml:space="preserve">bias=1  </w:t>
-      </w:r>
-    </w:p>
-    <w:p>
-      <w:r>
-        <w:t>enable antenna-cable power for a compatible LNA</w:t>
-      </w:r>
-    </w:p>
-    <w:p>
-      <w:pPr>
-        <w:pStyle w:val="ListBullet"/>
-      </w:pPr>
-      <w:r>
-        <w:t xml:space="preserve"> sample Rate: samp_rate value set as 10 MHz in </w:t>
-      </w:r>
-      <w:r>
-        <w:rPr>
-          <w:b/>
-        </w:rPr>
-        <w:t>Variable</w:t>
-      </w:r>
-      <w:r>
-        <w:t xml:space="preserve"> block</w:t>
-      </w:r>
-    </w:p>
-    <w:p>
-      <w:pPr>
-        <w:pStyle w:val="ListBullet"/>
-      </w:pPr>
-      <w:r>
-        <w:t xml:space="preserve"> Ch0: Frequency: </w:t>
-      </w:r>
-      <w:r>
-        <w:rPr>
-          <w:b/>
-        </w:rPr>
-        <w:t>center_freq</w:t>
-      </w:r>
-    </w:p>
-    <w:p>
-      <w:pPr>
-        <w:pStyle w:val="ListBullet"/>
-      </w:pPr>
-      <w:r>
-        <w:t xml:space="preserve">indicates middle frequency of the 10 MHz Airspy bandwidth, which we will set at 1419 MHz in the center_freq </w:t>
-      </w:r>
-      <w:r>
-        <w:rPr>
-          <w:b/>
-        </w:rPr>
-        <w:t>Variable</w:t>
-      </w:r>
-      <w:r>
-        <w:t xml:space="preserve"> block.</w:t>
-      </w:r>
-    </w:p>
-    <w:p>
-      <w:pPr>
-        <w:pStyle w:val="ListBullet"/>
-      </w:pPr>
-      <w:r>
-        <w:t xml:space="preserve"> RF Gain: 17</w:t>
-      </w:r>
-    </w:p>
-    <w:p>
-      <w:pPr>
-        <w:pStyle w:val="ListBullet"/>
-      </w:pPr>
-      <w:r>
-        <w:t xml:space="preserve"> IF Gain: 12</w:t>
-      </w:r>
-    </w:p>
-    <w:p>
-      <w:pPr>
-        <w:pStyle w:val="ListBullet"/>
-      </w:pPr>
-      <w:r>
-        <w:t xml:space="preserve"> Leave thd other settings at their default values.</w:t>
-      </w:r>
-    </w:p>
-    <w:p>
-      <w:r>
-        <w:t>USB powers the Airspy itself.</w:t>
-      </w:r>
-    </w:p>
-    <w:p>
-      <w:pPr>
-        <w:pStyle w:val="Heading1"/>
-      </w:pPr>
-      <w:r>
-        <w:lastRenderedPageBreak/>
-        <w:t>Stream to Vector block</w:t>
-      </w:r>
-    </w:p>
-    <w:p>
-      <w:pPr>
-        <w:spacing w:before="100" w:after="160"/>
-        <w:jc w:val="center"/>
-      </w:pPr>
-      <w:r>
-        <w:rPr>
-          <w:noProof/>
-        </w:rPr>
-        <w:drawing>
-          <wp:inline distT="0" distB="0" distL="0" distR="0" wp14:anchorId="0682C206" wp14:editId="615A04BE">
-            <wp:extent cx="2667000" cy="2820154"/>
-            <wp:effectExtent l="0" t="0" r="0" b="0"/>
-            <wp:docPr id="4" name="Picture 4" descr="Build a simple spectrometer illustration"/>
-            <wp:cNvGraphicFramePr>
-              <a:graphicFrameLocks xmlns:a="http://schemas.openxmlformats.org/drawingml/2006/main" noChangeAspect="1"/>
-            </wp:cNvGraphicFramePr>
-            <a:graphic xmlns:a="http://schemas.openxmlformats.org/drawingml/2006/main">
-              <a:graphicData uri="http://schemas.openxmlformats.org/drawingml/2006/picture">
-                <pic:pic xmlns:pic="http://schemas.openxmlformats.org/drawingml/2006/picture">
-                  <pic:nvPicPr>
-                    <pic:cNvPr id="0" name="build-a-spectrometer-4-1.png"/>
+                    <pic:cNvPr id="0" name="image3.png"/>
                     <pic:cNvPicPr/>
                   </pic:nvPicPr>
                   <pic:blipFill>
@@ -341,326 +216,7 @@
                   <pic:spPr>
                     <a:xfrm>
                       <a:off x="0" y="0"/>
-                      <a:ext cx="2667000" cy="2820154"/>
-                    </a:xfrm>
-                    <a:prstGeom prst="rect">
-                      <a:avLst/>
-                    </a:prstGeom>
-                  </pic:spPr>
-                </pic:pic>
-              </a:graphicData>
-            </a:graphic>
-          </wp:inline>
-        </w:drawing>
-      </w:r>
-    </w:p>
-    <w:p>
-      <w:r>
-        <w:t xml:space="preserve">-  bundles the continuous data stream from the </w:t>
-      </w:r>
-      <w:r>
-        <w:rPr>
-          <w:b/>
-        </w:rPr>
-        <w:t>Osmocom</w:t>
-      </w:r>
-      <w:r>
-        <w:t xml:space="preserve"> block into  vector chunks to be processed by the FFT block.</w:t>
-      </w:r>
-    </w:p>
-    <w:p>
-      <w:r>
-        <w:t>Settings:</w:t>
-      </w:r>
-    </w:p>
-    <w:p>
-      <w:pPr>
-        <w:pStyle w:val="ListBullet"/>
-      </w:pPr>
-      <w:r>
-        <w:t xml:space="preserve"> </w:t>
-      </w:r>
-      <w:r>
-        <w:rPr>
-          <w:b/>
-        </w:rPr>
-        <w:t>Num items</w:t>
-      </w:r>
-      <w:r>
-        <w:t xml:space="preserve">: vec_length  variable set by a </w:t>
-      </w:r>
-      <w:r>
-        <w:rPr>
-          <w:b/>
-        </w:rPr>
-        <w:t>Variable</w:t>
-      </w:r>
-      <w:r>
-        <w:t xml:space="preserve"> block (value = 4096)</w:t>
-      </w:r>
-    </w:p>
-    <w:p>
-      <w:pPr>
-        <w:pStyle w:val="Heading1"/>
-      </w:pPr>
-      <w:r>
-        <w:t>Vec Length: 1</w:t>
-      </w:r>
-    </w:p>
-    <w:p>
-      <w:pPr>
-        <w:pStyle w:val="ListBullet"/>
-      </w:pPr>
-      <w:r>
-        <w:t xml:space="preserve"> NOTE: This nomenclature is confusing; the </w:t>
-      </w:r>
-      <w:r>
-        <w:rPr>
-          <w:b/>
-        </w:rPr>
-        <w:t>Vec Length</w:t>
-      </w:r>
-      <w:r>
-        <w:t xml:space="preserve"> is not really a  vector length; it indicates that 1 bunch of 4096 </w:t>
-      </w:r>
-      <w:r>
-        <w:rPr>
-          <w:b/>
-        </w:rPr>
-        <w:t>Num Items</w:t>
-      </w:r>
-      <w:r>
-        <w:t xml:space="preserve"> is sent into the FFT at a time. This is not to be confused with the variable </w:t>
-      </w:r>
-      <w:r>
-        <w:rPr>
-          <w:b/>
-          <w:i/>
-        </w:rPr>
-        <w:t>vec_length</w:t>
-      </w:r>
-      <w:r>
-        <w:t>,  which does describe a vector length.</w:t>
-      </w:r>
-    </w:p>
-    <w:p>
-      <w:pPr>
-        <w:pStyle w:val="Heading1"/>
-      </w:pPr>
-      <w:r>
-        <w:lastRenderedPageBreak/>
-        <w:t>FFT block</w:t>
-      </w:r>
-    </w:p>
-    <w:p>
-      <w:pPr>
-        <w:spacing w:before="100" w:after="160"/>
-        <w:jc w:val="center"/>
-      </w:pPr>
-      <w:r>
-        <w:rPr>
-          <w:noProof/>
-        </w:rPr>
-        <w:drawing>
-          <wp:inline distT="0" distB="0" distL="0" distR="0" wp14:anchorId="5574DF70" wp14:editId="7FACB389">
-            <wp:extent cx="2705100" cy="2839484"/>
-            <wp:effectExtent l="0" t="0" r="0" b="0"/>
-            <wp:docPr id="5" name="Picture 5" descr="Build a simple spectrometer illustration"/>
-            <wp:cNvGraphicFramePr>
-              <a:graphicFrameLocks xmlns:a="http://schemas.openxmlformats.org/drawingml/2006/main" noChangeAspect="1"/>
-            </wp:cNvGraphicFramePr>
-            <a:graphic xmlns:a="http://schemas.openxmlformats.org/drawingml/2006/main">
-              <a:graphicData uri="http://schemas.openxmlformats.org/drawingml/2006/picture">
-                <pic:pic xmlns:pic="http://schemas.openxmlformats.org/drawingml/2006/picture">
-                  <pic:nvPicPr>
-                    <pic:cNvPr id="0" name="build-a-spectrometer-4-2.png"/>
-                    <pic:cNvPicPr/>
-                  </pic:nvPicPr>
-                  <pic:blipFill>
-                    <a:blip r:embed="rId12"/>
-                    <a:stretch>
-                      <a:fillRect/>
-                    </a:stretch>
-                  </pic:blipFill>
-                  <pic:spPr>
-                    <a:xfrm>
-                      <a:off x="0" y="0"/>
-                      <a:ext cx="2705100" cy="2839484"/>
-                    </a:xfrm>
-                    <a:prstGeom prst="rect">
-                      <a:avLst/>
-                    </a:prstGeom>
-                  </pic:spPr>
-                </pic:pic>
-              </a:graphicData>
-            </a:graphic>
-          </wp:inline>
-        </w:drawing>
-      </w:r>
-    </w:p>
-    <w:p>
-      <w:r>
-        <w:t>-  performs a Fast Fourier Transform on the data, one vector stream at a  time.</w:t>
-      </w:r>
-    </w:p>
-    <w:p>
-      <w:r>
-        <w:t>Settings:</w:t>
-      </w:r>
-    </w:p>
-    <w:p>
-      <w:pPr>
-        <w:pStyle w:val="ListBullet"/>
-      </w:pPr>
-      <w:r>
-        <w:t xml:space="preserve"> Input Type: Complex</w:t>
-      </w:r>
-    </w:p>
-    <w:p>
-      <w:pPr>
-        <w:pStyle w:val="ListBullet"/>
-      </w:pPr>
-      <w:r>
-        <w:t xml:space="preserve"> FFT Size: vec_length (value = 4096)</w:t>
-      </w:r>
-    </w:p>
-    <w:p>
-      <w:pPr>
-        <w:pStyle w:val="ListBullet"/>
-      </w:pPr>
-      <w:r>
-        <w:t xml:space="preserve"> Window: window.blackmanharris(vec_length)</w:t>
-      </w:r>
-    </w:p>
-    <w:p>
-      <w:pPr>
-        <w:pStyle w:val="ListBullet"/>
-      </w:pPr>
-      <w:r>
-        <w:t xml:space="preserve"> NOTE: There is a vector size needed in the </w:t>
-      </w:r>
-      <w:r>
-        <w:rPr>
-          <w:b/>
-        </w:rPr>
-        <w:t>Window</w:t>
-      </w:r>
-      <w:r>
-        <w:t xml:space="preserve"> function that must  match the FFT size. (It’s easy to overlook this.)</w:t>
-      </w:r>
-    </w:p>
-    <w:p>
-      <w:pPr>
-        <w:pStyle w:val="Heading1"/>
-      </w:pPr>
-      <w:r>
-        <w:t>Multiply Conjugate block</w:t>
-      </w:r>
-    </w:p>
-    <w:p>
-      <w:pPr>
-        <w:spacing w:before="100" w:after="160"/>
-        <w:jc w:val="center"/>
-      </w:pPr>
-      <w:r>
-        <w:rPr>
-          <w:noProof/>
-        </w:rPr>
-        <w:drawing>
-          <wp:inline distT="0" distB="0" distL="0" distR="0" wp14:anchorId="1F708588" wp14:editId="3ABF8880">
-            <wp:extent cx="2548254" cy="2700844"/>
-            <wp:effectExtent l="0" t="0" r="0" b="0"/>
-            <wp:docPr id="6" name="Picture 6" descr="Build a simple spectrometer illustration"/>
-            <wp:cNvGraphicFramePr>
-              <a:graphicFrameLocks xmlns:a="http://schemas.openxmlformats.org/drawingml/2006/main" noChangeAspect="1"/>
-            </wp:cNvGraphicFramePr>
-            <a:graphic xmlns:a="http://schemas.openxmlformats.org/drawingml/2006/main">
-              <a:graphicData uri="http://schemas.openxmlformats.org/drawingml/2006/picture">
-                <pic:pic xmlns:pic="http://schemas.openxmlformats.org/drawingml/2006/picture">
-                  <pic:nvPicPr>
-                    <pic:cNvPr id="0" name="build-a-spectrometer-5-1.png"/>
-                    <pic:cNvPicPr/>
-                  </pic:nvPicPr>
-                  <pic:blipFill>
-                    <a:blip r:embed="rId13"/>
-                    <a:stretch>
-                      <a:fillRect/>
-                    </a:stretch>
-                  </pic:blipFill>
-                  <pic:spPr>
-                    <a:xfrm>
-                      <a:off x="0" y="0"/>
-                      <a:ext cx="2548254" cy="2700844"/>
-                    </a:xfrm>
-                    <a:prstGeom prst="rect">
-                      <a:avLst/>
-                    </a:prstGeom>
-                  </pic:spPr>
-                </pic:pic>
-              </a:graphicData>
-            </a:graphic>
-          </wp:inline>
-        </w:drawing>
-      </w:r>
-    </w:p>
-    <w:p>
-      <w:r>
-        <w:t>-  calculates the product of the FFT output with its complex conjugate.</w:t>
-      </w:r>
-    </w:p>
-    <w:p>
-      <w:r>
-        <w:lastRenderedPageBreak/>
-        <w:t>- This results in a computation of the spectrum power, which is what we want displayed.</w:t>
-      </w:r>
-    </w:p>
-    <w:p>
-      <w:r>
-        <w:t>Settings:</w:t>
-      </w:r>
-    </w:p>
-    <w:p>
-      <w:pPr>
-        <w:pStyle w:val="ListBullet"/>
-      </w:pPr>
-      <w:r>
-        <w:t xml:space="preserve"> Vec Length: vec_length</w:t>
-      </w:r>
-    </w:p>
-    <w:p>
-      <w:pPr>
-        <w:spacing w:before="100" w:after="160"/>
-        <w:jc w:val="center"/>
-      </w:pPr>
-      <w:r>
-        <w:rPr>
-          <w:noProof/>
-        </w:rPr>
-        <w:drawing>
-          <wp:inline distT="0" distB="0" distL="0" distR="0" wp14:anchorId="60E46506" wp14:editId="35047ECE">
-            <wp:extent cx="2559684" cy="2697678"/>
-            <wp:effectExtent l="0" t="0" r="0" b="0"/>
-            <wp:docPr id="7" name="Picture 7" descr="Build a simple spectrometer illustration"/>
-            <wp:cNvGraphicFramePr>
-              <a:graphicFrameLocks xmlns:a="http://schemas.openxmlformats.org/drawingml/2006/main" noChangeAspect="1"/>
-            </wp:cNvGraphicFramePr>
-            <a:graphic xmlns:a="http://schemas.openxmlformats.org/drawingml/2006/main">
-              <a:graphicData uri="http://schemas.openxmlformats.org/drawingml/2006/picture">
-                <pic:pic xmlns:pic="http://schemas.openxmlformats.org/drawingml/2006/picture">
-                  <pic:nvPicPr>
-                    <pic:cNvPr id="0" name="build-a-spectrometer-5-2.png"/>
-                    <pic:cNvPicPr/>
-                  </pic:nvPicPr>
-                  <pic:blipFill>
-                    <a:blip r:embed="rId14"/>
-                    <a:stretch>
-                      <a:fillRect/>
-                    </a:stretch>
-                  </pic:blipFill>
-                  <pic:spPr>
-                    <a:xfrm>
-                      <a:off x="0" y="0"/>
-                      <a:ext cx="2559684" cy="2697678"/>
+                      <a:ext cx="2031283" cy="2880360"/>
                     </a:xfrm>
                     <a:prstGeom prst="rect">
                       <a:avLst/>
@@ -675,33 +231,424 @@
     </w:p>
     <w:p>
       <w:pPr>
-        <w:pStyle w:val="Heading1"/>
+        <w:pStyle w:val="Caption"/>
+        <w:jc w:val="center"/>
       </w:pPr>
       <w:r>
-        <w:t>Complex to Real</w:t>
+        <w:t>Figure 3. Osmocom Source settings in the original example.</w:t>
+      </w:r>
+    </w:p>
+    <w:tbl>
+      <w:tblPr>
+        <w:tblStyle w:val="TableGrid"/>
+        <w:tblW w:w="0" w:type="auto"/>
+        <w:jc w:val="center"/>
+        <w:tblLayout w:type="fixed"/>
+        <w:tblLook w:val="04A0" w:firstRow="1" w:lastRow="0" w:firstColumn="1" w:lastColumn="0" w:noHBand="0" w:noVBand="1"/>
+      </w:tblPr>
+      <w:tblGrid>
+        <w:gridCol w:w="2880"/>
+        <w:gridCol w:w="7200"/>
+      </w:tblGrid>
+      <w:tr>
+        <w:trPr>
+          <w:cantSplit/>
+          <w:tblHeader/>
+          <w:jc w:val="center"/>
+        </w:trPr>
+        <w:tc>
+          <w:tcPr>
+            <w:tcW w:w="2880" w:type="dxa"/>
+            <w:tcBorders>
+              <w:top w:val="single" w:sz="4" w:space="0" w:color="D9D9D9"/>
+              <w:left w:val="single" w:sz="4" w:space="0" w:color="D9D9D9"/>
+              <w:bottom w:val="single" w:sz="4" w:space="0" w:color="D9D9D9"/>
+              <w:right w:val="single" w:sz="4" w:space="0" w:color="D9D9D9"/>
+            </w:tcBorders>
+            <w:shd w:val="clear" w:color="auto" w:fill="002855"/>
+            <w:tcMar>
+              <w:top w:w="70" w:type="dxa"/>
+              <w:left w:w="90" w:type="dxa"/>
+              <w:bottom w:w="70" w:type="dxa"/>
+              <w:right w:w="90" w:type="dxa"/>
+            </w:tcMar>
+            <w:vAlign w:val="center"/>
+          </w:tcPr>
+          <w:p>
+            <w:pPr>
+              <w:spacing w:after="0"/>
+            </w:pPr>
+            <w:r>
+              <w:rPr>
+                <w:b/>
+                <w:color w:val="FFFFFF"/>
+              </w:rPr>
+              <w:t>Setting</w:t>
+            </w:r>
+          </w:p>
+        </w:tc>
+        <w:tc>
+          <w:tcPr>
+            <w:tcW w:w="7200" w:type="dxa"/>
+            <w:tcBorders>
+              <w:top w:val="single" w:sz="4" w:space="0" w:color="D9D9D9"/>
+              <w:left w:val="single" w:sz="4" w:space="0" w:color="D9D9D9"/>
+              <w:bottom w:val="single" w:sz="4" w:space="0" w:color="D9D9D9"/>
+              <w:right w:val="single" w:sz="4" w:space="0" w:color="D9D9D9"/>
+            </w:tcBorders>
+            <w:shd w:val="clear" w:color="auto" w:fill="002855"/>
+            <w:tcMar>
+              <w:top w:w="70" w:type="dxa"/>
+              <w:left w:w="90" w:type="dxa"/>
+              <w:bottom w:w="70" w:type="dxa"/>
+              <w:right w:w="90" w:type="dxa"/>
+            </w:tcMar>
+            <w:vAlign w:val="center"/>
+          </w:tcPr>
+          <w:p>
+            <w:pPr>
+              <w:spacing w:after="0"/>
+            </w:pPr>
+            <w:r>
+              <w:rPr>
+                <w:b/>
+                <w:color w:val="FFFFFF"/>
+              </w:rPr>
+              <w:t>Original example</w:t>
+            </w:r>
+          </w:p>
+        </w:tc>
+      </w:tr>
+      <w:tr>
+        <w:trPr>
+          <w:cantSplit/>
+          <w:jc w:val="center"/>
+        </w:trPr>
+        <w:tc>
+          <w:tcPr>
+            <w:tcW w:w="2880" w:type="dxa"/>
+            <w:tcBorders>
+              <w:top w:val="single" w:sz="4" w:space="0" w:color="D9D9D9"/>
+              <w:left w:val="single" w:sz="4" w:space="0" w:color="D9D9D9"/>
+              <w:bottom w:val="single" w:sz="4" w:space="0" w:color="D9D9D9"/>
+              <w:right w:val="single" w:sz="4" w:space="0" w:color="D9D9D9"/>
+            </w:tcBorders>
+            <w:shd w:val="clear" w:color="auto" w:fill="F3F5F7"/>
+            <w:tcMar>
+              <w:top w:w="70" w:type="dxa"/>
+              <w:left w:w="90" w:type="dxa"/>
+              <w:bottom w:w="70" w:type="dxa"/>
+              <w:right w:w="90" w:type="dxa"/>
+            </w:tcMar>
+            <w:vAlign w:val="center"/>
+          </w:tcPr>
+          <w:p>
+            <w:pPr>
+              <w:spacing w:after="0"/>
+            </w:pPr>
+            <w:r>
+              <w:t>Device arguments</w:t>
+            </w:r>
+          </w:p>
+        </w:tc>
+        <w:tc>
+          <w:tcPr>
+            <w:tcW w:w="7200" w:type="dxa"/>
+            <w:tcBorders>
+              <w:top w:val="single" w:sz="4" w:space="0" w:color="D9D9D9"/>
+              <w:left w:val="single" w:sz="4" w:space="0" w:color="D9D9D9"/>
+              <w:bottom w:val="single" w:sz="4" w:space="0" w:color="D9D9D9"/>
+              <w:right w:val="single" w:sz="4" w:space="0" w:color="D9D9D9"/>
+            </w:tcBorders>
+            <w:shd w:val="clear" w:color="auto" w:fill="F3F5F7"/>
+            <w:tcMar>
+              <w:top w:w="70" w:type="dxa"/>
+              <w:left w:w="90" w:type="dxa"/>
+              <w:bottom w:w="70" w:type="dxa"/>
+              <w:right w:w="90" w:type="dxa"/>
+            </w:tcMar>
+            <w:vAlign w:val="center"/>
+          </w:tcPr>
+          <w:p>
+            <w:pPr>
+              <w:spacing w:after="0"/>
+            </w:pPr>
+            <w:r>
+              <w:t>airspy=0,bias=1</w:t>
+            </w:r>
+          </w:p>
+        </w:tc>
+      </w:tr>
+      <w:tr>
+        <w:trPr>
+          <w:cantSplit/>
+          <w:jc w:val="center"/>
+        </w:trPr>
+        <w:tc>
+          <w:tcPr>
+            <w:tcW w:w="2880" w:type="dxa"/>
+            <w:tcBorders>
+              <w:top w:val="single" w:sz="4" w:space="0" w:color="D9D9D9"/>
+              <w:left w:val="single" w:sz="4" w:space="0" w:color="D9D9D9"/>
+              <w:bottom w:val="single" w:sz="4" w:space="0" w:color="D9D9D9"/>
+              <w:right w:val="single" w:sz="4" w:space="0" w:color="D9D9D9"/>
+            </w:tcBorders>
+            <w:shd w:val="clear" w:color="auto" w:fill="FFFFFF"/>
+            <w:tcMar>
+              <w:top w:w="70" w:type="dxa"/>
+              <w:left w:w="90" w:type="dxa"/>
+              <w:bottom w:w="70" w:type="dxa"/>
+              <w:right w:w="90" w:type="dxa"/>
+            </w:tcMar>
+            <w:vAlign w:val="center"/>
+          </w:tcPr>
+          <w:p>
+            <w:pPr>
+              <w:spacing w:after="0"/>
+            </w:pPr>
+            <w:r>
+              <w:t>Sample rate</w:t>
+            </w:r>
+          </w:p>
+        </w:tc>
+        <w:tc>
+          <w:tcPr>
+            <w:tcW w:w="7200" w:type="dxa"/>
+            <w:tcBorders>
+              <w:top w:val="single" w:sz="4" w:space="0" w:color="D9D9D9"/>
+              <w:left w:val="single" w:sz="4" w:space="0" w:color="D9D9D9"/>
+              <w:bottom w:val="single" w:sz="4" w:space="0" w:color="D9D9D9"/>
+              <w:right w:val="single" w:sz="4" w:space="0" w:color="D9D9D9"/>
+            </w:tcBorders>
+            <w:shd w:val="clear" w:color="auto" w:fill="FFFFFF"/>
+            <w:tcMar>
+              <w:top w:w="70" w:type="dxa"/>
+              <w:left w:w="90" w:type="dxa"/>
+              <w:bottom w:w="70" w:type="dxa"/>
+              <w:right w:w="90" w:type="dxa"/>
+            </w:tcMar>
+            <w:vAlign w:val="center"/>
+          </w:tcPr>
+          <w:p>
+            <w:pPr>
+              <w:spacing w:after="0"/>
+            </w:pPr>
+            <w:r>
+              <w:t>samp_rate = 10e6</w:t>
+            </w:r>
+          </w:p>
+        </w:tc>
+      </w:tr>
+      <w:tr>
+        <w:trPr>
+          <w:cantSplit/>
+          <w:jc w:val="center"/>
+        </w:trPr>
+        <w:tc>
+          <w:tcPr>
+            <w:tcW w:w="2880" w:type="dxa"/>
+            <w:tcBorders>
+              <w:top w:val="single" w:sz="4" w:space="0" w:color="D9D9D9"/>
+              <w:left w:val="single" w:sz="4" w:space="0" w:color="D9D9D9"/>
+              <w:bottom w:val="single" w:sz="4" w:space="0" w:color="D9D9D9"/>
+              <w:right w:val="single" w:sz="4" w:space="0" w:color="D9D9D9"/>
+            </w:tcBorders>
+            <w:shd w:val="clear" w:color="auto" w:fill="F3F5F7"/>
+            <w:tcMar>
+              <w:top w:w="70" w:type="dxa"/>
+              <w:left w:w="90" w:type="dxa"/>
+              <w:bottom w:w="70" w:type="dxa"/>
+              <w:right w:w="90" w:type="dxa"/>
+            </w:tcMar>
+            <w:vAlign w:val="center"/>
+          </w:tcPr>
+          <w:p>
+            <w:pPr>
+              <w:spacing w:after="0"/>
+            </w:pPr>
+            <w:r>
+              <w:t>Center frequency</w:t>
+            </w:r>
+          </w:p>
+        </w:tc>
+        <w:tc>
+          <w:tcPr>
+            <w:tcW w:w="7200" w:type="dxa"/>
+            <w:tcBorders>
+              <w:top w:val="single" w:sz="4" w:space="0" w:color="D9D9D9"/>
+              <w:left w:val="single" w:sz="4" w:space="0" w:color="D9D9D9"/>
+              <w:bottom w:val="single" w:sz="4" w:space="0" w:color="D9D9D9"/>
+              <w:right w:val="single" w:sz="4" w:space="0" w:color="D9D9D9"/>
+            </w:tcBorders>
+            <w:shd w:val="clear" w:color="auto" w:fill="F3F5F7"/>
+            <w:tcMar>
+              <w:top w:w="70" w:type="dxa"/>
+              <w:left w:w="90" w:type="dxa"/>
+              <w:bottom w:w="70" w:type="dxa"/>
+              <w:right w:w="90" w:type="dxa"/>
+            </w:tcMar>
+            <w:vAlign w:val="center"/>
+          </w:tcPr>
+          <w:p>
+            <w:pPr>
+              <w:spacing w:after="0"/>
+            </w:pPr>
+            <w:r>
+              <w:t>center_freq = 1.419e9</w:t>
+            </w:r>
+          </w:p>
+        </w:tc>
+      </w:tr>
+      <w:tr>
+        <w:trPr>
+          <w:cantSplit/>
+          <w:jc w:val="center"/>
+        </w:trPr>
+        <w:tc>
+          <w:tcPr>
+            <w:tcW w:w="2880" w:type="dxa"/>
+            <w:tcBorders>
+              <w:top w:val="single" w:sz="4" w:space="0" w:color="D9D9D9"/>
+              <w:left w:val="single" w:sz="4" w:space="0" w:color="D9D9D9"/>
+              <w:bottom w:val="single" w:sz="4" w:space="0" w:color="D9D9D9"/>
+              <w:right w:val="single" w:sz="4" w:space="0" w:color="D9D9D9"/>
+            </w:tcBorders>
+            <w:shd w:val="clear" w:color="auto" w:fill="FFFFFF"/>
+            <w:tcMar>
+              <w:top w:w="70" w:type="dxa"/>
+              <w:left w:w="90" w:type="dxa"/>
+              <w:bottom w:w="70" w:type="dxa"/>
+              <w:right w:w="90" w:type="dxa"/>
+            </w:tcMar>
+            <w:vAlign w:val="center"/>
+          </w:tcPr>
+          <w:p>
+            <w:pPr>
+              <w:spacing w:after="0"/>
+            </w:pPr>
+            <w:r>
+              <w:t>RF gain</w:t>
+            </w:r>
+          </w:p>
+        </w:tc>
+        <w:tc>
+          <w:tcPr>
+            <w:tcW w:w="7200" w:type="dxa"/>
+            <w:tcBorders>
+              <w:top w:val="single" w:sz="4" w:space="0" w:color="D9D9D9"/>
+              <w:left w:val="single" w:sz="4" w:space="0" w:color="D9D9D9"/>
+              <w:bottom w:val="single" w:sz="4" w:space="0" w:color="D9D9D9"/>
+              <w:right w:val="single" w:sz="4" w:space="0" w:color="D9D9D9"/>
+            </w:tcBorders>
+            <w:shd w:val="clear" w:color="auto" w:fill="FFFFFF"/>
+            <w:tcMar>
+              <w:top w:w="70" w:type="dxa"/>
+              <w:left w:w="90" w:type="dxa"/>
+              <w:bottom w:w="70" w:type="dxa"/>
+              <w:right w:w="90" w:type="dxa"/>
+            </w:tcMar>
+            <w:vAlign w:val="center"/>
+          </w:tcPr>
+          <w:p>
+            <w:pPr>
+              <w:spacing w:after="0"/>
+            </w:pPr>
+            <w:r>
+              <w:t>17</w:t>
+            </w:r>
+          </w:p>
+        </w:tc>
+      </w:tr>
+      <w:tr>
+        <w:trPr>
+          <w:cantSplit/>
+          <w:jc w:val="center"/>
+        </w:trPr>
+        <w:tc>
+          <w:tcPr>
+            <w:tcW w:w="2880" w:type="dxa"/>
+            <w:tcBorders>
+              <w:top w:val="single" w:sz="4" w:space="0" w:color="D9D9D9"/>
+              <w:left w:val="single" w:sz="4" w:space="0" w:color="D9D9D9"/>
+              <w:bottom w:val="single" w:sz="4" w:space="0" w:color="D9D9D9"/>
+              <w:right w:val="single" w:sz="4" w:space="0" w:color="D9D9D9"/>
+            </w:tcBorders>
+            <w:shd w:val="clear" w:color="auto" w:fill="F3F5F7"/>
+            <w:tcMar>
+              <w:top w:w="70" w:type="dxa"/>
+              <w:left w:w="90" w:type="dxa"/>
+              <w:bottom w:w="70" w:type="dxa"/>
+              <w:right w:w="90" w:type="dxa"/>
+            </w:tcMar>
+            <w:vAlign w:val="center"/>
+          </w:tcPr>
+          <w:p>
+            <w:pPr>
+              <w:spacing w:after="0"/>
+            </w:pPr>
+            <w:r>
+              <w:t>IF gain</w:t>
+            </w:r>
+          </w:p>
+        </w:tc>
+        <w:tc>
+          <w:tcPr>
+            <w:tcW w:w="7200" w:type="dxa"/>
+            <w:tcBorders>
+              <w:top w:val="single" w:sz="4" w:space="0" w:color="D9D9D9"/>
+              <w:left w:val="single" w:sz="4" w:space="0" w:color="D9D9D9"/>
+              <w:bottom w:val="single" w:sz="4" w:space="0" w:color="D9D9D9"/>
+              <w:right w:val="single" w:sz="4" w:space="0" w:color="D9D9D9"/>
+            </w:tcBorders>
+            <w:shd w:val="clear" w:color="auto" w:fill="F3F5F7"/>
+            <w:tcMar>
+              <w:top w:w="70" w:type="dxa"/>
+              <w:left w:w="90" w:type="dxa"/>
+              <w:bottom w:w="70" w:type="dxa"/>
+              <w:right w:w="90" w:type="dxa"/>
+            </w:tcMar>
+            <w:vAlign w:val="center"/>
+          </w:tcPr>
+          <w:p>
+            <w:pPr>
+              <w:spacing w:after="0"/>
+            </w:pPr>
+            <w:r>
+              <w:t>12</w:t>
+            </w:r>
+          </w:p>
+        </w:tc>
+      </w:tr>
+    </w:tbl>
+    <w:p>
+      <w:r>
+        <w:t>The bias=1 option enables antenna-cable power for a compatible LNA. USB powers the Airspy itself.</w:t>
       </w:r>
     </w:p>
     <w:p>
       <w:r>
-        <w:t>-  Converts the data stream to a real value.</w:t>
+        <w:t>Use the current receiver guide for your hardware. Leave other settings at their defaults unless the receiver requires a change.</w:t>
+      </w:r>
+    </w:p>
+    <w:p>
+      <w:pPr>
+        <w:pStyle w:val="Heading1"/>
+        <w:pageBreakBefore/>
+      </w:pPr>
+      <w:r>
+        <w:lastRenderedPageBreak/>
+        <w:t>2 Group samples into vectors</w:t>
       </w:r>
     </w:p>
     <w:p>
       <w:r>
-        <w:t>Settings:</w:t>
+        <w:t>Stream to Vector groups consecutive complex samples for the FFT. Set vec_length to 4096 in a Variable block.</w:t>
       </w:r>
     </w:p>
     <w:p>
       <w:pPr>
-        <w:pStyle w:val="ListBullet"/>
-      </w:pPr>
-      <w:r>
-        <w:t xml:space="preserve"> Vec Length: vec_length</w:t>
-      </w:r>
-    </w:p>
-    <w:p>
-      <w:pPr>
-        <w:spacing w:before="100" w:after="160"/>
+        <w:keepNext/>
+        <w:spacing w:before="80" w:after="60"/>
         <w:jc w:val="center"/>
       </w:pPr>
       <w:r>
@@ -709,10 +656,10 @@
           <w:noProof/>
         </w:rPr>
         <w:drawing>
-          <wp:inline distT="0" distB="0" distL="0" distR="0" wp14:anchorId="088186B2" wp14:editId="6C1916AE">
-            <wp:extent cx="3014345" cy="3157751"/>
+          <wp:inline distT="0" distB="0" distL="0" distR="0">
+            <wp:extent cx="2940121" cy="3108960"/>
             <wp:effectExtent l="0" t="0" r="0" b="0"/>
-            <wp:docPr id="8" name="Picture 8" descr="Build a simple spectrometer illustration"/>
+            <wp:docPr id="4" name="Picture 4" descr="Figure 4. Stream to Vector groups 4096 scalar samples per output vector."/>
             <wp:cNvGraphicFramePr>
               <a:graphicFrameLocks xmlns:a="http://schemas.openxmlformats.org/drawingml/2006/main" noChangeAspect="1"/>
             </wp:cNvGraphicFramePr>
@@ -720,11 +667,11 @@
               <a:graphicData uri="http://schemas.openxmlformats.org/drawingml/2006/picture">
                 <pic:pic xmlns:pic="http://schemas.openxmlformats.org/drawingml/2006/picture">
                   <pic:nvPicPr>
-                    <pic:cNvPr id="0" name="build-a-spectrometer-6-1.png"/>
+                    <pic:cNvPr id="0" name="image4.png"/>
                     <pic:cNvPicPr/>
                   </pic:nvPicPr>
                   <pic:blipFill>
-                    <a:blip r:embed="rId15"/>
+                    <a:blip r:embed="rId12"/>
                     <a:stretch>
                       <a:fillRect/>
                     </a:stretch>
@@ -732,7 +679,7 @@
                   <pic:spPr>
                     <a:xfrm>
                       <a:off x="0" y="0"/>
-                      <a:ext cx="3014345" cy="3157751"/>
+                      <a:ext cx="2940121" cy="3108960"/>
                     </a:xfrm>
                     <a:prstGeom prst="rect">
                       <a:avLst/>
@@ -747,78 +694,304 @@
     </w:p>
     <w:p>
       <w:pPr>
-        <w:pStyle w:val="Heading1"/>
+        <w:pStyle w:val="Caption"/>
+        <w:jc w:val="center"/>
       </w:pPr>
       <w:r>
-        <w:lastRenderedPageBreak/>
-        <w:t>Integrate</w:t>
+        <w:t>Figure 4. Stream to Vector groups 4096 scalar samples per output vector.</w:t>
+      </w:r>
+    </w:p>
+    <w:tbl>
+      <w:tblPr>
+        <w:tblStyle w:val="TableGrid"/>
+        <w:tblW w:w="0" w:type="auto"/>
+        <w:jc w:val="center"/>
+        <w:tblLayout w:type="fixed"/>
+        <w:tblLook w:val="04A0" w:firstRow="1" w:lastRow="0" w:firstColumn="1" w:lastColumn="0" w:noHBand="0" w:noVBand="1"/>
+      </w:tblPr>
+      <w:tblGrid>
+        <w:gridCol w:w="2880"/>
+        <w:gridCol w:w="7200"/>
+      </w:tblGrid>
+      <w:tr>
+        <w:trPr>
+          <w:cantSplit/>
+          <w:tblHeader/>
+          <w:jc w:val="center"/>
+        </w:trPr>
+        <w:tc>
+          <w:tcPr>
+            <w:tcW w:w="2880" w:type="dxa"/>
+            <w:tcBorders>
+              <w:top w:val="single" w:sz="4" w:space="0" w:color="D9D9D9"/>
+              <w:left w:val="single" w:sz="4" w:space="0" w:color="D9D9D9"/>
+              <w:bottom w:val="single" w:sz="4" w:space="0" w:color="D9D9D9"/>
+              <w:right w:val="single" w:sz="4" w:space="0" w:color="D9D9D9"/>
+            </w:tcBorders>
+            <w:shd w:val="clear" w:color="auto" w:fill="002855"/>
+            <w:tcMar>
+              <w:top w:w="70" w:type="dxa"/>
+              <w:left w:w="90" w:type="dxa"/>
+              <w:bottom w:w="70" w:type="dxa"/>
+              <w:right w:w="90" w:type="dxa"/>
+            </w:tcMar>
+            <w:vAlign w:val="center"/>
+          </w:tcPr>
+          <w:p>
+            <w:pPr>
+              <w:spacing w:after="0"/>
+            </w:pPr>
+            <w:r>
+              <w:rPr>
+                <w:b/>
+                <w:color w:val="FFFFFF"/>
+              </w:rPr>
+              <w:t>Setting</w:t>
+            </w:r>
+          </w:p>
+        </w:tc>
+        <w:tc>
+          <w:tcPr>
+            <w:tcW w:w="7200" w:type="dxa"/>
+            <w:tcBorders>
+              <w:top w:val="single" w:sz="4" w:space="0" w:color="D9D9D9"/>
+              <w:left w:val="single" w:sz="4" w:space="0" w:color="D9D9D9"/>
+              <w:bottom w:val="single" w:sz="4" w:space="0" w:color="D9D9D9"/>
+              <w:right w:val="single" w:sz="4" w:space="0" w:color="D9D9D9"/>
+            </w:tcBorders>
+            <w:shd w:val="clear" w:color="auto" w:fill="002855"/>
+            <w:tcMar>
+              <w:top w:w="70" w:type="dxa"/>
+              <w:left w:w="90" w:type="dxa"/>
+              <w:bottom w:w="70" w:type="dxa"/>
+              <w:right w:w="90" w:type="dxa"/>
+            </w:tcMar>
+            <w:vAlign w:val="center"/>
+          </w:tcPr>
+          <w:p>
+            <w:pPr>
+              <w:spacing w:after="0"/>
+            </w:pPr>
+            <w:r>
+              <w:rPr>
+                <w:b/>
+                <w:color w:val="FFFFFF"/>
+              </w:rPr>
+              <w:t>Value</w:t>
+            </w:r>
+          </w:p>
+        </w:tc>
+      </w:tr>
+      <w:tr>
+        <w:trPr>
+          <w:cantSplit/>
+          <w:jc w:val="center"/>
+        </w:trPr>
+        <w:tc>
+          <w:tcPr>
+            <w:tcW w:w="2880" w:type="dxa"/>
+            <w:tcBorders>
+              <w:top w:val="single" w:sz="4" w:space="0" w:color="D9D9D9"/>
+              <w:left w:val="single" w:sz="4" w:space="0" w:color="D9D9D9"/>
+              <w:bottom w:val="single" w:sz="4" w:space="0" w:color="D9D9D9"/>
+              <w:right w:val="single" w:sz="4" w:space="0" w:color="D9D9D9"/>
+            </w:tcBorders>
+            <w:shd w:val="clear" w:color="auto" w:fill="F3F5F7"/>
+            <w:tcMar>
+              <w:top w:w="70" w:type="dxa"/>
+              <w:left w:w="90" w:type="dxa"/>
+              <w:bottom w:w="70" w:type="dxa"/>
+              <w:right w:w="90" w:type="dxa"/>
+            </w:tcMar>
+            <w:vAlign w:val="center"/>
+          </w:tcPr>
+          <w:p>
+            <w:pPr>
+              <w:spacing w:after="0"/>
+            </w:pPr>
+            <w:r>
+              <w:t>Input type</w:t>
+            </w:r>
+          </w:p>
+        </w:tc>
+        <w:tc>
+          <w:tcPr>
+            <w:tcW w:w="7200" w:type="dxa"/>
+            <w:tcBorders>
+              <w:top w:val="single" w:sz="4" w:space="0" w:color="D9D9D9"/>
+              <w:left w:val="single" w:sz="4" w:space="0" w:color="D9D9D9"/>
+              <w:bottom w:val="single" w:sz="4" w:space="0" w:color="D9D9D9"/>
+              <w:right w:val="single" w:sz="4" w:space="0" w:color="D9D9D9"/>
+            </w:tcBorders>
+            <w:shd w:val="clear" w:color="auto" w:fill="F3F5F7"/>
+            <w:tcMar>
+              <w:top w:w="70" w:type="dxa"/>
+              <w:left w:w="90" w:type="dxa"/>
+              <w:bottom w:w="70" w:type="dxa"/>
+              <w:right w:w="90" w:type="dxa"/>
+            </w:tcMar>
+            <w:vAlign w:val="center"/>
+          </w:tcPr>
+          <w:p>
+            <w:pPr>
+              <w:spacing w:after="0"/>
+            </w:pPr>
+            <w:r>
+              <w:t>Complex</w:t>
+            </w:r>
+          </w:p>
+        </w:tc>
+      </w:tr>
+      <w:tr>
+        <w:trPr>
+          <w:cantSplit/>
+          <w:jc w:val="center"/>
+        </w:trPr>
+        <w:tc>
+          <w:tcPr>
+            <w:tcW w:w="2880" w:type="dxa"/>
+            <w:tcBorders>
+              <w:top w:val="single" w:sz="4" w:space="0" w:color="D9D9D9"/>
+              <w:left w:val="single" w:sz="4" w:space="0" w:color="D9D9D9"/>
+              <w:bottom w:val="single" w:sz="4" w:space="0" w:color="D9D9D9"/>
+              <w:right w:val="single" w:sz="4" w:space="0" w:color="D9D9D9"/>
+            </w:tcBorders>
+            <w:shd w:val="clear" w:color="auto" w:fill="FFFFFF"/>
+            <w:tcMar>
+              <w:top w:w="70" w:type="dxa"/>
+              <w:left w:w="90" w:type="dxa"/>
+              <w:bottom w:w="70" w:type="dxa"/>
+              <w:right w:w="90" w:type="dxa"/>
+            </w:tcMar>
+            <w:vAlign w:val="center"/>
+          </w:tcPr>
+          <w:p>
+            <w:pPr>
+              <w:spacing w:after="0"/>
+            </w:pPr>
+            <w:r>
+              <w:t>Num items</w:t>
+            </w:r>
+          </w:p>
+        </w:tc>
+        <w:tc>
+          <w:tcPr>
+            <w:tcW w:w="7200" w:type="dxa"/>
+            <w:tcBorders>
+              <w:top w:val="single" w:sz="4" w:space="0" w:color="D9D9D9"/>
+              <w:left w:val="single" w:sz="4" w:space="0" w:color="D9D9D9"/>
+              <w:bottom w:val="single" w:sz="4" w:space="0" w:color="D9D9D9"/>
+              <w:right w:val="single" w:sz="4" w:space="0" w:color="D9D9D9"/>
+            </w:tcBorders>
+            <w:shd w:val="clear" w:color="auto" w:fill="FFFFFF"/>
+            <w:tcMar>
+              <w:top w:w="70" w:type="dxa"/>
+              <w:left w:w="90" w:type="dxa"/>
+              <w:bottom w:w="70" w:type="dxa"/>
+              <w:right w:w="90" w:type="dxa"/>
+            </w:tcMar>
+            <w:vAlign w:val="center"/>
+          </w:tcPr>
+          <w:p>
+            <w:pPr>
+              <w:spacing w:after="0"/>
+            </w:pPr>
+            <w:r>
+              <w:t>vec_length</w:t>
+            </w:r>
+          </w:p>
+        </w:tc>
+      </w:tr>
+      <w:tr>
+        <w:trPr>
+          <w:cantSplit/>
+          <w:jc w:val="center"/>
+        </w:trPr>
+        <w:tc>
+          <w:tcPr>
+            <w:tcW w:w="2880" w:type="dxa"/>
+            <w:tcBorders>
+              <w:top w:val="single" w:sz="4" w:space="0" w:color="D9D9D9"/>
+              <w:left w:val="single" w:sz="4" w:space="0" w:color="D9D9D9"/>
+              <w:bottom w:val="single" w:sz="4" w:space="0" w:color="D9D9D9"/>
+              <w:right w:val="single" w:sz="4" w:space="0" w:color="D9D9D9"/>
+            </w:tcBorders>
+            <w:shd w:val="clear" w:color="auto" w:fill="F3F5F7"/>
+            <w:tcMar>
+              <w:top w:w="70" w:type="dxa"/>
+              <w:left w:w="90" w:type="dxa"/>
+              <w:bottom w:w="70" w:type="dxa"/>
+              <w:right w:w="90" w:type="dxa"/>
+            </w:tcMar>
+            <w:vAlign w:val="center"/>
+          </w:tcPr>
+          <w:p>
+            <w:pPr>
+              <w:spacing w:after="0"/>
+            </w:pPr>
+            <w:r>
+              <w:t>Vec length</w:t>
+            </w:r>
+          </w:p>
+        </w:tc>
+        <w:tc>
+          <w:tcPr>
+            <w:tcW w:w="7200" w:type="dxa"/>
+            <w:tcBorders>
+              <w:top w:val="single" w:sz="4" w:space="0" w:color="D9D9D9"/>
+              <w:left w:val="single" w:sz="4" w:space="0" w:color="D9D9D9"/>
+              <w:bottom w:val="single" w:sz="4" w:space="0" w:color="D9D9D9"/>
+              <w:right w:val="single" w:sz="4" w:space="0" w:color="D9D9D9"/>
+            </w:tcBorders>
+            <w:shd w:val="clear" w:color="auto" w:fill="F3F5F7"/>
+            <w:tcMar>
+              <w:top w:w="70" w:type="dxa"/>
+              <w:left w:w="90" w:type="dxa"/>
+              <w:bottom w:w="70" w:type="dxa"/>
+              <w:right w:w="90" w:type="dxa"/>
+            </w:tcMar>
+            <w:vAlign w:val="center"/>
+          </w:tcPr>
+          <w:p>
+            <w:pPr>
+              <w:spacing w:after="0"/>
+            </w:pPr>
+            <w:r>
+              <w:t>1</w:t>
+            </w:r>
+          </w:p>
+        </w:tc>
+      </w:tr>
+    </w:tbl>
+    <w:p>
+      <w:r>
+        <w:t>The input Vec length of 1 describes scalar input items. Num items sets the number grouped into each output vector.</w:t>
       </w:r>
     </w:p>
     <w:p>
       <w:r>
-        <w:t>Adds corresponding power channels across successive spectra. Random fluctuations decrease relative to the mean as more spectra are combined. The mean noise power remains; it does not cancel.</w:t>
-      </w:r>
-    </w:p>
-    <w:p>
-      <w:r>
-        <w:t>Settings:</w:t>
-      </w:r>
-    </w:p>
-    <w:p>
-      <w:pPr>
-        <w:pStyle w:val="ListBullet"/>
-      </w:pPr>
-      <w:r>
-        <w:t xml:space="preserve"> IO Type: Float</w:t>
-      </w:r>
-    </w:p>
-    <w:p>
-      <w:pPr>
-        <w:pStyle w:val="ListBullet"/>
-      </w:pPr>
-      <w:r>
-        <w:t xml:space="preserve"> Decimation: int(samp_rate/vec_length)</w:t>
-      </w:r>
-    </w:p>
-    <w:p>
-      <w:r>
-        <w:t>Number of complete spectra to add for each output vector.</w:t>
-      </w:r>
-    </w:p>
-    <w:p>
-      <w:r>
-        <w:t>Example:</w:t>
-      </w:r>
-    </w:p>
-    <w:p>
-      <w:r>
-        <w:t>At 10 MHz and 4096 samples per FFT, 10,000,000 / 4096 = 2441.40625 spectra per second.</w:t>
-      </w:r>
-    </w:p>
-    <w:p>
-      <w:r>
-        <w:t>Decimation 2441 adds 2441 spectra, giving about one output per second. Divide by 2441 if you want an average. Summing also increases the mean noise level.</w:t>
-      </w:r>
-    </w:p>
-    <w:p>
-      <w:pPr>
-        <w:pStyle w:val="ListBullet"/>
-      </w:pPr>
-      <w:r>
-        <w:t xml:space="preserve"> Vec Length: vec_length</w:t>
+        <w:t>Connect the Osmocom Source output to this block, then connect its vector output to the FFT.</w:t>
       </w:r>
     </w:p>
     <w:p>
       <w:pPr>
         <w:pStyle w:val="Heading1"/>
+        <w:pageBreakBefore/>
       </w:pPr>
       <w:r>
-        <w:t>QT GUI Vector Sink</w:t>
+        <w:lastRenderedPageBreak/>
+        <w:t>3 Transform the signal into frequencies</w:t>
+      </w:r>
+    </w:p>
+    <w:p>
+      <w:r>
+        <w:t>The FFT transforms each vector into frequency channels. Use the same vector length throughout the processing chain.</w:t>
       </w:r>
     </w:p>
     <w:p>
       <w:pPr>
-        <w:spacing w:before="100" w:after="160"/>
+        <w:keepNext/>
+        <w:spacing w:before="80" w:after="60"/>
         <w:jc w:val="center"/>
       </w:pPr>
       <w:r>
@@ -826,10 +999,10 @@
           <w:noProof/>
         </w:rPr>
         <w:drawing>
-          <wp:inline distT="0" distB="0" distL="0" distR="0" wp14:anchorId="1987FE02" wp14:editId="112862AE">
-            <wp:extent cx="2782570" cy="3819760"/>
+          <wp:inline distT="0" distB="0" distL="0" distR="0">
+            <wp:extent cx="2921249" cy="3108960"/>
             <wp:effectExtent l="0" t="0" r="0" b="0"/>
-            <wp:docPr id="9" name="Picture 9" descr="Build a simple spectrometer illustration"/>
+            <wp:docPr id="5" name="Picture 5" descr="Figure 5. FFT settings for the original 4096-channel example."/>
             <wp:cNvGraphicFramePr>
               <a:graphicFrameLocks xmlns:a="http://schemas.openxmlformats.org/drawingml/2006/main" noChangeAspect="1"/>
             </wp:cNvGraphicFramePr>
@@ -837,11 +1010,11 @@
               <a:graphicData uri="http://schemas.openxmlformats.org/drawingml/2006/picture">
                 <pic:pic xmlns:pic="http://schemas.openxmlformats.org/drawingml/2006/picture">
                   <pic:nvPicPr>
-                    <pic:cNvPr id="0" name="build-a-spectrometer-7-1.png"/>
+                    <pic:cNvPr id="0" name="image5.png"/>
                     <pic:cNvPicPr/>
                   </pic:nvPicPr>
                   <pic:blipFill>
-                    <a:blip r:embed="rId16"/>
+                    <a:blip r:embed="rId13"/>
                     <a:stretch>
                       <a:fillRect/>
                     </a:stretch>
@@ -849,7 +1022,7 @@
                   <pic:spPr>
                     <a:xfrm>
                       <a:off x="0" y="0"/>
-                      <a:ext cx="2782570" cy="3819760"/>
+                      <a:ext cx="2921249" cy="3108960"/>
                     </a:xfrm>
                     <a:prstGeom prst="rect">
                       <a:avLst/>
@@ -863,13 +1036,1577 @@
       </w:r>
     </w:p>
     <w:p>
+      <w:pPr>
+        <w:pStyle w:val="Caption"/>
+        <w:jc w:val="center"/>
+      </w:pPr>
       <w:r>
-        <w:t>-  This displays the processed signal in a signal vs. frequency graph.</w:t>
+        <w:t>Figure 5. FFT settings for the original 4096-channel example.</w:t>
+      </w:r>
+    </w:p>
+    <w:tbl>
+      <w:tblPr>
+        <w:tblStyle w:val="TableGrid"/>
+        <w:tblW w:w="0" w:type="auto"/>
+        <w:jc w:val="center"/>
+        <w:tblLayout w:type="fixed"/>
+        <w:tblLook w:val="04A0" w:firstRow="1" w:lastRow="0" w:firstColumn="1" w:lastColumn="0" w:noHBand="0" w:noVBand="1"/>
+      </w:tblPr>
+      <w:tblGrid>
+        <w:gridCol w:w="2880"/>
+        <w:gridCol w:w="7200"/>
+      </w:tblGrid>
+      <w:tr>
+        <w:trPr>
+          <w:cantSplit/>
+          <w:tblHeader/>
+          <w:jc w:val="center"/>
+        </w:trPr>
+        <w:tc>
+          <w:tcPr>
+            <w:tcW w:w="2880" w:type="dxa"/>
+            <w:tcBorders>
+              <w:top w:val="single" w:sz="4" w:space="0" w:color="D9D9D9"/>
+              <w:left w:val="single" w:sz="4" w:space="0" w:color="D9D9D9"/>
+              <w:bottom w:val="single" w:sz="4" w:space="0" w:color="D9D9D9"/>
+              <w:right w:val="single" w:sz="4" w:space="0" w:color="D9D9D9"/>
+            </w:tcBorders>
+            <w:shd w:val="clear" w:color="auto" w:fill="002855"/>
+            <w:tcMar>
+              <w:top w:w="70" w:type="dxa"/>
+              <w:left w:w="90" w:type="dxa"/>
+              <w:bottom w:w="70" w:type="dxa"/>
+              <w:right w:w="90" w:type="dxa"/>
+            </w:tcMar>
+            <w:vAlign w:val="center"/>
+          </w:tcPr>
+          <w:p>
+            <w:pPr>
+              <w:spacing w:after="0"/>
+            </w:pPr>
+            <w:r>
+              <w:rPr>
+                <w:b/>
+                <w:color w:val="FFFFFF"/>
+              </w:rPr>
+              <w:t>Setting</w:t>
+            </w:r>
+          </w:p>
+        </w:tc>
+        <w:tc>
+          <w:tcPr>
+            <w:tcW w:w="7200" w:type="dxa"/>
+            <w:tcBorders>
+              <w:top w:val="single" w:sz="4" w:space="0" w:color="D9D9D9"/>
+              <w:left w:val="single" w:sz="4" w:space="0" w:color="D9D9D9"/>
+              <w:bottom w:val="single" w:sz="4" w:space="0" w:color="D9D9D9"/>
+              <w:right w:val="single" w:sz="4" w:space="0" w:color="D9D9D9"/>
+            </w:tcBorders>
+            <w:shd w:val="clear" w:color="auto" w:fill="002855"/>
+            <w:tcMar>
+              <w:top w:w="70" w:type="dxa"/>
+              <w:left w:w="90" w:type="dxa"/>
+              <w:bottom w:w="70" w:type="dxa"/>
+              <w:right w:w="90" w:type="dxa"/>
+            </w:tcMar>
+            <w:vAlign w:val="center"/>
+          </w:tcPr>
+          <w:p>
+            <w:pPr>
+              <w:spacing w:after="0"/>
+            </w:pPr>
+            <w:r>
+              <w:rPr>
+                <w:b/>
+                <w:color w:val="FFFFFF"/>
+              </w:rPr>
+              <w:t>Value</w:t>
+            </w:r>
+          </w:p>
+        </w:tc>
+      </w:tr>
+      <w:tr>
+        <w:trPr>
+          <w:cantSplit/>
+          <w:jc w:val="center"/>
+        </w:trPr>
+        <w:tc>
+          <w:tcPr>
+            <w:tcW w:w="2880" w:type="dxa"/>
+            <w:tcBorders>
+              <w:top w:val="single" w:sz="4" w:space="0" w:color="D9D9D9"/>
+              <w:left w:val="single" w:sz="4" w:space="0" w:color="D9D9D9"/>
+              <w:bottom w:val="single" w:sz="4" w:space="0" w:color="D9D9D9"/>
+              <w:right w:val="single" w:sz="4" w:space="0" w:color="D9D9D9"/>
+            </w:tcBorders>
+            <w:shd w:val="clear" w:color="auto" w:fill="F3F5F7"/>
+            <w:tcMar>
+              <w:top w:w="70" w:type="dxa"/>
+              <w:left w:w="90" w:type="dxa"/>
+              <w:bottom w:w="70" w:type="dxa"/>
+              <w:right w:w="90" w:type="dxa"/>
+            </w:tcMar>
+            <w:vAlign w:val="center"/>
+          </w:tcPr>
+          <w:p>
+            <w:pPr>
+              <w:spacing w:after="0"/>
+            </w:pPr>
+            <w:r>
+              <w:t>Input type</w:t>
+            </w:r>
+          </w:p>
+        </w:tc>
+        <w:tc>
+          <w:tcPr>
+            <w:tcW w:w="7200" w:type="dxa"/>
+            <w:tcBorders>
+              <w:top w:val="single" w:sz="4" w:space="0" w:color="D9D9D9"/>
+              <w:left w:val="single" w:sz="4" w:space="0" w:color="D9D9D9"/>
+              <w:bottom w:val="single" w:sz="4" w:space="0" w:color="D9D9D9"/>
+              <w:right w:val="single" w:sz="4" w:space="0" w:color="D9D9D9"/>
+            </w:tcBorders>
+            <w:shd w:val="clear" w:color="auto" w:fill="F3F5F7"/>
+            <w:tcMar>
+              <w:top w:w="70" w:type="dxa"/>
+              <w:left w:w="90" w:type="dxa"/>
+              <w:bottom w:w="70" w:type="dxa"/>
+              <w:right w:w="90" w:type="dxa"/>
+            </w:tcMar>
+            <w:vAlign w:val="center"/>
+          </w:tcPr>
+          <w:p>
+            <w:pPr>
+              <w:spacing w:after="0"/>
+            </w:pPr>
+            <w:r>
+              <w:t>Complex</w:t>
+            </w:r>
+          </w:p>
+        </w:tc>
+      </w:tr>
+      <w:tr>
+        <w:trPr>
+          <w:cantSplit/>
+          <w:jc w:val="center"/>
+        </w:trPr>
+        <w:tc>
+          <w:tcPr>
+            <w:tcW w:w="2880" w:type="dxa"/>
+            <w:tcBorders>
+              <w:top w:val="single" w:sz="4" w:space="0" w:color="D9D9D9"/>
+              <w:left w:val="single" w:sz="4" w:space="0" w:color="D9D9D9"/>
+              <w:bottom w:val="single" w:sz="4" w:space="0" w:color="D9D9D9"/>
+              <w:right w:val="single" w:sz="4" w:space="0" w:color="D9D9D9"/>
+            </w:tcBorders>
+            <w:shd w:val="clear" w:color="auto" w:fill="FFFFFF"/>
+            <w:tcMar>
+              <w:top w:w="70" w:type="dxa"/>
+              <w:left w:w="90" w:type="dxa"/>
+              <w:bottom w:w="70" w:type="dxa"/>
+              <w:right w:w="90" w:type="dxa"/>
+            </w:tcMar>
+            <w:vAlign w:val="center"/>
+          </w:tcPr>
+          <w:p>
+            <w:pPr>
+              <w:spacing w:after="0"/>
+            </w:pPr>
+            <w:r>
+              <w:t>FFT size</w:t>
+            </w:r>
+          </w:p>
+        </w:tc>
+        <w:tc>
+          <w:tcPr>
+            <w:tcW w:w="7200" w:type="dxa"/>
+            <w:tcBorders>
+              <w:top w:val="single" w:sz="4" w:space="0" w:color="D9D9D9"/>
+              <w:left w:val="single" w:sz="4" w:space="0" w:color="D9D9D9"/>
+              <w:bottom w:val="single" w:sz="4" w:space="0" w:color="D9D9D9"/>
+              <w:right w:val="single" w:sz="4" w:space="0" w:color="D9D9D9"/>
+            </w:tcBorders>
+            <w:shd w:val="clear" w:color="auto" w:fill="FFFFFF"/>
+            <w:tcMar>
+              <w:top w:w="70" w:type="dxa"/>
+              <w:left w:w="90" w:type="dxa"/>
+              <w:bottom w:w="70" w:type="dxa"/>
+              <w:right w:w="90" w:type="dxa"/>
+            </w:tcMar>
+            <w:vAlign w:val="center"/>
+          </w:tcPr>
+          <w:p>
+            <w:pPr>
+              <w:spacing w:after="0"/>
+            </w:pPr>
+            <w:r>
+              <w:t>vec_length</w:t>
+            </w:r>
+          </w:p>
+        </w:tc>
+      </w:tr>
+      <w:tr>
+        <w:trPr>
+          <w:cantSplit/>
+          <w:jc w:val="center"/>
+        </w:trPr>
+        <w:tc>
+          <w:tcPr>
+            <w:tcW w:w="2880" w:type="dxa"/>
+            <w:tcBorders>
+              <w:top w:val="single" w:sz="4" w:space="0" w:color="D9D9D9"/>
+              <w:left w:val="single" w:sz="4" w:space="0" w:color="D9D9D9"/>
+              <w:bottom w:val="single" w:sz="4" w:space="0" w:color="D9D9D9"/>
+              <w:right w:val="single" w:sz="4" w:space="0" w:color="D9D9D9"/>
+            </w:tcBorders>
+            <w:shd w:val="clear" w:color="auto" w:fill="F3F5F7"/>
+            <w:tcMar>
+              <w:top w:w="70" w:type="dxa"/>
+              <w:left w:w="90" w:type="dxa"/>
+              <w:bottom w:w="70" w:type="dxa"/>
+              <w:right w:w="90" w:type="dxa"/>
+            </w:tcMar>
+            <w:vAlign w:val="center"/>
+          </w:tcPr>
+          <w:p>
+            <w:pPr>
+              <w:spacing w:after="0"/>
+            </w:pPr>
+            <w:r>
+              <w:t>Direction</w:t>
+            </w:r>
+          </w:p>
+        </w:tc>
+        <w:tc>
+          <w:tcPr>
+            <w:tcW w:w="7200" w:type="dxa"/>
+            <w:tcBorders>
+              <w:top w:val="single" w:sz="4" w:space="0" w:color="D9D9D9"/>
+              <w:left w:val="single" w:sz="4" w:space="0" w:color="D9D9D9"/>
+              <w:bottom w:val="single" w:sz="4" w:space="0" w:color="D9D9D9"/>
+              <w:right w:val="single" w:sz="4" w:space="0" w:color="D9D9D9"/>
+            </w:tcBorders>
+            <w:shd w:val="clear" w:color="auto" w:fill="F3F5F7"/>
+            <w:tcMar>
+              <w:top w:w="70" w:type="dxa"/>
+              <w:left w:w="90" w:type="dxa"/>
+              <w:bottom w:w="70" w:type="dxa"/>
+              <w:right w:w="90" w:type="dxa"/>
+            </w:tcMar>
+            <w:vAlign w:val="center"/>
+          </w:tcPr>
+          <w:p>
+            <w:pPr>
+              <w:spacing w:after="0"/>
+            </w:pPr>
+            <w:r>
+              <w:t>Forward</w:t>
+            </w:r>
+          </w:p>
+        </w:tc>
+      </w:tr>
+      <w:tr>
+        <w:trPr>
+          <w:cantSplit/>
+          <w:jc w:val="center"/>
+        </w:trPr>
+        <w:tc>
+          <w:tcPr>
+            <w:tcW w:w="2880" w:type="dxa"/>
+            <w:tcBorders>
+              <w:top w:val="single" w:sz="4" w:space="0" w:color="D9D9D9"/>
+              <w:left w:val="single" w:sz="4" w:space="0" w:color="D9D9D9"/>
+              <w:bottom w:val="single" w:sz="4" w:space="0" w:color="D9D9D9"/>
+              <w:right w:val="single" w:sz="4" w:space="0" w:color="D9D9D9"/>
+            </w:tcBorders>
+            <w:shd w:val="clear" w:color="auto" w:fill="FFFFFF"/>
+            <w:tcMar>
+              <w:top w:w="70" w:type="dxa"/>
+              <w:left w:w="90" w:type="dxa"/>
+              <w:bottom w:w="70" w:type="dxa"/>
+              <w:right w:w="90" w:type="dxa"/>
+            </w:tcMar>
+            <w:vAlign w:val="center"/>
+          </w:tcPr>
+          <w:p>
+            <w:pPr>
+              <w:spacing w:after="0"/>
+            </w:pPr>
+            <w:r>
+              <w:t>Window</w:t>
+            </w:r>
+          </w:p>
+        </w:tc>
+        <w:tc>
+          <w:tcPr>
+            <w:tcW w:w="7200" w:type="dxa"/>
+            <w:tcBorders>
+              <w:top w:val="single" w:sz="4" w:space="0" w:color="D9D9D9"/>
+              <w:left w:val="single" w:sz="4" w:space="0" w:color="D9D9D9"/>
+              <w:bottom w:val="single" w:sz="4" w:space="0" w:color="D9D9D9"/>
+              <w:right w:val="single" w:sz="4" w:space="0" w:color="D9D9D9"/>
+            </w:tcBorders>
+            <w:shd w:val="clear" w:color="auto" w:fill="FFFFFF"/>
+            <w:tcMar>
+              <w:top w:w="70" w:type="dxa"/>
+              <w:left w:w="90" w:type="dxa"/>
+              <w:bottom w:w="70" w:type="dxa"/>
+              <w:right w:w="90" w:type="dxa"/>
+            </w:tcMar>
+            <w:vAlign w:val="center"/>
+          </w:tcPr>
+          <w:p>
+            <w:pPr>
+              <w:spacing w:after="0"/>
+            </w:pPr>
+            <w:r>
+              <w:t>window.blackmanharris(vec_length)</w:t>
+            </w:r>
+          </w:p>
+        </w:tc>
+      </w:tr>
+      <w:tr>
+        <w:trPr>
+          <w:cantSplit/>
+          <w:jc w:val="center"/>
+        </w:trPr>
+        <w:tc>
+          <w:tcPr>
+            <w:tcW w:w="2880" w:type="dxa"/>
+            <w:tcBorders>
+              <w:top w:val="single" w:sz="4" w:space="0" w:color="D9D9D9"/>
+              <w:left w:val="single" w:sz="4" w:space="0" w:color="D9D9D9"/>
+              <w:bottom w:val="single" w:sz="4" w:space="0" w:color="D9D9D9"/>
+              <w:right w:val="single" w:sz="4" w:space="0" w:color="D9D9D9"/>
+            </w:tcBorders>
+            <w:shd w:val="clear" w:color="auto" w:fill="F3F5F7"/>
+            <w:tcMar>
+              <w:top w:w="70" w:type="dxa"/>
+              <w:left w:w="90" w:type="dxa"/>
+              <w:bottom w:w="70" w:type="dxa"/>
+              <w:right w:w="90" w:type="dxa"/>
+            </w:tcMar>
+            <w:vAlign w:val="center"/>
+          </w:tcPr>
+          <w:p>
+            <w:pPr>
+              <w:spacing w:after="0"/>
+            </w:pPr>
+            <w:r>
+              <w:t>Shift</w:t>
+            </w:r>
+          </w:p>
+        </w:tc>
+        <w:tc>
+          <w:tcPr>
+            <w:tcW w:w="7200" w:type="dxa"/>
+            <w:tcBorders>
+              <w:top w:val="single" w:sz="4" w:space="0" w:color="D9D9D9"/>
+              <w:left w:val="single" w:sz="4" w:space="0" w:color="D9D9D9"/>
+              <w:bottom w:val="single" w:sz="4" w:space="0" w:color="D9D9D9"/>
+              <w:right w:val="single" w:sz="4" w:space="0" w:color="D9D9D9"/>
+            </w:tcBorders>
+            <w:shd w:val="clear" w:color="auto" w:fill="F3F5F7"/>
+            <w:tcMar>
+              <w:top w:w="70" w:type="dxa"/>
+              <w:left w:w="90" w:type="dxa"/>
+              <w:bottom w:w="70" w:type="dxa"/>
+              <w:right w:w="90" w:type="dxa"/>
+            </w:tcMar>
+            <w:vAlign w:val="center"/>
+          </w:tcPr>
+          <w:p>
+            <w:pPr>
+              <w:spacing w:after="0"/>
+            </w:pPr>
+            <w:r>
+              <w:t>Yes</w:t>
+            </w:r>
+          </w:p>
+        </w:tc>
+      </w:tr>
+    </w:tbl>
+    <w:p>
+      <w:r>
+        <w:t>The window length must match the FFT size. Shift places the center frequency in the middle of the spectrum.</w:t>
+      </w:r>
+    </w:p>
+    <w:p>
+      <w:pPr>
+        <w:pStyle w:val="Heading1"/>
+        <w:pageBreakBefore/>
+      </w:pPr>
+      <w:r>
+        <w:lastRenderedPageBreak/>
+        <w:t>4 Calculate power</w:t>
       </w:r>
     </w:p>
     <w:p>
       <w:r>
-        <w:t>Settings:</w:t>
+        <w:t>Connect the FFT output to both inputs of Multiply Conjugate. This computes each complex value times its own conjugate.</w:t>
+      </w:r>
+    </w:p>
+    <w:p>
+      <w:r>
+        <w:t>The result is squared magnitude, proportional to power. Complex to Real then extracts its real component.</w:t>
+      </w:r>
+    </w:p>
+    <w:p>
+      <w:pPr>
+        <w:keepNext/>
+        <w:spacing w:after="60"/>
+        <w:jc w:val="center"/>
+      </w:pPr>
+      <w:r>
+        <w:rPr>
+          <w:noProof/>
+        </w:rPr>
+        <w:drawing>
+          <wp:inline distT="0" distB="0" distL="0" distR="0">
+            <wp:extent cx="2674491" cy="2834640"/>
+            <wp:effectExtent l="0" t="0" r="0" b="0"/>
+            <wp:docPr id="6" name="Picture 6" descr="Multiply Conjugate settings."/>
+            <wp:cNvGraphicFramePr>
+              <a:graphicFrameLocks xmlns:a="http://schemas.openxmlformats.org/drawingml/2006/main" noChangeAspect="1"/>
+            </wp:cNvGraphicFramePr>
+            <a:graphic xmlns:a="http://schemas.openxmlformats.org/drawingml/2006/main">
+              <a:graphicData uri="http://schemas.openxmlformats.org/drawingml/2006/picture">
+                <pic:pic xmlns:pic="http://schemas.openxmlformats.org/drawingml/2006/picture">
+                  <pic:nvPicPr>
+                    <pic:cNvPr id="0" name="image6.png"/>
+                    <pic:cNvPicPr/>
+                  </pic:nvPicPr>
+                  <pic:blipFill>
+                    <a:blip r:embed="rId14"/>
+                    <a:stretch>
+                      <a:fillRect/>
+                    </a:stretch>
+                  </pic:blipFill>
+                  <pic:spPr>
+                    <a:xfrm>
+                      <a:off x="0" y="0"/>
+                      <a:ext cx="2674491" cy="2834640"/>
+                    </a:xfrm>
+                    <a:prstGeom prst="rect">
+                      <a:avLst/>
+                    </a:prstGeom>
+                  </pic:spPr>
+                </pic:pic>
+              </a:graphicData>
+            </a:graphic>
+          </wp:inline>
+        </w:drawing>
+      </w:r>
+      <w:r>
+        <w:t xml:space="preserve">   </w:t>
+      </w:r>
+      <w:r>
+        <w:rPr>
+          <w:noProof/>
+        </w:rPr>
+        <w:drawing>
+          <wp:inline distT="0" distB="0" distL="0" distR="0">
+            <wp:extent cx="2652795" cy="2834640"/>
+            <wp:effectExtent l="0" t="0" r="0" b="0"/>
+            <wp:docPr id="7" name="Picture 7" descr="Complex to Real settings."/>
+            <wp:cNvGraphicFramePr>
+              <a:graphicFrameLocks xmlns:a="http://schemas.openxmlformats.org/drawingml/2006/main" noChangeAspect="1"/>
+            </wp:cNvGraphicFramePr>
+            <a:graphic xmlns:a="http://schemas.openxmlformats.org/drawingml/2006/main">
+              <a:graphicData uri="http://schemas.openxmlformats.org/drawingml/2006/picture">
+                <pic:pic xmlns:pic="http://schemas.openxmlformats.org/drawingml/2006/picture">
+                  <pic:nvPicPr>
+                    <pic:cNvPr id="0" name="image7.png"/>
+                    <pic:cNvPicPr/>
+                  </pic:nvPicPr>
+                  <pic:blipFill>
+                    <a:blip r:embed="rId15"/>
+                    <a:stretch>
+                      <a:fillRect/>
+                    </a:stretch>
+                  </pic:blipFill>
+                  <pic:spPr>
+                    <a:xfrm>
+                      <a:off x="0" y="0"/>
+                      <a:ext cx="2652795" cy="2834640"/>
+                    </a:xfrm>
+                    <a:prstGeom prst="rect">
+                      <a:avLst/>
+                    </a:prstGeom>
+                  </pic:spPr>
+                </pic:pic>
+              </a:graphicData>
+            </a:graphic>
+          </wp:inline>
+        </w:drawing>
+      </w:r>
+    </w:p>
+    <w:p>
+      <w:pPr>
+        <w:pStyle w:val="Caption"/>
+        <w:jc w:val="center"/>
+      </w:pPr>
+      <w:r>
+        <w:t>Figure 6. Multiply Conjugate (left) and Complex to Real (right).</w:t>
+      </w:r>
+    </w:p>
+    <w:tbl>
+      <w:tblPr>
+        <w:tblStyle w:val="TableGrid"/>
+        <w:tblW w:w="0" w:type="auto"/>
+        <w:jc w:val="center"/>
+        <w:tblLayout w:type="fixed"/>
+        <w:tblLook w:val="04A0" w:firstRow="1" w:lastRow="0" w:firstColumn="1" w:lastColumn="0" w:noHBand="0" w:noVBand="1"/>
+      </w:tblPr>
+      <w:tblGrid>
+        <w:gridCol w:w="3600"/>
+        <w:gridCol w:w="6480"/>
+      </w:tblGrid>
+      <w:tr>
+        <w:trPr>
+          <w:cantSplit/>
+          <w:tblHeader/>
+          <w:jc w:val="center"/>
+        </w:trPr>
+        <w:tc>
+          <w:tcPr>
+            <w:tcW w:w="3600" w:type="dxa"/>
+            <w:tcBorders>
+              <w:top w:val="single" w:sz="4" w:space="0" w:color="D9D9D9"/>
+              <w:left w:val="single" w:sz="4" w:space="0" w:color="D9D9D9"/>
+              <w:bottom w:val="single" w:sz="4" w:space="0" w:color="D9D9D9"/>
+              <w:right w:val="single" w:sz="4" w:space="0" w:color="D9D9D9"/>
+            </w:tcBorders>
+            <w:shd w:val="clear" w:color="auto" w:fill="002855"/>
+            <w:tcMar>
+              <w:top w:w="70" w:type="dxa"/>
+              <w:left w:w="90" w:type="dxa"/>
+              <w:bottom w:w="70" w:type="dxa"/>
+              <w:right w:w="90" w:type="dxa"/>
+            </w:tcMar>
+            <w:vAlign w:val="center"/>
+          </w:tcPr>
+          <w:p>
+            <w:pPr>
+              <w:spacing w:after="0"/>
+            </w:pPr>
+            <w:r>
+              <w:rPr>
+                <w:b/>
+                <w:color w:val="FFFFFF"/>
+              </w:rPr>
+              <w:t>Block</w:t>
+            </w:r>
+          </w:p>
+        </w:tc>
+        <w:tc>
+          <w:tcPr>
+            <w:tcW w:w="6480" w:type="dxa"/>
+            <w:tcBorders>
+              <w:top w:val="single" w:sz="4" w:space="0" w:color="D9D9D9"/>
+              <w:left w:val="single" w:sz="4" w:space="0" w:color="D9D9D9"/>
+              <w:bottom w:val="single" w:sz="4" w:space="0" w:color="D9D9D9"/>
+              <w:right w:val="single" w:sz="4" w:space="0" w:color="D9D9D9"/>
+            </w:tcBorders>
+            <w:shd w:val="clear" w:color="auto" w:fill="002855"/>
+            <w:tcMar>
+              <w:top w:w="70" w:type="dxa"/>
+              <w:left w:w="90" w:type="dxa"/>
+              <w:bottom w:w="70" w:type="dxa"/>
+              <w:right w:w="90" w:type="dxa"/>
+            </w:tcMar>
+            <w:vAlign w:val="center"/>
+          </w:tcPr>
+          <w:p>
+            <w:pPr>
+              <w:spacing w:after="0"/>
+            </w:pPr>
+            <w:r>
+              <w:rPr>
+                <w:b/>
+                <w:color w:val="FFFFFF"/>
+              </w:rPr>
+              <w:t>Setting</w:t>
+            </w:r>
+          </w:p>
+        </w:tc>
+      </w:tr>
+      <w:tr>
+        <w:trPr>
+          <w:cantSplit/>
+          <w:jc w:val="center"/>
+        </w:trPr>
+        <w:tc>
+          <w:tcPr>
+            <w:tcW w:w="3600" w:type="dxa"/>
+            <w:tcBorders>
+              <w:top w:val="single" w:sz="4" w:space="0" w:color="D9D9D9"/>
+              <w:left w:val="single" w:sz="4" w:space="0" w:color="D9D9D9"/>
+              <w:bottom w:val="single" w:sz="4" w:space="0" w:color="D9D9D9"/>
+              <w:right w:val="single" w:sz="4" w:space="0" w:color="D9D9D9"/>
+            </w:tcBorders>
+            <w:shd w:val="clear" w:color="auto" w:fill="F3F5F7"/>
+            <w:tcMar>
+              <w:top w:w="70" w:type="dxa"/>
+              <w:left w:w="90" w:type="dxa"/>
+              <w:bottom w:w="70" w:type="dxa"/>
+              <w:right w:w="90" w:type="dxa"/>
+            </w:tcMar>
+            <w:vAlign w:val="center"/>
+          </w:tcPr>
+          <w:p>
+            <w:pPr>
+              <w:spacing w:after="0"/>
+            </w:pPr>
+            <w:r>
+              <w:t>Multiply Conjugate</w:t>
+            </w:r>
+          </w:p>
+        </w:tc>
+        <w:tc>
+          <w:tcPr>
+            <w:tcW w:w="6480" w:type="dxa"/>
+            <w:tcBorders>
+              <w:top w:val="single" w:sz="4" w:space="0" w:color="D9D9D9"/>
+              <w:left w:val="single" w:sz="4" w:space="0" w:color="D9D9D9"/>
+              <w:bottom w:val="single" w:sz="4" w:space="0" w:color="D9D9D9"/>
+              <w:right w:val="single" w:sz="4" w:space="0" w:color="D9D9D9"/>
+            </w:tcBorders>
+            <w:shd w:val="clear" w:color="auto" w:fill="F3F5F7"/>
+            <w:tcMar>
+              <w:top w:w="70" w:type="dxa"/>
+              <w:left w:w="90" w:type="dxa"/>
+              <w:bottom w:w="70" w:type="dxa"/>
+              <w:right w:w="90" w:type="dxa"/>
+            </w:tcMar>
+            <w:vAlign w:val="center"/>
+          </w:tcPr>
+          <w:p>
+            <w:pPr>
+              <w:spacing w:after="0"/>
+            </w:pPr>
+            <w:r>
+              <w:t>Vec length = vec_length</w:t>
+            </w:r>
+          </w:p>
+        </w:tc>
+      </w:tr>
+      <w:tr>
+        <w:trPr>
+          <w:cantSplit/>
+          <w:jc w:val="center"/>
+        </w:trPr>
+        <w:tc>
+          <w:tcPr>
+            <w:tcW w:w="3600" w:type="dxa"/>
+            <w:tcBorders>
+              <w:top w:val="single" w:sz="4" w:space="0" w:color="D9D9D9"/>
+              <w:left w:val="single" w:sz="4" w:space="0" w:color="D9D9D9"/>
+              <w:bottom w:val="single" w:sz="4" w:space="0" w:color="D9D9D9"/>
+              <w:right w:val="single" w:sz="4" w:space="0" w:color="D9D9D9"/>
+            </w:tcBorders>
+            <w:shd w:val="clear" w:color="auto" w:fill="FFFFFF"/>
+            <w:tcMar>
+              <w:top w:w="70" w:type="dxa"/>
+              <w:left w:w="90" w:type="dxa"/>
+              <w:bottom w:w="70" w:type="dxa"/>
+              <w:right w:w="90" w:type="dxa"/>
+            </w:tcMar>
+            <w:vAlign w:val="center"/>
+          </w:tcPr>
+          <w:p>
+            <w:pPr>
+              <w:spacing w:after="0"/>
+            </w:pPr>
+            <w:r>
+              <w:t>Complex to Real</w:t>
+            </w:r>
+          </w:p>
+        </w:tc>
+        <w:tc>
+          <w:tcPr>
+            <w:tcW w:w="6480" w:type="dxa"/>
+            <w:tcBorders>
+              <w:top w:val="single" w:sz="4" w:space="0" w:color="D9D9D9"/>
+              <w:left w:val="single" w:sz="4" w:space="0" w:color="D9D9D9"/>
+              <w:bottom w:val="single" w:sz="4" w:space="0" w:color="D9D9D9"/>
+              <w:right w:val="single" w:sz="4" w:space="0" w:color="D9D9D9"/>
+            </w:tcBorders>
+            <w:shd w:val="clear" w:color="auto" w:fill="FFFFFF"/>
+            <w:tcMar>
+              <w:top w:w="70" w:type="dxa"/>
+              <w:left w:w="90" w:type="dxa"/>
+              <w:bottom w:w="70" w:type="dxa"/>
+              <w:right w:w="90" w:type="dxa"/>
+            </w:tcMar>
+            <w:vAlign w:val="center"/>
+          </w:tcPr>
+          <w:p>
+            <w:pPr>
+              <w:spacing w:after="0"/>
+            </w:pPr>
+            <w:r>
+              <w:t>Vec length = vec_length</w:t>
+            </w:r>
+          </w:p>
+        </w:tc>
+      </w:tr>
+    </w:tbl>
+    <w:p>
+      <w:r>
+        <w:t>Connect Multiply Conjugate to Complex to Real. Connect the real-valued output to Integrate.</w:t>
+      </w:r>
+    </w:p>
+    <w:p>
+      <w:pPr>
+        <w:pStyle w:val="Heading1"/>
+        <w:pageBreakBefore/>
+      </w:pPr>
+      <w:r>
+        <w:lastRenderedPageBreak/>
+        <w:t>5 Integrate successive spectra</w:t>
+      </w:r>
+    </w:p>
+    <w:p>
+      <w:r>
+        <w:t>Integrate adds corresponding channels across successive spectra. Random fluctuations decrease relative to the mean as more spectra are combined.</w:t>
+      </w:r>
+    </w:p>
+    <w:p>
+      <w:pPr>
+        <w:keepNext/>
+        <w:spacing w:before="80" w:after="60"/>
+        <w:jc w:val="center"/>
+      </w:pPr>
+      <w:r>
+        <w:rPr>
+          <w:noProof/>
+        </w:rPr>
+        <w:drawing>
+          <wp:inline distT="0" distB="0" distL="0" distR="0">
+            <wp:extent cx="2711886" cy="2880360"/>
+            <wp:effectExtent l="0" t="0" r="0" b="0"/>
+            <wp:docPr id="8" name="Picture 8" descr="Figure 7. Integrate settings for approximately one output spectrum per second."/>
+            <wp:cNvGraphicFramePr>
+              <a:graphicFrameLocks xmlns:a="http://schemas.openxmlformats.org/drawingml/2006/main" noChangeAspect="1"/>
+            </wp:cNvGraphicFramePr>
+            <a:graphic xmlns:a="http://schemas.openxmlformats.org/drawingml/2006/main">
+              <a:graphicData uri="http://schemas.openxmlformats.org/drawingml/2006/picture">
+                <pic:pic xmlns:pic="http://schemas.openxmlformats.org/drawingml/2006/picture">
+                  <pic:nvPicPr>
+                    <pic:cNvPr id="0" name="image8.png"/>
+                    <pic:cNvPicPr/>
+                  </pic:nvPicPr>
+                  <pic:blipFill>
+                    <a:blip r:embed="rId16"/>
+                    <a:stretch>
+                      <a:fillRect/>
+                    </a:stretch>
+                  </pic:blipFill>
+                  <pic:spPr>
+                    <a:xfrm>
+                      <a:off x="0" y="0"/>
+                      <a:ext cx="2711886" cy="2880360"/>
+                    </a:xfrm>
+                    <a:prstGeom prst="rect">
+                      <a:avLst/>
+                    </a:prstGeom>
+                  </pic:spPr>
+                </pic:pic>
+              </a:graphicData>
+            </a:graphic>
+          </wp:inline>
+        </w:drawing>
+      </w:r>
+    </w:p>
+    <w:p>
+      <w:pPr>
+        <w:pStyle w:val="Caption"/>
+        <w:jc w:val="center"/>
+      </w:pPr>
+      <w:r>
+        <w:t>Figure 7. Integrate settings for approximately one output spectrum per second.</w:t>
+      </w:r>
+    </w:p>
+    <w:tbl>
+      <w:tblPr>
+        <w:tblStyle w:val="TableGrid"/>
+        <w:tblW w:w="0" w:type="auto"/>
+        <w:jc w:val="center"/>
+        <w:tblLayout w:type="fixed"/>
+        <w:tblLook w:val="04A0" w:firstRow="1" w:lastRow="0" w:firstColumn="1" w:lastColumn="0" w:noHBand="0" w:noVBand="1"/>
+      </w:tblPr>
+      <w:tblGrid>
+        <w:gridCol w:w="2880"/>
+        <w:gridCol w:w="7200"/>
+      </w:tblGrid>
+      <w:tr>
+        <w:trPr>
+          <w:cantSplit/>
+          <w:tblHeader/>
+          <w:jc w:val="center"/>
+        </w:trPr>
+        <w:tc>
+          <w:tcPr>
+            <w:tcW w:w="2880" w:type="dxa"/>
+            <w:tcBorders>
+              <w:top w:val="single" w:sz="4" w:space="0" w:color="D9D9D9"/>
+              <w:left w:val="single" w:sz="4" w:space="0" w:color="D9D9D9"/>
+              <w:bottom w:val="single" w:sz="4" w:space="0" w:color="D9D9D9"/>
+              <w:right w:val="single" w:sz="4" w:space="0" w:color="D9D9D9"/>
+            </w:tcBorders>
+            <w:shd w:val="clear" w:color="auto" w:fill="002855"/>
+            <w:tcMar>
+              <w:top w:w="70" w:type="dxa"/>
+              <w:left w:w="90" w:type="dxa"/>
+              <w:bottom w:w="70" w:type="dxa"/>
+              <w:right w:w="90" w:type="dxa"/>
+            </w:tcMar>
+            <w:vAlign w:val="center"/>
+          </w:tcPr>
+          <w:p>
+            <w:pPr>
+              <w:spacing w:after="0"/>
+            </w:pPr>
+            <w:r>
+              <w:rPr>
+                <w:b/>
+                <w:color w:val="FFFFFF"/>
+              </w:rPr>
+              <w:t>Setting</w:t>
+            </w:r>
+          </w:p>
+        </w:tc>
+        <w:tc>
+          <w:tcPr>
+            <w:tcW w:w="7200" w:type="dxa"/>
+            <w:tcBorders>
+              <w:top w:val="single" w:sz="4" w:space="0" w:color="D9D9D9"/>
+              <w:left w:val="single" w:sz="4" w:space="0" w:color="D9D9D9"/>
+              <w:bottom w:val="single" w:sz="4" w:space="0" w:color="D9D9D9"/>
+              <w:right w:val="single" w:sz="4" w:space="0" w:color="D9D9D9"/>
+            </w:tcBorders>
+            <w:shd w:val="clear" w:color="auto" w:fill="002855"/>
+            <w:tcMar>
+              <w:top w:w="70" w:type="dxa"/>
+              <w:left w:w="90" w:type="dxa"/>
+              <w:bottom w:w="70" w:type="dxa"/>
+              <w:right w:w="90" w:type="dxa"/>
+            </w:tcMar>
+            <w:vAlign w:val="center"/>
+          </w:tcPr>
+          <w:p>
+            <w:pPr>
+              <w:spacing w:after="0"/>
+            </w:pPr>
+            <w:r>
+              <w:rPr>
+                <w:b/>
+                <w:color w:val="FFFFFF"/>
+              </w:rPr>
+              <w:t>Value</w:t>
+            </w:r>
+          </w:p>
+        </w:tc>
+      </w:tr>
+      <w:tr>
+        <w:trPr>
+          <w:cantSplit/>
+          <w:jc w:val="center"/>
+        </w:trPr>
+        <w:tc>
+          <w:tcPr>
+            <w:tcW w:w="2880" w:type="dxa"/>
+            <w:tcBorders>
+              <w:top w:val="single" w:sz="4" w:space="0" w:color="D9D9D9"/>
+              <w:left w:val="single" w:sz="4" w:space="0" w:color="D9D9D9"/>
+              <w:bottom w:val="single" w:sz="4" w:space="0" w:color="D9D9D9"/>
+              <w:right w:val="single" w:sz="4" w:space="0" w:color="D9D9D9"/>
+            </w:tcBorders>
+            <w:shd w:val="clear" w:color="auto" w:fill="F3F5F7"/>
+            <w:tcMar>
+              <w:top w:w="70" w:type="dxa"/>
+              <w:left w:w="90" w:type="dxa"/>
+              <w:bottom w:w="70" w:type="dxa"/>
+              <w:right w:w="90" w:type="dxa"/>
+            </w:tcMar>
+            <w:vAlign w:val="center"/>
+          </w:tcPr>
+          <w:p>
+            <w:pPr>
+              <w:spacing w:after="0"/>
+            </w:pPr>
+            <w:r>
+              <w:t>Input type</w:t>
+            </w:r>
+          </w:p>
+        </w:tc>
+        <w:tc>
+          <w:tcPr>
+            <w:tcW w:w="7200" w:type="dxa"/>
+            <w:tcBorders>
+              <w:top w:val="single" w:sz="4" w:space="0" w:color="D9D9D9"/>
+              <w:left w:val="single" w:sz="4" w:space="0" w:color="D9D9D9"/>
+              <w:bottom w:val="single" w:sz="4" w:space="0" w:color="D9D9D9"/>
+              <w:right w:val="single" w:sz="4" w:space="0" w:color="D9D9D9"/>
+            </w:tcBorders>
+            <w:shd w:val="clear" w:color="auto" w:fill="F3F5F7"/>
+            <w:tcMar>
+              <w:top w:w="70" w:type="dxa"/>
+              <w:left w:w="90" w:type="dxa"/>
+              <w:bottom w:w="70" w:type="dxa"/>
+              <w:right w:w="90" w:type="dxa"/>
+            </w:tcMar>
+            <w:vAlign w:val="center"/>
+          </w:tcPr>
+          <w:p>
+            <w:pPr>
+              <w:spacing w:after="0"/>
+            </w:pPr>
+            <w:r>
+              <w:t>Float</w:t>
+            </w:r>
+          </w:p>
+        </w:tc>
+      </w:tr>
+      <w:tr>
+        <w:trPr>
+          <w:cantSplit/>
+          <w:jc w:val="center"/>
+        </w:trPr>
+        <w:tc>
+          <w:tcPr>
+            <w:tcW w:w="2880" w:type="dxa"/>
+            <w:tcBorders>
+              <w:top w:val="single" w:sz="4" w:space="0" w:color="D9D9D9"/>
+              <w:left w:val="single" w:sz="4" w:space="0" w:color="D9D9D9"/>
+              <w:bottom w:val="single" w:sz="4" w:space="0" w:color="D9D9D9"/>
+              <w:right w:val="single" w:sz="4" w:space="0" w:color="D9D9D9"/>
+            </w:tcBorders>
+            <w:shd w:val="clear" w:color="auto" w:fill="FFFFFF"/>
+            <w:tcMar>
+              <w:top w:w="70" w:type="dxa"/>
+              <w:left w:w="90" w:type="dxa"/>
+              <w:bottom w:w="70" w:type="dxa"/>
+              <w:right w:w="90" w:type="dxa"/>
+            </w:tcMar>
+            <w:vAlign w:val="center"/>
+          </w:tcPr>
+          <w:p>
+            <w:pPr>
+              <w:spacing w:after="0"/>
+            </w:pPr>
+            <w:r>
+              <w:t>Decimation</w:t>
+            </w:r>
+          </w:p>
+        </w:tc>
+        <w:tc>
+          <w:tcPr>
+            <w:tcW w:w="7200" w:type="dxa"/>
+            <w:tcBorders>
+              <w:top w:val="single" w:sz="4" w:space="0" w:color="D9D9D9"/>
+              <w:left w:val="single" w:sz="4" w:space="0" w:color="D9D9D9"/>
+              <w:bottom w:val="single" w:sz="4" w:space="0" w:color="D9D9D9"/>
+              <w:right w:val="single" w:sz="4" w:space="0" w:color="D9D9D9"/>
+            </w:tcBorders>
+            <w:shd w:val="clear" w:color="auto" w:fill="FFFFFF"/>
+            <w:tcMar>
+              <w:top w:w="70" w:type="dxa"/>
+              <w:left w:w="90" w:type="dxa"/>
+              <w:bottom w:w="70" w:type="dxa"/>
+              <w:right w:w="90" w:type="dxa"/>
+            </w:tcMar>
+            <w:vAlign w:val="center"/>
+          </w:tcPr>
+          <w:p>
+            <w:pPr>
+              <w:spacing w:after="0"/>
+            </w:pPr>
+            <w:r>
+              <w:t>int(samp_rate / vec_length)</w:t>
+            </w:r>
+          </w:p>
+        </w:tc>
+      </w:tr>
+      <w:tr>
+        <w:trPr>
+          <w:cantSplit/>
+          <w:jc w:val="center"/>
+        </w:trPr>
+        <w:tc>
+          <w:tcPr>
+            <w:tcW w:w="2880" w:type="dxa"/>
+            <w:tcBorders>
+              <w:top w:val="single" w:sz="4" w:space="0" w:color="D9D9D9"/>
+              <w:left w:val="single" w:sz="4" w:space="0" w:color="D9D9D9"/>
+              <w:bottom w:val="single" w:sz="4" w:space="0" w:color="D9D9D9"/>
+              <w:right w:val="single" w:sz="4" w:space="0" w:color="D9D9D9"/>
+            </w:tcBorders>
+            <w:shd w:val="clear" w:color="auto" w:fill="F3F5F7"/>
+            <w:tcMar>
+              <w:top w:w="70" w:type="dxa"/>
+              <w:left w:w="90" w:type="dxa"/>
+              <w:bottom w:w="70" w:type="dxa"/>
+              <w:right w:w="90" w:type="dxa"/>
+            </w:tcMar>
+            <w:vAlign w:val="center"/>
+          </w:tcPr>
+          <w:p>
+            <w:pPr>
+              <w:spacing w:after="0"/>
+            </w:pPr>
+            <w:r>
+              <w:t>Vec length</w:t>
+            </w:r>
+          </w:p>
+        </w:tc>
+        <w:tc>
+          <w:tcPr>
+            <w:tcW w:w="7200" w:type="dxa"/>
+            <w:tcBorders>
+              <w:top w:val="single" w:sz="4" w:space="0" w:color="D9D9D9"/>
+              <w:left w:val="single" w:sz="4" w:space="0" w:color="D9D9D9"/>
+              <w:bottom w:val="single" w:sz="4" w:space="0" w:color="D9D9D9"/>
+              <w:right w:val="single" w:sz="4" w:space="0" w:color="D9D9D9"/>
+            </w:tcBorders>
+            <w:shd w:val="clear" w:color="auto" w:fill="F3F5F7"/>
+            <w:tcMar>
+              <w:top w:w="70" w:type="dxa"/>
+              <w:left w:w="90" w:type="dxa"/>
+              <w:bottom w:w="70" w:type="dxa"/>
+              <w:right w:w="90" w:type="dxa"/>
+            </w:tcMar>
+            <w:vAlign w:val="center"/>
+          </w:tcPr>
+          <w:p>
+            <w:pPr>
+              <w:spacing w:after="0"/>
+            </w:pPr>
+            <w:r>
+              <w:t>vec_length</w:t>
+            </w:r>
+          </w:p>
+        </w:tc>
+      </w:tr>
+    </w:tbl>
+    <w:p>
+      <w:r>
+        <w:t>At 10 MHz and 4096 samples per FFT, the input provides 10,000,000 / 4096 = 2441.40625 spectra per second.</w:t>
+      </w:r>
+    </w:p>
+    <w:p>
+      <w:r>
+        <w:t>Decimation 2441 sums 2441 spectra, producing about one output per second. Divide by 2441 if you need their average.</w:t>
+      </w:r>
+    </w:p>
+    <w:p>
+      <w:r>
+        <w:t>Summing increases the mean signal and noise levels. The mean noise power remains; it does not cancel.</w:t>
+      </w:r>
+    </w:p>
+    <w:p>
+      <w:pPr>
+        <w:pStyle w:val="Heading1"/>
+        <w:pageBreakBefore/>
+      </w:pPr>
+      <w:r>
+        <w:lastRenderedPageBreak/>
+        <w:t>6 Display the spectrum</w:t>
+      </w:r>
+    </w:p>
+    <w:p>
+      <w:r>
+        <w:t>Connect Integrate to a QT GUI Vector Sink. The sink plots the processed power values against frequency.</w:t>
+      </w:r>
+    </w:p>
+    <w:p>
+      <w:pPr>
+        <w:keepNext/>
+        <w:spacing w:before="80" w:after="60"/>
+        <w:jc w:val="center"/>
+      </w:pPr>
+      <w:r>
+        <w:rPr>
+          <w:noProof/>
+        </w:rPr>
+        <w:drawing>
+          <wp:inline distT="0" distB="0" distL="0" distR="0">
+            <wp:extent cx="2064942" cy="2834640"/>
+            <wp:effectExtent l="0" t="0" r="0" b="0"/>
+            <wp:docPr id="9" name="Picture 9" descr="Figure 8. QT GUI Vector Sink settings in the original example."/>
+            <wp:cNvGraphicFramePr>
+              <a:graphicFrameLocks xmlns:a="http://schemas.openxmlformats.org/drawingml/2006/main" noChangeAspect="1"/>
+            </wp:cNvGraphicFramePr>
+            <a:graphic xmlns:a="http://schemas.openxmlformats.org/drawingml/2006/main">
+              <a:graphicData uri="http://schemas.openxmlformats.org/drawingml/2006/picture">
+                <pic:pic xmlns:pic="http://schemas.openxmlformats.org/drawingml/2006/picture">
+                  <pic:nvPicPr>
+                    <pic:cNvPr id="0" name="image9.png"/>
+                    <pic:cNvPicPr/>
+                  </pic:nvPicPr>
+                  <pic:blipFill>
+                    <a:blip r:embed="rId17"/>
+                    <a:stretch>
+                      <a:fillRect/>
+                    </a:stretch>
+                  </pic:blipFill>
+                  <pic:spPr>
+                    <a:xfrm>
+                      <a:off x="0" y="0"/>
+                      <a:ext cx="2064942" cy="2834640"/>
+                    </a:xfrm>
+                    <a:prstGeom prst="rect">
+                      <a:avLst/>
+                    </a:prstGeom>
+                  </pic:spPr>
+                </pic:pic>
+              </a:graphicData>
+            </a:graphic>
+          </wp:inline>
+        </w:drawing>
+      </w:r>
+    </w:p>
+    <w:p>
+      <w:pPr>
+        <w:pStyle w:val="Caption"/>
+        <w:jc w:val="center"/>
+      </w:pPr>
+      <w:r>
+        <w:t>Figure 8. QT GUI Vector Sink settings in the original example.</w:t>
+      </w:r>
+    </w:p>
+    <w:tbl>
+      <w:tblPr>
+        <w:tblStyle w:val="TableGrid"/>
+        <w:tblW w:w="0" w:type="auto"/>
+        <w:jc w:val="center"/>
+        <w:tblLayout w:type="fixed"/>
+        <w:tblLook w:val="04A0" w:firstRow="1" w:lastRow="0" w:firstColumn="1" w:lastColumn="0" w:noHBand="0" w:noVBand="1"/>
+      </w:tblPr>
+      <w:tblGrid>
+        <w:gridCol w:w="2880"/>
+        <w:gridCol w:w="7200"/>
+      </w:tblGrid>
+      <w:tr>
+        <w:trPr>
+          <w:cantSplit/>
+          <w:tblHeader/>
+          <w:jc w:val="center"/>
+        </w:trPr>
+        <w:tc>
+          <w:tcPr>
+            <w:tcW w:w="2880" w:type="dxa"/>
+            <w:tcBorders>
+              <w:top w:val="single" w:sz="4" w:space="0" w:color="D9D9D9"/>
+              <w:left w:val="single" w:sz="4" w:space="0" w:color="D9D9D9"/>
+              <w:bottom w:val="single" w:sz="4" w:space="0" w:color="D9D9D9"/>
+              <w:right w:val="single" w:sz="4" w:space="0" w:color="D9D9D9"/>
+            </w:tcBorders>
+            <w:shd w:val="clear" w:color="auto" w:fill="002855"/>
+            <w:tcMar>
+              <w:top w:w="70" w:type="dxa"/>
+              <w:left w:w="90" w:type="dxa"/>
+              <w:bottom w:w="70" w:type="dxa"/>
+              <w:right w:w="90" w:type="dxa"/>
+            </w:tcMar>
+            <w:vAlign w:val="center"/>
+          </w:tcPr>
+          <w:p>
+            <w:pPr>
+              <w:spacing w:after="0"/>
+            </w:pPr>
+            <w:r>
+              <w:rPr>
+                <w:b/>
+                <w:color w:val="FFFFFF"/>
+              </w:rPr>
+              <w:t>Setting</w:t>
+            </w:r>
+          </w:p>
+        </w:tc>
+        <w:tc>
+          <w:tcPr>
+            <w:tcW w:w="7200" w:type="dxa"/>
+            <w:tcBorders>
+              <w:top w:val="single" w:sz="4" w:space="0" w:color="D9D9D9"/>
+              <w:left w:val="single" w:sz="4" w:space="0" w:color="D9D9D9"/>
+              <w:bottom w:val="single" w:sz="4" w:space="0" w:color="D9D9D9"/>
+              <w:right w:val="single" w:sz="4" w:space="0" w:color="D9D9D9"/>
+            </w:tcBorders>
+            <w:shd w:val="clear" w:color="auto" w:fill="002855"/>
+            <w:tcMar>
+              <w:top w:w="70" w:type="dxa"/>
+              <w:left w:w="90" w:type="dxa"/>
+              <w:bottom w:w="70" w:type="dxa"/>
+              <w:right w:w="90" w:type="dxa"/>
+            </w:tcMar>
+            <w:vAlign w:val="center"/>
+          </w:tcPr>
+          <w:p>
+            <w:pPr>
+              <w:spacing w:after="0"/>
+            </w:pPr>
+            <w:r>
+              <w:rPr>
+                <w:b/>
+                <w:color w:val="FFFFFF"/>
+              </w:rPr>
+              <w:t>Value</w:t>
+            </w:r>
+          </w:p>
+        </w:tc>
+      </w:tr>
+      <w:tr>
+        <w:trPr>
+          <w:cantSplit/>
+          <w:jc w:val="center"/>
+        </w:trPr>
+        <w:tc>
+          <w:tcPr>
+            <w:tcW w:w="2880" w:type="dxa"/>
+            <w:tcBorders>
+              <w:top w:val="single" w:sz="4" w:space="0" w:color="D9D9D9"/>
+              <w:left w:val="single" w:sz="4" w:space="0" w:color="D9D9D9"/>
+              <w:bottom w:val="single" w:sz="4" w:space="0" w:color="D9D9D9"/>
+              <w:right w:val="single" w:sz="4" w:space="0" w:color="D9D9D9"/>
+            </w:tcBorders>
+            <w:shd w:val="clear" w:color="auto" w:fill="F3F5F7"/>
+            <w:tcMar>
+              <w:top w:w="70" w:type="dxa"/>
+              <w:left w:w="90" w:type="dxa"/>
+              <w:bottom w:w="70" w:type="dxa"/>
+              <w:right w:w="90" w:type="dxa"/>
+            </w:tcMar>
+            <w:vAlign w:val="center"/>
+          </w:tcPr>
+          <w:p>
+            <w:pPr>
+              <w:spacing w:after="0"/>
+            </w:pPr>
+            <w:r>
+              <w:t>Vec size</w:t>
+            </w:r>
+          </w:p>
+        </w:tc>
+        <w:tc>
+          <w:tcPr>
+            <w:tcW w:w="7200" w:type="dxa"/>
+            <w:tcBorders>
+              <w:top w:val="single" w:sz="4" w:space="0" w:color="D9D9D9"/>
+              <w:left w:val="single" w:sz="4" w:space="0" w:color="D9D9D9"/>
+              <w:bottom w:val="single" w:sz="4" w:space="0" w:color="D9D9D9"/>
+              <w:right w:val="single" w:sz="4" w:space="0" w:color="D9D9D9"/>
+            </w:tcBorders>
+            <w:shd w:val="clear" w:color="auto" w:fill="F3F5F7"/>
+            <w:tcMar>
+              <w:top w:w="70" w:type="dxa"/>
+              <w:left w:w="90" w:type="dxa"/>
+              <w:bottom w:w="70" w:type="dxa"/>
+              <w:right w:w="90" w:type="dxa"/>
+            </w:tcMar>
+            <w:vAlign w:val="center"/>
+          </w:tcPr>
+          <w:p>
+            <w:pPr>
+              <w:spacing w:after="0"/>
+            </w:pPr>
+            <w:r>
+              <w:t>vec_length</w:t>
+            </w:r>
+          </w:p>
+        </w:tc>
+      </w:tr>
+      <w:tr>
+        <w:trPr>
+          <w:cantSplit/>
+          <w:jc w:val="center"/>
+        </w:trPr>
+        <w:tc>
+          <w:tcPr>
+            <w:tcW w:w="2880" w:type="dxa"/>
+            <w:tcBorders>
+              <w:top w:val="single" w:sz="4" w:space="0" w:color="D9D9D9"/>
+              <w:left w:val="single" w:sz="4" w:space="0" w:color="D9D9D9"/>
+              <w:bottom w:val="single" w:sz="4" w:space="0" w:color="D9D9D9"/>
+              <w:right w:val="single" w:sz="4" w:space="0" w:color="D9D9D9"/>
+            </w:tcBorders>
+            <w:shd w:val="clear" w:color="auto" w:fill="FFFFFF"/>
+            <w:tcMar>
+              <w:top w:w="70" w:type="dxa"/>
+              <w:left w:w="90" w:type="dxa"/>
+              <w:bottom w:w="70" w:type="dxa"/>
+              <w:right w:w="90" w:type="dxa"/>
+            </w:tcMar>
+            <w:vAlign w:val="center"/>
+          </w:tcPr>
+          <w:p>
+            <w:pPr>
+              <w:spacing w:after="0"/>
+            </w:pPr>
+            <w:r>
+              <w:t>X-axis start</w:t>
+            </w:r>
+          </w:p>
+        </w:tc>
+        <w:tc>
+          <w:tcPr>
+            <w:tcW w:w="7200" w:type="dxa"/>
+            <w:tcBorders>
+              <w:top w:val="single" w:sz="4" w:space="0" w:color="D9D9D9"/>
+              <w:left w:val="single" w:sz="4" w:space="0" w:color="D9D9D9"/>
+              <w:bottom w:val="single" w:sz="4" w:space="0" w:color="D9D9D9"/>
+              <w:right w:val="single" w:sz="4" w:space="0" w:color="D9D9D9"/>
+            </w:tcBorders>
+            <w:shd w:val="clear" w:color="auto" w:fill="FFFFFF"/>
+            <w:tcMar>
+              <w:top w:w="70" w:type="dxa"/>
+              <w:left w:w="90" w:type="dxa"/>
+              <w:bottom w:w="70" w:type="dxa"/>
+              <w:right w:w="90" w:type="dxa"/>
+            </w:tcMar>
+            <w:vAlign w:val="center"/>
+          </w:tcPr>
+          <w:p>
+            <w:pPr>
+              <w:spacing w:after="0"/>
+            </w:pPr>
+            <w:r>
+              <w:t>center_freq − samp_rate / 2 = 1414e6 Hz</w:t>
+            </w:r>
+          </w:p>
+        </w:tc>
+      </w:tr>
+      <w:tr>
+        <w:trPr>
+          <w:cantSplit/>
+          <w:jc w:val="center"/>
+        </w:trPr>
+        <w:tc>
+          <w:tcPr>
+            <w:tcW w:w="2880" w:type="dxa"/>
+            <w:tcBorders>
+              <w:top w:val="single" w:sz="4" w:space="0" w:color="D9D9D9"/>
+              <w:left w:val="single" w:sz="4" w:space="0" w:color="D9D9D9"/>
+              <w:bottom w:val="single" w:sz="4" w:space="0" w:color="D9D9D9"/>
+              <w:right w:val="single" w:sz="4" w:space="0" w:color="D9D9D9"/>
+            </w:tcBorders>
+            <w:shd w:val="clear" w:color="auto" w:fill="F3F5F7"/>
+            <w:tcMar>
+              <w:top w:w="70" w:type="dxa"/>
+              <w:left w:w="90" w:type="dxa"/>
+              <w:bottom w:w="70" w:type="dxa"/>
+              <w:right w:w="90" w:type="dxa"/>
+            </w:tcMar>
+            <w:vAlign w:val="center"/>
+          </w:tcPr>
+          <w:p>
+            <w:pPr>
+              <w:spacing w:after="0"/>
+            </w:pPr>
+            <w:r>
+              <w:t>X-axis step</w:t>
+            </w:r>
+          </w:p>
+        </w:tc>
+        <w:tc>
+          <w:tcPr>
+            <w:tcW w:w="7200" w:type="dxa"/>
+            <w:tcBorders>
+              <w:top w:val="single" w:sz="4" w:space="0" w:color="D9D9D9"/>
+              <w:left w:val="single" w:sz="4" w:space="0" w:color="D9D9D9"/>
+              <w:bottom w:val="single" w:sz="4" w:space="0" w:color="D9D9D9"/>
+              <w:right w:val="single" w:sz="4" w:space="0" w:color="D9D9D9"/>
+            </w:tcBorders>
+            <w:shd w:val="clear" w:color="auto" w:fill="F3F5F7"/>
+            <w:tcMar>
+              <w:top w:w="70" w:type="dxa"/>
+              <w:left w:w="90" w:type="dxa"/>
+              <w:bottom w:w="70" w:type="dxa"/>
+              <w:right w:w="90" w:type="dxa"/>
+            </w:tcMar>
+            <w:vAlign w:val="center"/>
+          </w:tcPr>
+          <w:p>
+            <w:pPr>
+              <w:spacing w:after="0"/>
+            </w:pPr>
+            <w:r>
+              <w:t>samp_rate / vec_length</w:t>
+            </w:r>
+          </w:p>
+        </w:tc>
+      </w:tr>
+      <w:tr>
+        <w:trPr>
+          <w:cantSplit/>
+          <w:jc w:val="center"/>
+        </w:trPr>
+        <w:tc>
+          <w:tcPr>
+            <w:tcW w:w="2880" w:type="dxa"/>
+            <w:tcBorders>
+              <w:top w:val="single" w:sz="4" w:space="0" w:color="D9D9D9"/>
+              <w:left w:val="single" w:sz="4" w:space="0" w:color="D9D9D9"/>
+              <w:bottom w:val="single" w:sz="4" w:space="0" w:color="D9D9D9"/>
+              <w:right w:val="single" w:sz="4" w:space="0" w:color="D9D9D9"/>
+            </w:tcBorders>
+            <w:shd w:val="clear" w:color="auto" w:fill="FFFFFF"/>
+            <w:tcMar>
+              <w:top w:w="70" w:type="dxa"/>
+              <w:left w:w="90" w:type="dxa"/>
+              <w:bottom w:w="70" w:type="dxa"/>
+              <w:right w:w="90" w:type="dxa"/>
+            </w:tcMar>
+            <w:vAlign w:val="center"/>
+          </w:tcPr>
+          <w:p>
+            <w:pPr>
+              <w:spacing w:after="0"/>
+            </w:pPr>
+            <w:r>
+              <w:t>X-axis label</w:t>
+            </w:r>
+          </w:p>
+        </w:tc>
+        <w:tc>
+          <w:tcPr>
+            <w:tcW w:w="7200" w:type="dxa"/>
+            <w:tcBorders>
+              <w:top w:val="single" w:sz="4" w:space="0" w:color="D9D9D9"/>
+              <w:left w:val="single" w:sz="4" w:space="0" w:color="D9D9D9"/>
+              <w:bottom w:val="single" w:sz="4" w:space="0" w:color="D9D9D9"/>
+              <w:right w:val="single" w:sz="4" w:space="0" w:color="D9D9D9"/>
+            </w:tcBorders>
+            <w:shd w:val="clear" w:color="auto" w:fill="FFFFFF"/>
+            <w:tcMar>
+              <w:top w:w="70" w:type="dxa"/>
+              <w:left w:w="90" w:type="dxa"/>
+              <w:bottom w:w="70" w:type="dxa"/>
+              <w:right w:w="90" w:type="dxa"/>
+            </w:tcMar>
+            <w:vAlign w:val="center"/>
+          </w:tcPr>
+          <w:p>
+            <w:pPr>
+              <w:spacing w:after="0"/>
+            </w:pPr>
+            <w:r>
+              <w:t>Frequency (Hz)</w:t>
+            </w:r>
+          </w:p>
+        </w:tc>
+      </w:tr>
+      <w:tr>
+        <w:trPr>
+          <w:cantSplit/>
+          <w:jc w:val="center"/>
+        </w:trPr>
+        <w:tc>
+          <w:tcPr>
+            <w:tcW w:w="2880" w:type="dxa"/>
+            <w:tcBorders>
+              <w:top w:val="single" w:sz="4" w:space="0" w:color="D9D9D9"/>
+              <w:left w:val="single" w:sz="4" w:space="0" w:color="D9D9D9"/>
+              <w:bottom w:val="single" w:sz="4" w:space="0" w:color="D9D9D9"/>
+              <w:right w:val="single" w:sz="4" w:space="0" w:color="D9D9D9"/>
+            </w:tcBorders>
+            <w:shd w:val="clear" w:color="auto" w:fill="F3F5F7"/>
+            <w:tcMar>
+              <w:top w:w="70" w:type="dxa"/>
+              <w:left w:w="90" w:type="dxa"/>
+              <w:bottom w:w="70" w:type="dxa"/>
+              <w:right w:w="90" w:type="dxa"/>
+            </w:tcMar>
+            <w:vAlign w:val="center"/>
+          </w:tcPr>
+          <w:p>
+            <w:pPr>
+              <w:spacing w:after="0"/>
+            </w:pPr>
+            <w:r>
+              <w:t>Autoscale</w:t>
+            </w:r>
+          </w:p>
+        </w:tc>
+        <w:tc>
+          <w:tcPr>
+            <w:tcW w:w="7200" w:type="dxa"/>
+            <w:tcBorders>
+              <w:top w:val="single" w:sz="4" w:space="0" w:color="D9D9D9"/>
+              <w:left w:val="single" w:sz="4" w:space="0" w:color="D9D9D9"/>
+              <w:bottom w:val="single" w:sz="4" w:space="0" w:color="D9D9D9"/>
+              <w:right w:val="single" w:sz="4" w:space="0" w:color="D9D9D9"/>
+            </w:tcBorders>
+            <w:shd w:val="clear" w:color="auto" w:fill="F3F5F7"/>
+            <w:tcMar>
+              <w:top w:w="70" w:type="dxa"/>
+              <w:left w:w="90" w:type="dxa"/>
+              <w:bottom w:w="70" w:type="dxa"/>
+              <w:right w:w="90" w:type="dxa"/>
+            </w:tcMar>
+            <w:vAlign w:val="center"/>
+          </w:tcPr>
+          <w:p>
+            <w:pPr>
+              <w:spacing w:after="0"/>
+            </w:pPr>
+            <w:r>
+              <w:t>Yes</w:t>
+            </w:r>
+          </w:p>
+        </w:tc>
+      </w:tr>
+    </w:tbl>
+    <w:p>
+      <w:r>
+        <w:t>The displayed band extends from about 1414 to 1424 MHz. The 1420.4 MHz hydrogen line lies within this band.</w:t>
+      </w:r>
+    </w:p>
+    <w:p>
+      <w:r>
+        <w:t>Channel spacing is 10,000,000 / 4096, or about 2441 Hz. It is not the full effective spectral resolution.</w:t>
+      </w:r>
+    </w:p>
+    <w:p>
+      <w:pPr>
+        <w:pStyle w:val="Heading1"/>
+        <w:pageBreakBefore/>
+      </w:pPr>
+      <w:r>
+        <w:lastRenderedPageBreak/>
+        <w:t>Check the display and explain the result</w:t>
+      </w:r>
+    </w:p>
+    <w:p>
+      <w:pPr>
+        <w:pStyle w:val="Heading1"/>
+      </w:pPr>
+      <w:r>
+        <w:t>Display settings</w:t>
+      </w:r>
+    </w:p>
+    <w:p>
+      <w:r>
+        <w:t>Keep frequency units in the axis label. The X-axis Units setting supplies units for the cursor readout.</w:t>
+      </w:r>
+    </w:p>
+    <w:p>
+      <w:r>
+        <w:t>With Autoscale enabled, the display adjusts its vertical range. Use the original Y minimum of 0 when setting a fixed range.</w:t>
+      </w:r>
+    </w:p>
+    <w:p>
+      <w:r>
+        <w:t>Leave other settings at their defaults. Confirm the plotted band matches the receiver’s center frequency and sample rate.</w:t>
+      </w:r>
+    </w:p>
+    <w:p>
+      <w:pPr>
+        <w:pStyle w:val="Heading1"/>
+      </w:pPr>
+      <w:r>
+        <w:t>Discussion and reflection</w:t>
       </w:r>
     </w:p>
     <w:p>
@@ -877,7 +2614,7 @@
         <w:pStyle w:val="ListBullet"/>
       </w:pPr>
       <w:r>
-        <w:t xml:space="preserve"> Vec Size: vec_length</w:t>
+        <w:t>Why must the FFT size match the vector length?</w:t>
       </w:r>
     </w:p>
     <w:p>
@@ -885,7 +2622,7 @@
         <w:pStyle w:val="ListBullet"/>
       </w:pPr>
       <w:r>
-        <w:t xml:space="preserve"> X-Axis Start Value: 1414 MHz = 1414e6</w:t>
+        <w:t>What happens to output rate when the integration count increases?</w:t>
       </w:r>
     </w:p>
     <w:p>
@@ -893,8 +2630,7 @@
         <w:pStyle w:val="ListBullet"/>
       </w:pPr>
       <w:r>
-        <w:lastRenderedPageBreak/>
-        <w:t>We want the 1420.4 MHz of the HI signal to be displayed  approximately in the middle of the graph. We will set the 10 MHz  sample rate of the Airspy to start at 1414 MHz and stop at 1424 MHz.</w:t>
+        <w:t>How does summing spectra differ from averaging them?</w:t>
       </w:r>
     </w:p>
     <w:p>
@@ -902,98 +2638,64 @@
         <w:pStyle w:val="ListBullet"/>
       </w:pPr>
       <w:r>
-        <w:t xml:space="preserve"> X-Axis Step value: samp_rate/vec_length</w:t>
+        <w:t>Which settings control the frequency axis?</w:t>
+      </w:r>
+    </w:p>
+    <w:p>
+      <w:pPr>
+        <w:pStyle w:val="Heading1"/>
+      </w:pPr>
+      <w:r>
+        <w:t>Sources and related lessons</w:t>
       </w:r>
     </w:p>
     <w:p>
       <w:r>
-        <w:t>10,000,000 Hz / 4096 = about 2441 Hz per channel. There are 4096 channels across the 10 MHz bandwidth.</w:t>
+        <w:t>Adapted from the DSPIRA simple-spectrometer teaching guide. Original flowgraph diagram and screenshots retained.</w:t>
       </w:r>
     </w:p>
     <w:p>
-      <w:pPr>
-        <w:pStyle w:val="ListBullet"/>
-      </w:pPr>
-      <w:r>
-        <w:t xml:space="preserve"> Axis labels are as indicated.</w:t>
-      </w:r>
+      <w:hyperlink r:id="rId18">
+        <w:r>
+          <w:rPr>
+            <w:color w:val="002855"/>
+            <w:u w:val="single"/>
+          </w:rPr>
+          <w:t>Current DSPIRA software installation</w:t>
+        </w:r>
+      </w:hyperlink>
     </w:p>
     <w:p>
-      <w:pPr>
-        <w:pStyle w:val="ListBullet"/>
-      </w:pPr>
-      <w:r>
-        <w:t xml:space="preserve"> NOTE: The axis units are not automatically displayed on the graph,  which is why they are included in the </w:t>
-      </w:r>
-      <w:r>
-        <w:rPr>
-          <w:b/>
-        </w:rPr>
-        <w:t>X-Axis Label</w:t>
-      </w:r>
-      <w:r>
-        <w:t>. The</w:t>
-      </w:r>
-      <w:r>
-        <w:rPr>
-          <w:b/>
-        </w:rPr>
-        <w:t xml:space="preserve"> X-Axis </w:t>
-      </w:r>
-      <w:r>
-        <w:t xml:space="preserve"> </w:t>
-      </w:r>
-      <w:r>
-        <w:rPr>
-          <w:b/>
-        </w:rPr>
-        <w:t>Units</w:t>
-      </w:r>
-      <w:r>
-        <w:t xml:space="preserve"> setting will enable the units of the x-axis (Hz) to be displayed  when a the cursor is moved to an (x, y) coordinate on the screen.</w:t>
-      </w:r>
+      <w:hyperlink r:id="rId19">
+        <w:r>
+          <w:rPr>
+            <w:color w:val="002855"/>
+            <w:u w:val="single"/>
+          </w:rPr>
+          <w:t>GNU Radio: FFT</w:t>
+        </w:r>
+      </w:hyperlink>
     </w:p>
     <w:p>
-      <w:pPr>
-        <w:pStyle w:val="ListBullet"/>
-      </w:pPr>
-      <w:r>
-        <w:t xml:space="preserve"> Autoscale: Yes</w:t>
-      </w:r>
-    </w:p>
-    <w:p>
-      <w:pPr>
-        <w:pStyle w:val="ListBullet"/>
-      </w:pPr>
-      <w:r>
-        <w:t xml:space="preserve"> Y min: 0</w:t>
-      </w:r>
-    </w:p>
-    <w:p>
-      <w:pPr>
-        <w:pStyle w:val="ListBullet"/>
-      </w:pPr>
-      <w:r>
-        <w:t xml:space="preserve"> Ymax: whatever (since Autoscale is on)</w:t>
-      </w:r>
-    </w:p>
-    <w:p>
-      <w:pPr>
-        <w:pStyle w:val="ListBullet"/>
-      </w:pPr>
-      <w:r>
-        <w:t xml:space="preserve"> Leave other settings at their default values.</w:t>
-      </w:r>
+      <w:hyperlink r:id="rId20">
+        <w:r>
+          <w:rPr>
+            <w:color w:val="002855"/>
+            <w:u w:val="single"/>
+          </w:rPr>
+          <w:t>GNU Radio: Integrate</w:t>
+        </w:r>
+      </w:hyperlink>
     </w:p>
     <w:sectPr>
-      <w:headerReference w:type="even" r:id="rId17"/>
-      <w:headerReference w:type="default" r:id="rId18"/>
-      <w:footerReference w:type="even" r:id="rId19"/>
-      <w:footerReference w:type="default" r:id="rId20"/>
-      <w:headerReference w:type="first" r:id="rId21"/>
-      <w:footerReference w:type="first" r:id="rId22"/>
+      <w:headerReference w:type="even" r:id="rId21"/>
+      <w:headerReference w:type="default" r:id="rId22"/>
+      <w:footerReference w:type="even" r:id="rId23"/>
+      <w:footerReference w:type="default" r:id="rId24"/>
+      <w:headerReference w:type="first" r:id="rId25"/>
+      <w:footerReference w:type="first" r:id="rId26"/>
       <w:pgSz w:w="12240" w:h="15840"/>
-      <w:pgMar w:top="1512" w:right="1080" w:bottom="1080" w:left="1080" w:header="432" w:footer="432" w:gutter="0"/>
+      <w:pgMar w:top="1512" w:right="1080" w:bottom="1008" w:left="1080" w:header="432" w:footer="432" w:gutter="0"/>
       <w:cols w:space="720"/>
       <w:docGrid w:linePitch="360"/>
     </w:sectPr>
@@ -1351,31 +3053,31 @@
       </w:rPr>
     </w:lvl>
   </w:abstractNum>
-  <w:num w:numId="1" w16cid:durableId="1925725159">
+  <w:num w:numId="1" w16cid:durableId="2013213653">
     <w:abstractNumId w:val="8"/>
   </w:num>
-  <w:num w:numId="2" w16cid:durableId="85425380">
+  <w:num w:numId="2" w16cid:durableId="1314718113">
     <w:abstractNumId w:val="6"/>
   </w:num>
-  <w:num w:numId="3" w16cid:durableId="501626625">
+  <w:num w:numId="3" w16cid:durableId="561213874">
     <w:abstractNumId w:val="5"/>
   </w:num>
-  <w:num w:numId="4" w16cid:durableId="2070377894">
+  <w:num w:numId="4" w16cid:durableId="637957408">
     <w:abstractNumId w:val="4"/>
   </w:num>
-  <w:num w:numId="5" w16cid:durableId="656809683">
+  <w:num w:numId="5" w16cid:durableId="904952620">
     <w:abstractNumId w:val="7"/>
   </w:num>
-  <w:num w:numId="6" w16cid:durableId="564873846">
+  <w:num w:numId="6" w16cid:durableId="1595548113">
     <w:abstractNumId w:val="3"/>
   </w:num>
-  <w:num w:numId="7" w16cid:durableId="1948855147">
+  <w:num w:numId="7" w16cid:durableId="1391727043">
     <w:abstractNumId w:val="2"/>
   </w:num>
-  <w:num w:numId="8" w16cid:durableId="1440759299">
+  <w:num w:numId="8" w16cid:durableId="926695197">
     <w:abstractNumId w:val="1"/>
   </w:num>
-  <w:num w:numId="9" w16cid:durableId="196625804">
+  <w:num w:numId="9" w16cid:durableId="533272150">
     <w:abstractNumId w:val="0"/>
   </w:num>
 </w:numbering>
@@ -1386,7 +3088,7 @@
   <w:docDefaults>
     <w:rPrDefault>
       <w:rPr>
-        <w:rFonts w:ascii="Arial" w:eastAsia="Arial" w:hAnsi="Arial" w:cs="Arial"/>
+        <w:rFonts w:asciiTheme="minorHAnsi" w:eastAsiaTheme="minorEastAsia" w:hAnsiTheme="minorHAnsi" w:cstheme="minorBidi"/>
         <w:sz w:val="22"/>
         <w:szCs w:val="22"/>
         <w:lang w:val="en-US" w:eastAsia="en-US" w:bidi="ar-SA"/>
@@ -1775,6 +3477,7 @@
       <w:spacing w:after="140" w:line="264" w:lineRule="auto"/>
     </w:pPr>
     <w:rPr>
+      <w:rFonts w:ascii="Arial" w:hAnsi="Arial"/>
       <w:color w:val="000000"/>
     </w:rPr>
   </w:style>
@@ -1862,7 +3565,6 @@
       <w:bCs/>
       <w:i/>
       <w:iCs/>
-      <w:color w:val="4F81BD" w:themeColor="accent1"/>
     </w:rPr>
   </w:style>
   <w:style w:type="paragraph" w:styleId="Heading5">
@@ -1881,9 +3583,6 @@
       <w:spacing w:before="200" w:after="0"/>
       <w:outlineLvl w:val="4"/>
     </w:pPr>
-    <w:rPr>
-      <w:color w:val="243F60" w:themeColor="accent1" w:themeShade="7F"/>
-    </w:rPr>
   </w:style>
   <w:style w:type="paragraph" w:styleId="Heading6">
     <w:name w:val="heading 6"/>
@@ -1904,7 +3603,6 @@
     <w:rPr>
       <w:i/>
       <w:iCs/>
-      <w:color w:val="243F60" w:themeColor="accent1" w:themeShade="7F"/>
     </w:rPr>
   </w:style>
   <w:style w:type="paragraph" w:styleId="Heading7">
@@ -1926,7 +3624,6 @@
     <w:rPr>
       <w:i/>
       <w:iCs/>
-      <w:color w:val="404040" w:themeColor="text1" w:themeTint="BF"/>
     </w:rPr>
   </w:style>
   <w:style w:type="paragraph" w:styleId="Heading8">
@@ -1946,7 +3643,6 @@
       <w:outlineLvl w:val="7"/>
     </w:pPr>
     <w:rPr>
-      <w:color w:val="4F81BD" w:themeColor="accent1"/>
       <w:sz w:val="20"/>
       <w:szCs w:val="20"/>
     </w:rPr>
@@ -1970,7 +3666,6 @@
     <w:rPr>
       <w:i/>
       <w:iCs/>
-      <w:color w:val="404040" w:themeColor="text1" w:themeTint="BF"/>
       <w:sz w:val="20"/>
       <w:szCs w:val="20"/>
     </w:rPr>
@@ -2020,7 +3715,8 @@
     <w:uiPriority w:val="99"/>
     <w:rsid w:val="00E618BF"/>
     <w:rPr>
-      <w:rFonts w:ascii="Arial" w:eastAsia="Arial" w:hAnsi="Arial" w:cs="Arial"/>
+      <w:rFonts w:ascii="Arial" w:hAnsi="Arial"/>
+      <w:color w:val="000000"/>
     </w:rPr>
   </w:style>
   <w:style w:type="paragraph" w:styleId="Footer">
@@ -2044,7 +3740,8 @@
     <w:uiPriority w:val="99"/>
     <w:rsid w:val="00E618BF"/>
     <w:rPr>
-      <w:rFonts w:ascii="Arial" w:eastAsia="Arial" w:hAnsi="Arial" w:cs="Arial"/>
+      <w:rFonts w:ascii="Arial" w:hAnsi="Arial"/>
+      <w:color w:val="000000"/>
     </w:rPr>
   </w:style>
   <w:style w:type="paragraph" w:styleId="NoSpacing">
@@ -2055,6 +3752,10 @@
     <w:pPr>
       <w:spacing w:after="0" w:line="240" w:lineRule="auto"/>
     </w:pPr>
+    <w:rPr>
+      <w:rFonts w:ascii="Arial" w:hAnsi="Arial"/>
+      <w:color w:val="000000"/>
+    </w:rPr>
   </w:style>
   <w:style w:type="character" w:customStyle="1" w:styleId="Heading1Char">
     <w:name w:val="Heading 1 Char"/>
@@ -2063,10 +3764,11 @@
     <w:uiPriority w:val="9"/>
     <w:rsid w:val="00FC693F"/>
     <w:rPr>
+      <w:rFonts w:ascii="Arial" w:hAnsi="Arial"/>
       <w:b/>
       <w:bCs/>
       <w:color w:val="000000"/>
-      <w:sz w:val="30"/>
+      <w:sz w:val="28"/>
       <w:szCs w:val="28"/>
     </w:rPr>
   </w:style>
@@ -2077,10 +3779,11 @@
     <w:uiPriority w:val="9"/>
     <w:rsid w:val="00FC693F"/>
     <w:rPr>
+      <w:rFonts w:ascii="Arial" w:hAnsi="Arial"/>
       <w:b/>
       <w:bCs/>
       <w:color w:val="000000"/>
-      <w:sz w:val="24"/>
+      <w:sz w:val="26"/>
       <w:szCs w:val="26"/>
     </w:rPr>
   </w:style>
@@ -2091,6 +3794,7 @@
     <w:uiPriority w:val="9"/>
     <w:rsid w:val="00FC693F"/>
     <w:rPr>
+      <w:rFonts w:ascii="Arial" w:hAnsi="Arial"/>
       <w:b/>
       <w:bCs/>
       <w:color w:val="000000"/>
@@ -2105,7 +3809,7 @@
     <w:qFormat/>
     <w:rsid w:val="00FC693F"/>
     <w:pPr>
-      <w:spacing w:after="160" w:line="240" w:lineRule="auto"/>
+      <w:spacing w:line="240" w:lineRule="auto"/>
       <w:contextualSpacing/>
     </w:pPr>
     <w:rPr>
@@ -2121,9 +3825,10 @@
     <w:uiPriority w:val="10"/>
     <w:rsid w:val="00FC693F"/>
     <w:rPr>
+      <w:rFonts w:ascii="Arial" w:hAnsi="Arial"/>
       <w:color w:val="000000"/>
       <w:kern w:val="28"/>
-      <w:sz w:val="48"/>
+      <w:sz w:val="52"/>
       <w:szCs w:val="52"/>
     </w:rPr>
   </w:style>
@@ -2139,7 +3844,6 @@
       <w:numPr>
         <w:ilvl w:val="1"/>
       </w:numPr>
-      <w:spacing w:after="160"/>
     </w:pPr>
     <w:rPr>
       <w:iCs/>
@@ -2153,8 +3857,11 @@
     <w:uiPriority w:val="11"/>
     <w:rsid w:val="00FC693F"/>
     <w:rPr>
+      <w:rFonts w:ascii="Arial" w:hAnsi="Arial"/>
+      <w:i/>
       <w:iCs/>
       <w:color w:val="000000"/>
+      <w:sz w:val="24"/>
       <w:szCs w:val="24"/>
     </w:rPr>
   </w:style>
@@ -2187,7 +3894,8 @@
     <w:uiPriority w:val="99"/>
     <w:rsid w:val="00AA1D8D"/>
     <w:rPr>
-      <w:rFonts w:ascii="Arial" w:eastAsia="Arial" w:hAnsi="Arial" w:cs="Arial"/>
+      <w:rFonts w:ascii="Arial" w:hAnsi="Arial"/>
+      <w:color w:val="000000"/>
     </w:rPr>
   </w:style>
   <w:style w:type="paragraph" w:styleId="BodyText2">
@@ -2208,7 +3916,8 @@
     <w:uiPriority w:val="99"/>
     <w:rsid w:val="00AA1D8D"/>
     <w:rPr>
-      <w:rFonts w:ascii="Arial" w:eastAsia="Arial" w:hAnsi="Arial" w:cs="Arial"/>
+      <w:rFonts w:ascii="Arial" w:hAnsi="Arial"/>
+      <w:color w:val="000000"/>
     </w:rPr>
   </w:style>
   <w:style w:type="paragraph" w:styleId="BodyText3">
@@ -2233,7 +3942,8 @@
     <w:uiPriority w:val="99"/>
     <w:rsid w:val="00AA1D8D"/>
     <w:rPr>
-      <w:rFonts w:ascii="Arial" w:eastAsia="Arial" w:hAnsi="Arial" w:cs="Arial"/>
+      <w:rFonts w:ascii="Arial" w:hAnsi="Arial"/>
+      <w:color w:val="000000"/>
       <w:sz w:val="16"/>
       <w:szCs w:val="16"/>
     </w:rPr>
@@ -2403,6 +4113,8 @@
       </w:tabs>
     </w:pPr>
     <w:rPr>
+      <w:rFonts w:ascii="Arial" w:hAnsi="Arial"/>
+      <w:color w:val="000000"/>
       <w:sz w:val="20"/>
       <w:szCs w:val="20"/>
     </w:rPr>
@@ -2414,7 +4126,8 @@
     <w:uiPriority w:val="99"/>
     <w:rsid w:val="0029639D"/>
     <w:rPr>
-      <w:rFonts w:ascii="Arial" w:eastAsia="Arial" w:hAnsi="Arial" w:cs="Arial"/>
+      <w:rFonts w:ascii="Arial" w:hAnsi="Arial"/>
+      <w:color w:val="000000"/>
       <w:sz w:val="20"/>
       <w:szCs w:val="20"/>
     </w:rPr>
@@ -2430,7 +4143,6 @@
     <w:rPr>
       <w:i/>
       <w:iCs/>
-      <w:color w:val="000000" w:themeColor="text1"/>
     </w:rPr>
   </w:style>
   <w:style w:type="character" w:customStyle="1" w:styleId="QuoteChar">
@@ -2440,10 +4152,10 @@
     <w:uiPriority w:val="29"/>
     <w:rsid w:val="00FC693F"/>
     <w:rPr>
-      <w:rFonts w:ascii="Arial" w:eastAsia="Arial" w:hAnsi="Arial" w:cs="Arial"/>
+      <w:rFonts w:ascii="Arial" w:hAnsi="Arial"/>
       <w:i/>
       <w:iCs/>
-      <w:color w:val="000000" w:themeColor="text1"/>
+      <w:color w:val="000000"/>
     </w:rPr>
   </w:style>
   <w:style w:type="character" w:customStyle="1" w:styleId="Heading4Char">
@@ -2454,12 +4166,12 @@
     <w:semiHidden/>
     <w:rsid w:val="00FC693F"/>
     <w:rPr>
-      <w:rFonts w:ascii="Arial" w:eastAsia="Arial" w:hAnsi="Arial" w:cs="Arial"/>
+      <w:rFonts w:ascii="Arial" w:hAnsi="Arial"/>
       <w:b/>
       <w:bCs/>
       <w:i/>
       <w:iCs/>
-      <w:color w:val="4F81BD" w:themeColor="accent1"/>
+      <w:color w:val="000000"/>
     </w:rPr>
   </w:style>
   <w:style w:type="character" w:customStyle="1" w:styleId="Heading5Char">
@@ -2470,8 +4182,8 @@
     <w:semiHidden/>
     <w:rsid w:val="00FC693F"/>
     <w:rPr>
-      <w:rFonts w:ascii="Arial" w:eastAsia="Arial" w:hAnsi="Arial" w:cs="Arial"/>
-      <w:color w:val="243F60" w:themeColor="accent1" w:themeShade="7F"/>
+      <w:rFonts w:ascii="Arial" w:hAnsi="Arial"/>
+      <w:color w:val="000000"/>
     </w:rPr>
   </w:style>
   <w:style w:type="character" w:customStyle="1" w:styleId="Heading6Char">
@@ -2482,10 +4194,10 @@
     <w:semiHidden/>
     <w:rsid w:val="00FC693F"/>
     <w:rPr>
-      <w:rFonts w:ascii="Arial" w:eastAsia="Arial" w:hAnsi="Arial" w:cs="Arial"/>
+      <w:rFonts w:ascii="Arial" w:hAnsi="Arial"/>
       <w:i/>
       <w:iCs/>
-      <w:color w:val="243F60" w:themeColor="accent1" w:themeShade="7F"/>
+      <w:color w:val="000000"/>
     </w:rPr>
   </w:style>
   <w:style w:type="character" w:customStyle="1" w:styleId="Heading7Char">
@@ -2496,10 +4208,10 @@
     <w:semiHidden/>
     <w:rsid w:val="00FC693F"/>
     <w:rPr>
-      <w:rFonts w:ascii="Arial" w:eastAsia="Arial" w:hAnsi="Arial" w:cs="Arial"/>
+      <w:rFonts w:ascii="Arial" w:hAnsi="Arial"/>
       <w:i/>
       <w:iCs/>
-      <w:color w:val="404040" w:themeColor="text1" w:themeTint="BF"/>
+      <w:color w:val="000000"/>
     </w:rPr>
   </w:style>
   <w:style w:type="character" w:customStyle="1" w:styleId="Heading8Char">
@@ -2510,8 +4222,8 @@
     <w:semiHidden/>
     <w:rsid w:val="00FC693F"/>
     <w:rPr>
-      <w:rFonts w:ascii="Arial" w:eastAsia="Arial" w:hAnsi="Arial" w:cs="Arial"/>
-      <w:color w:val="4F81BD" w:themeColor="accent1"/>
+      <w:rFonts w:ascii="Arial" w:hAnsi="Arial"/>
+      <w:color w:val="000000"/>
       <w:sz w:val="20"/>
       <w:szCs w:val="20"/>
     </w:rPr>
@@ -2524,10 +4236,10 @@
     <w:semiHidden/>
     <w:rsid w:val="00FC693F"/>
     <w:rPr>
-      <w:rFonts w:ascii="Arial" w:eastAsia="Arial" w:hAnsi="Arial" w:cs="Arial"/>
+      <w:rFonts w:ascii="Arial" w:hAnsi="Arial"/>
       <w:i/>
       <w:iCs/>
-      <w:color w:val="404040" w:themeColor="text1" w:themeTint="BF"/>
+      <w:color w:val="000000"/>
       <w:sz w:val="20"/>
       <w:szCs w:val="20"/>
     </w:rPr>
@@ -2545,6 +4257,7 @@
       <w:spacing w:line="240" w:lineRule="auto"/>
     </w:pPr>
     <w:rPr>
+      <w:b/>
       <w:bCs/>
       <w:sz w:val="20"/>
       <w:szCs w:val="18"/>
@@ -2557,9 +4270,10 @@
     <w:qFormat/>
     <w:rsid w:val="00FC693F"/>
     <w:rPr>
-      <w:rFonts w:ascii="Arial" w:eastAsia="Arial" w:hAnsi="Arial" w:cs="Arial"/>
+      <w:rFonts w:ascii="Arial" w:hAnsi="Arial"/>
       <w:b/>
       <w:bCs/>
+      <w:color w:val="000000"/>
     </w:rPr>
   </w:style>
   <w:style w:type="character" w:styleId="Emphasis">
@@ -2569,9 +4283,10 @@
     <w:qFormat/>
     <w:rsid w:val="00FC693F"/>
     <w:rPr>
-      <w:rFonts w:ascii="Arial" w:eastAsia="Arial" w:hAnsi="Arial" w:cs="Arial"/>
+      <w:rFonts w:ascii="Arial" w:hAnsi="Arial"/>
       <w:i/>
       <w:iCs/>
+      <w:color w:val="000000"/>
     </w:rPr>
   </w:style>
   <w:style w:type="paragraph" w:styleId="IntenseQuote">
@@ -2583,6 +4298,9 @@
     <w:qFormat/>
     <w:rsid w:val="00FC693F"/>
     <w:pPr>
+      <w:pBdr>
+        <w:bottom w:val="single" w:sz="4" w:space="4" w:color="4F81BD" w:themeColor="accent1"/>
+      </w:pBdr>
       <w:spacing w:before="200" w:after="280"/>
       <w:ind w:left="936" w:right="936"/>
     </w:pPr>
@@ -2591,7 +4309,6 @@
       <w:bCs/>
       <w:i/>
       <w:iCs/>
-      <w:color w:val="4F81BD" w:themeColor="accent1"/>
     </w:rPr>
   </w:style>
   <w:style w:type="character" w:customStyle="1" w:styleId="IntenseQuoteChar">
@@ -2601,12 +4318,12 @@
     <w:uiPriority w:val="30"/>
     <w:rsid w:val="00FC693F"/>
     <w:rPr>
-      <w:rFonts w:ascii="Arial" w:eastAsia="Arial" w:hAnsi="Arial" w:cs="Arial"/>
+      <w:rFonts w:ascii="Arial" w:hAnsi="Arial"/>
       <w:b/>
       <w:bCs/>
       <w:i/>
       <w:iCs/>
-      <w:color w:val="4F81BD" w:themeColor="accent1"/>
+      <w:color w:val="000000"/>
     </w:rPr>
   </w:style>
   <w:style w:type="character" w:styleId="SubtleEmphasis">
@@ -2616,10 +4333,10 @@
     <w:qFormat/>
     <w:rsid w:val="00FC693F"/>
     <w:rPr>
-      <w:rFonts w:ascii="Arial" w:eastAsia="Arial" w:hAnsi="Arial" w:cs="Arial"/>
+      <w:rFonts w:ascii="Arial" w:hAnsi="Arial"/>
       <w:i/>
       <w:iCs/>
-      <w:color w:val="808080" w:themeColor="text1" w:themeTint="7F"/>
+      <w:color w:val="000000"/>
     </w:rPr>
   </w:style>
   <w:style w:type="character" w:styleId="IntenseEmphasis">
@@ -2629,12 +4346,12 @@
     <w:qFormat/>
     <w:rsid w:val="00FC693F"/>
     <w:rPr>
-      <w:rFonts w:ascii="Arial" w:eastAsia="Arial" w:hAnsi="Arial" w:cs="Arial"/>
+      <w:rFonts w:ascii="Arial" w:hAnsi="Arial"/>
       <w:b/>
       <w:bCs/>
       <w:i/>
       <w:iCs/>
-      <w:color w:val="4F81BD" w:themeColor="accent1"/>
+      <w:color w:val="000000"/>
     </w:rPr>
   </w:style>
   <w:style w:type="character" w:styleId="SubtleReference">
@@ -2644,9 +4361,9 @@
     <w:qFormat/>
     <w:rsid w:val="00FC693F"/>
     <w:rPr>
-      <w:rFonts w:ascii="Arial" w:eastAsia="Arial" w:hAnsi="Arial" w:cs="Arial"/>
+      <w:rFonts w:ascii="Arial" w:hAnsi="Arial"/>
       <w:smallCaps/>
-      <w:color w:val="C0504D" w:themeColor="accent2"/>
+      <w:color w:val="000000"/>
       <w:u w:val="single"/>
     </w:rPr>
   </w:style>
@@ -2657,11 +4374,11 @@
     <w:qFormat/>
     <w:rsid w:val="00FC693F"/>
     <w:rPr>
-      <w:rFonts w:ascii="Arial" w:eastAsia="Arial" w:hAnsi="Arial" w:cs="Arial"/>
+      <w:rFonts w:ascii="Arial" w:hAnsi="Arial"/>
       <w:b/>
       <w:bCs/>
       <w:smallCaps/>
-      <w:color w:val="C0504D" w:themeColor="accent2"/>
+      <w:color w:val="000000"/>
       <w:spacing w:val="5"/>
       <w:u w:val="single"/>
     </w:rPr>
@@ -2673,10 +4390,11 @@
     <w:qFormat/>
     <w:rsid w:val="00FC693F"/>
     <w:rPr>
-      <w:rFonts w:ascii="Arial" w:eastAsia="Arial" w:hAnsi="Arial" w:cs="Arial"/>
+      <w:rFonts w:ascii="Arial" w:hAnsi="Arial"/>
       <w:b/>
       <w:bCs/>
       <w:smallCaps/>
+      <w:color w:val="000000"/>
       <w:spacing w:val="5"/>
     </w:rPr>
   </w:style>
@@ -2736,7 +4454,6 @@
         <w:spacing w:before="0" w:after="0" w:line="240" w:lineRule="auto"/>
       </w:pPr>
       <w:rPr>
-        <w:rFonts w:ascii="Arial" w:eastAsia="Arial" w:hAnsi="Arial" w:cs="Arial"/>
         <w:b/>
         <w:bCs/>
       </w:rPr>
@@ -2757,7 +4474,6 @@
         <w:spacing w:before="0" w:after="0" w:line="240" w:lineRule="auto"/>
       </w:pPr>
       <w:rPr>
-        <w:rFonts w:ascii="Arial" w:eastAsia="Arial" w:hAnsi="Arial" w:cs="Arial"/>
         <w:b/>
         <w:bCs/>
       </w:rPr>
@@ -2775,14 +4491,12 @@
     </w:tblStylePr>
     <w:tblStylePr w:type="firstCol">
       <w:rPr>
-        <w:rFonts w:ascii="Arial" w:eastAsia="Arial" w:hAnsi="Arial" w:cs="Arial"/>
         <w:b/>
         <w:bCs/>
       </w:rPr>
     </w:tblStylePr>
     <w:tblStylePr w:type="lastCol">
       <w:rPr>
-        <w:rFonts w:ascii="Arial" w:eastAsia="Arial" w:hAnsi="Arial" w:cs="Arial"/>
         <w:b/>
         <w:bCs/>
       </w:rPr>
@@ -2836,7 +4550,6 @@
         <w:spacing w:before="0" w:after="0" w:line="240" w:lineRule="auto"/>
       </w:pPr>
       <w:rPr>
-        <w:rFonts w:ascii="Arial" w:eastAsia="Arial" w:hAnsi="Arial" w:cs="Arial"/>
         <w:b/>
         <w:bCs/>
       </w:rPr>
@@ -2857,7 +4570,6 @@
         <w:spacing w:before="0" w:after="0" w:line="240" w:lineRule="auto"/>
       </w:pPr>
       <w:rPr>
-        <w:rFonts w:ascii="Arial" w:eastAsia="Arial" w:hAnsi="Arial" w:cs="Arial"/>
         <w:b/>
         <w:bCs/>
       </w:rPr>
@@ -2875,14 +4587,12 @@
     </w:tblStylePr>
     <w:tblStylePr w:type="firstCol">
       <w:rPr>
-        <w:rFonts w:ascii="Arial" w:eastAsia="Arial" w:hAnsi="Arial" w:cs="Arial"/>
         <w:b/>
         <w:bCs/>
       </w:rPr>
     </w:tblStylePr>
     <w:tblStylePr w:type="lastCol">
       <w:rPr>
-        <w:rFonts w:ascii="Arial" w:eastAsia="Arial" w:hAnsi="Arial" w:cs="Arial"/>
         <w:b/>
         <w:bCs/>
       </w:rPr>
@@ -2936,7 +4646,6 @@
         <w:spacing w:before="0" w:after="0" w:line="240" w:lineRule="auto"/>
       </w:pPr>
       <w:rPr>
-        <w:rFonts w:ascii="Arial" w:eastAsia="Arial" w:hAnsi="Arial" w:cs="Arial"/>
         <w:b/>
         <w:bCs/>
       </w:rPr>
@@ -2957,7 +4666,6 @@
         <w:spacing w:before="0" w:after="0" w:line="240" w:lineRule="auto"/>
       </w:pPr>
       <w:rPr>
-        <w:rFonts w:ascii="Arial" w:eastAsia="Arial" w:hAnsi="Arial" w:cs="Arial"/>
         <w:b/>
         <w:bCs/>
       </w:rPr>
@@ -2975,14 +4683,12 @@
     </w:tblStylePr>
     <w:tblStylePr w:type="firstCol">
       <w:rPr>
-        <w:rFonts w:ascii="Arial" w:eastAsia="Arial" w:hAnsi="Arial" w:cs="Arial"/>
         <w:b/>
         <w:bCs/>
       </w:rPr>
     </w:tblStylePr>
     <w:tblStylePr w:type="lastCol">
       <w:rPr>
-        <w:rFonts w:ascii="Arial" w:eastAsia="Arial" w:hAnsi="Arial" w:cs="Arial"/>
         <w:b/>
         <w:bCs/>
       </w:rPr>
@@ -3036,7 +4742,6 @@
         <w:spacing w:before="0" w:after="0" w:line="240" w:lineRule="auto"/>
       </w:pPr>
       <w:rPr>
-        <w:rFonts w:ascii="Arial" w:eastAsia="Arial" w:hAnsi="Arial" w:cs="Arial"/>
         <w:b/>
         <w:bCs/>
       </w:rPr>
@@ -3057,7 +4762,6 @@
         <w:spacing w:before="0" w:after="0" w:line="240" w:lineRule="auto"/>
       </w:pPr>
       <w:rPr>
-        <w:rFonts w:ascii="Arial" w:eastAsia="Arial" w:hAnsi="Arial" w:cs="Arial"/>
         <w:b/>
         <w:bCs/>
       </w:rPr>
@@ -3075,14 +4779,12 @@
     </w:tblStylePr>
     <w:tblStylePr w:type="firstCol">
       <w:rPr>
-        <w:rFonts w:ascii="Arial" w:eastAsia="Arial" w:hAnsi="Arial" w:cs="Arial"/>
         <w:b/>
         <w:bCs/>
       </w:rPr>
     </w:tblStylePr>
     <w:tblStylePr w:type="lastCol">
       <w:rPr>
-        <w:rFonts w:ascii="Arial" w:eastAsia="Arial" w:hAnsi="Arial" w:cs="Arial"/>
         <w:b/>
         <w:bCs/>
       </w:rPr>
@@ -3136,7 +4838,6 @@
         <w:spacing w:before="0" w:after="0" w:line="240" w:lineRule="auto"/>
       </w:pPr>
       <w:rPr>
-        <w:rFonts w:ascii="Arial" w:eastAsia="Arial" w:hAnsi="Arial" w:cs="Arial"/>
         <w:b/>
         <w:bCs/>
       </w:rPr>
@@ -3157,7 +4858,6 @@
         <w:spacing w:before="0" w:after="0" w:line="240" w:lineRule="auto"/>
       </w:pPr>
       <w:rPr>
-        <w:rFonts w:ascii="Arial" w:eastAsia="Arial" w:hAnsi="Arial" w:cs="Arial"/>
         <w:b/>
         <w:bCs/>
       </w:rPr>
@@ -3175,14 +4875,12 @@
     </w:tblStylePr>
     <w:tblStylePr w:type="firstCol">
       <w:rPr>
-        <w:rFonts w:ascii="Arial" w:eastAsia="Arial" w:hAnsi="Arial" w:cs="Arial"/>
         <w:b/>
         <w:bCs/>
       </w:rPr>
     </w:tblStylePr>
     <w:tblStylePr w:type="lastCol">
       <w:rPr>
-        <w:rFonts w:ascii="Arial" w:eastAsia="Arial" w:hAnsi="Arial" w:cs="Arial"/>
         <w:b/>
         <w:bCs/>
       </w:rPr>
@@ -3236,7 +4934,6 @@
         <w:spacing w:before="0" w:after="0" w:line="240" w:lineRule="auto"/>
       </w:pPr>
       <w:rPr>
-        <w:rFonts w:ascii="Arial" w:eastAsia="Arial" w:hAnsi="Arial" w:cs="Arial"/>
         <w:b/>
         <w:bCs/>
       </w:rPr>
@@ -3257,7 +4954,6 @@
         <w:spacing w:before="0" w:after="0" w:line="240" w:lineRule="auto"/>
       </w:pPr>
       <w:rPr>
-        <w:rFonts w:ascii="Arial" w:eastAsia="Arial" w:hAnsi="Arial" w:cs="Arial"/>
         <w:b/>
         <w:bCs/>
       </w:rPr>
@@ -3275,14 +4971,12 @@
     </w:tblStylePr>
     <w:tblStylePr w:type="firstCol">
       <w:rPr>
-        <w:rFonts w:ascii="Arial" w:eastAsia="Arial" w:hAnsi="Arial" w:cs="Arial"/>
         <w:b/>
         <w:bCs/>
       </w:rPr>
     </w:tblStylePr>
     <w:tblStylePr w:type="lastCol">
       <w:rPr>
-        <w:rFonts w:ascii="Arial" w:eastAsia="Arial" w:hAnsi="Arial" w:cs="Arial"/>
         <w:b/>
         <w:bCs/>
       </w:rPr>
@@ -3336,7 +5030,6 @@
         <w:spacing w:before="0" w:after="0" w:line="240" w:lineRule="auto"/>
       </w:pPr>
       <w:rPr>
-        <w:rFonts w:ascii="Arial" w:eastAsia="Arial" w:hAnsi="Arial" w:cs="Arial"/>
         <w:b/>
         <w:bCs/>
       </w:rPr>
@@ -3357,7 +5050,6 @@
         <w:spacing w:before="0" w:after="0" w:line="240" w:lineRule="auto"/>
       </w:pPr>
       <w:rPr>
-        <w:rFonts w:ascii="Arial" w:eastAsia="Arial" w:hAnsi="Arial" w:cs="Arial"/>
         <w:b/>
         <w:bCs/>
       </w:rPr>
@@ -3375,14 +5067,12 @@
     </w:tblStylePr>
     <w:tblStylePr w:type="firstCol">
       <w:rPr>
-        <w:rFonts w:ascii="Arial" w:eastAsia="Arial" w:hAnsi="Arial" w:cs="Arial"/>
         <w:b/>
         <w:bCs/>
       </w:rPr>
     </w:tblStylePr>
     <w:tblStylePr w:type="lastCol">
       <w:rPr>
-        <w:rFonts w:ascii="Arial" w:eastAsia="Arial" w:hAnsi="Arial" w:cs="Arial"/>
         <w:b/>
         <w:bCs/>
       </w:rPr>
@@ -3435,7 +5125,6 @@
         <w:spacing w:before="0" w:after="0" w:line="240" w:lineRule="auto"/>
       </w:pPr>
       <w:rPr>
-        <w:rFonts w:ascii="Arial" w:eastAsia="Arial" w:hAnsi="Arial" w:cs="Arial"/>
         <w:b/>
         <w:bCs/>
         <w:color w:val="FFFFFF" w:themeColor="background1"/>
@@ -3450,7 +5139,6 @@
         <w:spacing w:before="0" w:after="0" w:line="240" w:lineRule="auto"/>
       </w:pPr>
       <w:rPr>
-        <w:rFonts w:ascii="Arial" w:eastAsia="Arial" w:hAnsi="Arial" w:cs="Arial"/>
         <w:b/>
         <w:bCs/>
       </w:rPr>
@@ -3466,14 +5154,12 @@
     </w:tblStylePr>
     <w:tblStylePr w:type="firstCol">
       <w:rPr>
-        <w:rFonts w:ascii="Arial" w:eastAsia="Arial" w:hAnsi="Arial" w:cs="Arial"/>
         <w:b/>
         <w:bCs/>
       </w:rPr>
     </w:tblStylePr>
     <w:tblStylePr w:type="lastCol">
       <w:rPr>
-        <w:rFonts w:ascii="Arial" w:eastAsia="Arial" w:hAnsi="Arial" w:cs="Arial"/>
         <w:b/>
         <w:bCs/>
       </w:rPr>
@@ -3524,7 +5210,6 @@
         <w:spacing w:before="0" w:after="0" w:line="240" w:lineRule="auto"/>
       </w:pPr>
       <w:rPr>
-        <w:rFonts w:ascii="Arial" w:eastAsia="Arial" w:hAnsi="Arial" w:cs="Arial"/>
         <w:b/>
         <w:bCs/>
         <w:color w:val="FFFFFF" w:themeColor="background1"/>
@@ -3539,7 +5224,6 @@
         <w:spacing w:before="0" w:after="0" w:line="240" w:lineRule="auto"/>
       </w:pPr>
       <w:rPr>
-        <w:rFonts w:ascii="Arial" w:eastAsia="Arial" w:hAnsi="Arial" w:cs="Arial"/>
         <w:b/>
         <w:bCs/>
       </w:rPr>
@@ -3555,14 +5239,12 @@
     </w:tblStylePr>
     <w:tblStylePr w:type="firstCol">
       <w:rPr>
-        <w:rFonts w:ascii="Arial" w:eastAsia="Arial" w:hAnsi="Arial" w:cs="Arial"/>
         <w:b/>
         <w:bCs/>
       </w:rPr>
     </w:tblStylePr>
     <w:tblStylePr w:type="lastCol">
       <w:rPr>
-        <w:rFonts w:ascii="Arial" w:eastAsia="Arial" w:hAnsi="Arial" w:cs="Arial"/>
         <w:b/>
         <w:bCs/>
       </w:rPr>
@@ -3613,7 +5295,6 @@
         <w:spacing w:before="0" w:after="0" w:line="240" w:lineRule="auto"/>
       </w:pPr>
       <w:rPr>
-        <w:rFonts w:ascii="Arial" w:eastAsia="Arial" w:hAnsi="Arial" w:cs="Arial"/>
         <w:b/>
         <w:bCs/>
         <w:color w:val="FFFFFF" w:themeColor="background1"/>
@@ -3628,7 +5309,6 @@
         <w:spacing w:before="0" w:after="0" w:line="240" w:lineRule="auto"/>
       </w:pPr>
       <w:rPr>
-        <w:rFonts w:ascii="Arial" w:eastAsia="Arial" w:hAnsi="Arial" w:cs="Arial"/>
         <w:b/>
         <w:bCs/>
       </w:rPr>
@@ -3644,14 +5324,12 @@
     </w:tblStylePr>
     <w:tblStylePr w:type="firstCol">
       <w:rPr>
-        <w:rFonts w:ascii="Arial" w:eastAsia="Arial" w:hAnsi="Arial" w:cs="Arial"/>
         <w:b/>
         <w:bCs/>
       </w:rPr>
     </w:tblStylePr>
     <w:tblStylePr w:type="lastCol">
       <w:rPr>
-        <w:rFonts w:ascii="Arial" w:eastAsia="Arial" w:hAnsi="Arial" w:cs="Arial"/>
         <w:b/>
         <w:bCs/>
       </w:rPr>
@@ -3702,7 +5380,6 @@
         <w:spacing w:before="0" w:after="0" w:line="240" w:lineRule="auto"/>
       </w:pPr>
       <w:rPr>
-        <w:rFonts w:ascii="Arial" w:eastAsia="Arial" w:hAnsi="Arial" w:cs="Arial"/>
         <w:b/>
         <w:bCs/>
         <w:color w:val="FFFFFF" w:themeColor="background1"/>
@@ -3717,7 +5394,6 @@
         <w:spacing w:before="0" w:after="0" w:line="240" w:lineRule="auto"/>
       </w:pPr>
       <w:rPr>
-        <w:rFonts w:ascii="Arial" w:eastAsia="Arial" w:hAnsi="Arial" w:cs="Arial"/>
         <w:b/>
         <w:bCs/>
       </w:rPr>
@@ -3733,14 +5409,12 @@
     </w:tblStylePr>
     <w:tblStylePr w:type="firstCol">
       <w:rPr>
-        <w:rFonts w:ascii="Arial" w:eastAsia="Arial" w:hAnsi="Arial" w:cs="Arial"/>
         <w:b/>
         <w:bCs/>
       </w:rPr>
     </w:tblStylePr>
     <w:tblStylePr w:type="lastCol">
       <w:rPr>
-        <w:rFonts w:ascii="Arial" w:eastAsia="Arial" w:hAnsi="Arial" w:cs="Arial"/>
         <w:b/>
         <w:bCs/>
       </w:rPr>
@@ -3791,7 +5465,6 @@
         <w:spacing w:before="0" w:after="0" w:line="240" w:lineRule="auto"/>
       </w:pPr>
       <w:rPr>
-        <w:rFonts w:ascii="Arial" w:eastAsia="Arial" w:hAnsi="Arial" w:cs="Arial"/>
         <w:b/>
         <w:bCs/>
         <w:color w:val="FFFFFF" w:themeColor="background1"/>
@@ -3806,7 +5479,6 @@
         <w:spacing w:before="0" w:after="0" w:line="240" w:lineRule="auto"/>
       </w:pPr>
       <w:rPr>
-        <w:rFonts w:ascii="Arial" w:eastAsia="Arial" w:hAnsi="Arial" w:cs="Arial"/>
         <w:b/>
         <w:bCs/>
       </w:rPr>
@@ -3822,14 +5494,12 @@
     </w:tblStylePr>
     <w:tblStylePr w:type="firstCol">
       <w:rPr>
-        <w:rFonts w:ascii="Arial" w:eastAsia="Arial" w:hAnsi="Arial" w:cs="Arial"/>
         <w:b/>
         <w:bCs/>
       </w:rPr>
     </w:tblStylePr>
     <w:tblStylePr w:type="lastCol">
       <w:rPr>
-        <w:rFonts w:ascii="Arial" w:eastAsia="Arial" w:hAnsi="Arial" w:cs="Arial"/>
         <w:b/>
         <w:bCs/>
       </w:rPr>
@@ -3880,7 +5550,6 @@
         <w:spacing w:before="0" w:after="0" w:line="240" w:lineRule="auto"/>
       </w:pPr>
       <w:rPr>
-        <w:rFonts w:ascii="Arial" w:eastAsia="Arial" w:hAnsi="Arial" w:cs="Arial"/>
         <w:b/>
         <w:bCs/>
         <w:color w:val="FFFFFF" w:themeColor="background1"/>
@@ -3895,7 +5564,6 @@
         <w:spacing w:before="0" w:after="0" w:line="240" w:lineRule="auto"/>
       </w:pPr>
       <w:rPr>
-        <w:rFonts w:ascii="Arial" w:eastAsia="Arial" w:hAnsi="Arial" w:cs="Arial"/>
         <w:b/>
         <w:bCs/>
       </w:rPr>
@@ -3911,14 +5579,12 @@
     </w:tblStylePr>
     <w:tblStylePr w:type="firstCol">
       <w:rPr>
-        <w:rFonts w:ascii="Arial" w:eastAsia="Arial" w:hAnsi="Arial" w:cs="Arial"/>
         <w:b/>
         <w:bCs/>
       </w:rPr>
     </w:tblStylePr>
     <w:tblStylePr w:type="lastCol">
       <w:rPr>
-        <w:rFonts w:ascii="Arial" w:eastAsia="Arial" w:hAnsi="Arial" w:cs="Arial"/>
         <w:b/>
         <w:bCs/>
       </w:rPr>
@@ -3969,7 +5635,6 @@
         <w:spacing w:before="0" w:after="0" w:line="240" w:lineRule="auto"/>
       </w:pPr>
       <w:rPr>
-        <w:rFonts w:ascii="Arial" w:eastAsia="Arial" w:hAnsi="Arial" w:cs="Arial"/>
         <w:b/>
         <w:bCs/>
         <w:color w:val="FFFFFF" w:themeColor="background1"/>
@@ -3984,7 +5649,6 @@
         <w:spacing w:before="0" w:after="0" w:line="240" w:lineRule="auto"/>
       </w:pPr>
       <w:rPr>
-        <w:rFonts w:ascii="Arial" w:eastAsia="Arial" w:hAnsi="Arial" w:cs="Arial"/>
         <w:b/>
         <w:bCs/>
       </w:rPr>
@@ -4000,14 +5664,12 @@
     </w:tblStylePr>
     <w:tblStylePr w:type="firstCol">
       <w:rPr>
-        <w:rFonts w:ascii="Arial" w:eastAsia="Arial" w:hAnsi="Arial" w:cs="Arial"/>
         <w:b/>
         <w:bCs/>
       </w:rPr>
     </w:tblStylePr>
     <w:tblStylePr w:type="lastCol">
       <w:rPr>
-        <w:rFonts w:ascii="Arial" w:eastAsia="Arial" w:hAnsi="Arial" w:cs="Arial"/>
         <w:b/>
         <w:bCs/>
       </w:rPr>
@@ -4060,7 +5722,7 @@
         <w:spacing w:before="0" w:after="0" w:line="240" w:lineRule="auto"/>
       </w:pPr>
       <w:rPr>
-        <w:rFonts w:ascii="Arial" w:eastAsia="Arial" w:hAnsi="Arial" w:cs="Arial"/>
+        <w:rFonts w:asciiTheme="majorHAnsi" w:eastAsiaTheme="majorEastAsia" w:hAnsiTheme="majorHAnsi" w:cstheme="majorBidi"/>
         <w:b/>
         <w:bCs/>
       </w:rPr>
@@ -4081,7 +5743,7 @@
         <w:spacing w:before="0" w:after="0" w:line="240" w:lineRule="auto"/>
       </w:pPr>
       <w:rPr>
-        <w:rFonts w:ascii="Arial" w:eastAsia="Arial" w:hAnsi="Arial" w:cs="Arial"/>
+        <w:rFonts w:asciiTheme="majorHAnsi" w:eastAsiaTheme="majorEastAsia" w:hAnsiTheme="majorHAnsi" w:cstheme="majorBidi"/>
         <w:b/>
         <w:bCs/>
       </w:rPr>
@@ -4099,14 +5761,14 @@
     </w:tblStylePr>
     <w:tblStylePr w:type="firstCol">
       <w:rPr>
-        <w:rFonts w:ascii="Arial" w:eastAsia="Arial" w:hAnsi="Arial" w:cs="Arial"/>
+        <w:rFonts w:asciiTheme="majorHAnsi" w:eastAsiaTheme="majorEastAsia" w:hAnsiTheme="majorHAnsi" w:cstheme="majorBidi"/>
         <w:b/>
         <w:bCs/>
       </w:rPr>
     </w:tblStylePr>
     <w:tblStylePr w:type="lastCol">
       <w:rPr>
-        <w:rFonts w:ascii="Arial" w:eastAsia="Arial" w:hAnsi="Arial" w:cs="Arial"/>
+        <w:rFonts w:asciiTheme="majorHAnsi" w:eastAsiaTheme="majorEastAsia" w:hAnsiTheme="majorHAnsi" w:cstheme="majorBidi"/>
         <w:b/>
         <w:bCs/>
       </w:rPr>
@@ -4183,7 +5845,7 @@
         <w:spacing w:before="0" w:after="0" w:line="240" w:lineRule="auto"/>
       </w:pPr>
       <w:rPr>
-        <w:rFonts w:ascii="Arial" w:eastAsia="Arial" w:hAnsi="Arial" w:cs="Arial"/>
+        <w:rFonts w:asciiTheme="majorHAnsi" w:eastAsiaTheme="majorEastAsia" w:hAnsiTheme="majorHAnsi" w:cstheme="majorBidi"/>
         <w:b/>
         <w:bCs/>
       </w:rPr>
@@ -4204,7 +5866,7 @@
         <w:spacing w:before="0" w:after="0" w:line="240" w:lineRule="auto"/>
       </w:pPr>
       <w:rPr>
-        <w:rFonts w:ascii="Arial" w:eastAsia="Arial" w:hAnsi="Arial" w:cs="Arial"/>
+        <w:rFonts w:asciiTheme="majorHAnsi" w:eastAsiaTheme="majorEastAsia" w:hAnsiTheme="majorHAnsi" w:cstheme="majorBidi"/>
         <w:b/>
         <w:bCs/>
       </w:rPr>
@@ -4222,14 +5884,14 @@
     </w:tblStylePr>
     <w:tblStylePr w:type="firstCol">
       <w:rPr>
-        <w:rFonts w:ascii="Arial" w:eastAsia="Arial" w:hAnsi="Arial" w:cs="Arial"/>
+        <w:rFonts w:asciiTheme="majorHAnsi" w:eastAsiaTheme="majorEastAsia" w:hAnsiTheme="majorHAnsi" w:cstheme="majorBidi"/>
         <w:b/>
         <w:bCs/>
       </w:rPr>
     </w:tblStylePr>
     <w:tblStylePr w:type="lastCol">
       <w:rPr>
-        <w:rFonts w:ascii="Arial" w:eastAsia="Arial" w:hAnsi="Arial" w:cs="Arial"/>
+        <w:rFonts w:asciiTheme="majorHAnsi" w:eastAsiaTheme="majorEastAsia" w:hAnsiTheme="majorHAnsi" w:cstheme="majorBidi"/>
         <w:b/>
         <w:bCs/>
       </w:rPr>
@@ -4306,7 +5968,7 @@
         <w:spacing w:before="0" w:after="0" w:line="240" w:lineRule="auto"/>
       </w:pPr>
       <w:rPr>
-        <w:rFonts w:ascii="Arial" w:eastAsia="Arial" w:hAnsi="Arial" w:cs="Arial"/>
+        <w:rFonts w:asciiTheme="majorHAnsi" w:eastAsiaTheme="majorEastAsia" w:hAnsiTheme="majorHAnsi" w:cstheme="majorBidi"/>
         <w:b/>
         <w:bCs/>
       </w:rPr>
@@ -4327,7 +5989,7 @@
         <w:spacing w:before="0" w:after="0" w:line="240" w:lineRule="auto"/>
       </w:pPr>
       <w:rPr>
-        <w:rFonts w:ascii="Arial" w:eastAsia="Arial" w:hAnsi="Arial" w:cs="Arial"/>
+        <w:rFonts w:asciiTheme="majorHAnsi" w:eastAsiaTheme="majorEastAsia" w:hAnsiTheme="majorHAnsi" w:cstheme="majorBidi"/>
         <w:b/>
         <w:bCs/>
       </w:rPr>
@@ -4345,14 +6007,14 @@
     </w:tblStylePr>
     <w:tblStylePr w:type="firstCol">
       <w:rPr>
-        <w:rFonts w:ascii="Arial" w:eastAsia="Arial" w:hAnsi="Arial" w:cs="Arial"/>
+        <w:rFonts w:asciiTheme="majorHAnsi" w:eastAsiaTheme="majorEastAsia" w:hAnsiTheme="majorHAnsi" w:cstheme="majorBidi"/>
         <w:b/>
         <w:bCs/>
       </w:rPr>
     </w:tblStylePr>
     <w:tblStylePr w:type="lastCol">
       <w:rPr>
-        <w:rFonts w:ascii="Arial" w:eastAsia="Arial" w:hAnsi="Arial" w:cs="Arial"/>
+        <w:rFonts w:asciiTheme="majorHAnsi" w:eastAsiaTheme="majorEastAsia" w:hAnsiTheme="majorHAnsi" w:cstheme="majorBidi"/>
         <w:b/>
         <w:bCs/>
       </w:rPr>
@@ -4429,7 +6091,7 @@
         <w:spacing w:before="0" w:after="0" w:line="240" w:lineRule="auto"/>
       </w:pPr>
       <w:rPr>
-        <w:rFonts w:ascii="Arial" w:eastAsia="Arial" w:hAnsi="Arial" w:cs="Arial"/>
+        <w:rFonts w:asciiTheme="majorHAnsi" w:eastAsiaTheme="majorEastAsia" w:hAnsiTheme="majorHAnsi" w:cstheme="majorBidi"/>
         <w:b/>
         <w:bCs/>
       </w:rPr>
@@ -4450,7 +6112,7 @@
         <w:spacing w:before="0" w:after="0" w:line="240" w:lineRule="auto"/>
       </w:pPr>
       <w:rPr>
-        <w:rFonts w:ascii="Arial" w:eastAsia="Arial" w:hAnsi="Arial" w:cs="Arial"/>
+        <w:rFonts w:asciiTheme="majorHAnsi" w:eastAsiaTheme="majorEastAsia" w:hAnsiTheme="majorHAnsi" w:cstheme="majorBidi"/>
         <w:b/>
         <w:bCs/>
       </w:rPr>
@@ -4468,14 +6130,14 @@
     </w:tblStylePr>
     <w:tblStylePr w:type="firstCol">
       <w:rPr>
-        <w:rFonts w:ascii="Arial" w:eastAsia="Arial" w:hAnsi="Arial" w:cs="Arial"/>
+        <w:rFonts w:asciiTheme="majorHAnsi" w:eastAsiaTheme="majorEastAsia" w:hAnsiTheme="majorHAnsi" w:cstheme="majorBidi"/>
         <w:b/>
         <w:bCs/>
       </w:rPr>
     </w:tblStylePr>
     <w:tblStylePr w:type="lastCol">
       <w:rPr>
-        <w:rFonts w:ascii="Arial" w:eastAsia="Arial" w:hAnsi="Arial" w:cs="Arial"/>
+        <w:rFonts w:asciiTheme="majorHAnsi" w:eastAsiaTheme="majorEastAsia" w:hAnsiTheme="majorHAnsi" w:cstheme="majorBidi"/>
         <w:b/>
         <w:bCs/>
       </w:rPr>
@@ -4552,7 +6214,7 @@
         <w:spacing w:before="0" w:after="0" w:line="240" w:lineRule="auto"/>
       </w:pPr>
       <w:rPr>
-        <w:rFonts w:ascii="Arial" w:eastAsia="Arial" w:hAnsi="Arial" w:cs="Arial"/>
+        <w:rFonts w:asciiTheme="majorHAnsi" w:eastAsiaTheme="majorEastAsia" w:hAnsiTheme="majorHAnsi" w:cstheme="majorBidi"/>
         <w:b/>
         <w:bCs/>
       </w:rPr>
@@ -4573,7 +6235,7 @@
         <w:spacing w:before="0" w:after="0" w:line="240" w:lineRule="auto"/>
       </w:pPr>
       <w:rPr>
-        <w:rFonts w:ascii="Arial" w:eastAsia="Arial" w:hAnsi="Arial" w:cs="Arial"/>
+        <w:rFonts w:asciiTheme="majorHAnsi" w:eastAsiaTheme="majorEastAsia" w:hAnsiTheme="majorHAnsi" w:cstheme="majorBidi"/>
         <w:b/>
         <w:bCs/>
       </w:rPr>
@@ -4591,14 +6253,14 @@
     </w:tblStylePr>
     <w:tblStylePr w:type="firstCol">
       <w:rPr>
-        <w:rFonts w:ascii="Arial" w:eastAsia="Arial" w:hAnsi="Arial" w:cs="Arial"/>
+        <w:rFonts w:asciiTheme="majorHAnsi" w:eastAsiaTheme="majorEastAsia" w:hAnsiTheme="majorHAnsi" w:cstheme="majorBidi"/>
         <w:b/>
         <w:bCs/>
       </w:rPr>
     </w:tblStylePr>
     <w:tblStylePr w:type="lastCol">
       <w:rPr>
-        <w:rFonts w:ascii="Arial" w:eastAsia="Arial" w:hAnsi="Arial" w:cs="Arial"/>
+        <w:rFonts w:asciiTheme="majorHAnsi" w:eastAsiaTheme="majorEastAsia" w:hAnsiTheme="majorHAnsi" w:cstheme="majorBidi"/>
         <w:b/>
         <w:bCs/>
       </w:rPr>
@@ -4675,7 +6337,7 @@
         <w:spacing w:before="0" w:after="0" w:line="240" w:lineRule="auto"/>
       </w:pPr>
       <w:rPr>
-        <w:rFonts w:ascii="Arial" w:eastAsia="Arial" w:hAnsi="Arial" w:cs="Arial"/>
+        <w:rFonts w:asciiTheme="majorHAnsi" w:eastAsiaTheme="majorEastAsia" w:hAnsiTheme="majorHAnsi" w:cstheme="majorBidi"/>
         <w:b/>
         <w:bCs/>
       </w:rPr>
@@ -4696,7 +6358,7 @@
         <w:spacing w:before="0" w:after="0" w:line="240" w:lineRule="auto"/>
       </w:pPr>
       <w:rPr>
-        <w:rFonts w:ascii="Arial" w:eastAsia="Arial" w:hAnsi="Arial" w:cs="Arial"/>
+        <w:rFonts w:asciiTheme="majorHAnsi" w:eastAsiaTheme="majorEastAsia" w:hAnsiTheme="majorHAnsi" w:cstheme="majorBidi"/>
         <w:b/>
         <w:bCs/>
       </w:rPr>
@@ -4714,14 +6376,14 @@
     </w:tblStylePr>
     <w:tblStylePr w:type="firstCol">
       <w:rPr>
-        <w:rFonts w:ascii="Arial" w:eastAsia="Arial" w:hAnsi="Arial" w:cs="Arial"/>
+        <w:rFonts w:asciiTheme="majorHAnsi" w:eastAsiaTheme="majorEastAsia" w:hAnsiTheme="majorHAnsi" w:cstheme="majorBidi"/>
         <w:b/>
         <w:bCs/>
       </w:rPr>
     </w:tblStylePr>
     <w:tblStylePr w:type="lastCol">
       <w:rPr>
-        <w:rFonts w:ascii="Arial" w:eastAsia="Arial" w:hAnsi="Arial" w:cs="Arial"/>
+        <w:rFonts w:asciiTheme="majorHAnsi" w:eastAsiaTheme="majorEastAsia" w:hAnsiTheme="majorHAnsi" w:cstheme="majorBidi"/>
         <w:b/>
         <w:bCs/>
       </w:rPr>
@@ -4798,7 +6460,7 @@
         <w:spacing w:before="0" w:after="0" w:line="240" w:lineRule="auto"/>
       </w:pPr>
       <w:rPr>
-        <w:rFonts w:ascii="Arial" w:eastAsia="Arial" w:hAnsi="Arial" w:cs="Arial"/>
+        <w:rFonts w:asciiTheme="majorHAnsi" w:eastAsiaTheme="majorEastAsia" w:hAnsiTheme="majorHAnsi" w:cstheme="majorBidi"/>
         <w:b/>
         <w:bCs/>
       </w:rPr>
@@ -4819,7 +6481,7 @@
         <w:spacing w:before="0" w:after="0" w:line="240" w:lineRule="auto"/>
       </w:pPr>
       <w:rPr>
-        <w:rFonts w:ascii="Arial" w:eastAsia="Arial" w:hAnsi="Arial" w:cs="Arial"/>
+        <w:rFonts w:asciiTheme="majorHAnsi" w:eastAsiaTheme="majorEastAsia" w:hAnsiTheme="majorHAnsi" w:cstheme="majorBidi"/>
         <w:b/>
         <w:bCs/>
       </w:rPr>
@@ -4837,14 +6499,14 @@
     </w:tblStylePr>
     <w:tblStylePr w:type="firstCol">
       <w:rPr>
-        <w:rFonts w:ascii="Arial" w:eastAsia="Arial" w:hAnsi="Arial" w:cs="Arial"/>
+        <w:rFonts w:asciiTheme="majorHAnsi" w:eastAsiaTheme="majorEastAsia" w:hAnsiTheme="majorHAnsi" w:cstheme="majorBidi"/>
         <w:b/>
         <w:bCs/>
       </w:rPr>
     </w:tblStylePr>
     <w:tblStylePr w:type="lastCol">
       <w:rPr>
-        <w:rFonts w:ascii="Arial" w:eastAsia="Arial" w:hAnsi="Arial" w:cs="Arial"/>
+        <w:rFonts w:asciiTheme="majorHAnsi" w:eastAsiaTheme="majorEastAsia" w:hAnsiTheme="majorHAnsi" w:cstheme="majorBidi"/>
         <w:b/>
         <w:bCs/>
       </w:rPr>
@@ -4920,7 +6582,6 @@
         <w:spacing w:before="0" w:after="0" w:line="240" w:lineRule="auto"/>
       </w:pPr>
       <w:rPr>
-        <w:rFonts w:ascii="Arial" w:eastAsia="Arial" w:hAnsi="Arial" w:cs="Arial"/>
         <w:b/>
         <w:bCs/>
         <w:color w:val="FFFFFF" w:themeColor="background1"/>
@@ -4943,7 +6604,6 @@
         <w:spacing w:before="0" w:after="0" w:line="240" w:lineRule="auto"/>
       </w:pPr>
       <w:rPr>
-        <w:rFonts w:ascii="Arial" w:eastAsia="Arial" w:hAnsi="Arial" w:cs="Arial"/>
         <w:b/>
         <w:bCs/>
       </w:rPr>
@@ -4961,14 +6621,12 @@
     </w:tblStylePr>
     <w:tblStylePr w:type="firstCol">
       <w:rPr>
-        <w:rFonts w:ascii="Arial" w:eastAsia="Arial" w:hAnsi="Arial" w:cs="Arial"/>
         <w:b/>
         <w:bCs/>
       </w:rPr>
     </w:tblStylePr>
     <w:tblStylePr w:type="lastCol">
       <w:rPr>
-        <w:rFonts w:ascii="Arial" w:eastAsia="Arial" w:hAnsi="Arial" w:cs="Arial"/>
         <w:b/>
         <w:bCs/>
       </w:rPr>
@@ -5023,7 +6681,6 @@
         <w:spacing w:before="0" w:after="0" w:line="240" w:lineRule="auto"/>
       </w:pPr>
       <w:rPr>
-        <w:rFonts w:ascii="Arial" w:eastAsia="Arial" w:hAnsi="Arial" w:cs="Arial"/>
         <w:b/>
         <w:bCs/>
         <w:color w:val="FFFFFF" w:themeColor="background1"/>
@@ -5046,7 +6703,6 @@
         <w:spacing w:before="0" w:after="0" w:line="240" w:lineRule="auto"/>
       </w:pPr>
       <w:rPr>
-        <w:rFonts w:ascii="Arial" w:eastAsia="Arial" w:hAnsi="Arial" w:cs="Arial"/>
         <w:b/>
         <w:bCs/>
       </w:rPr>
@@ -5064,14 +6720,12 @@
     </w:tblStylePr>
     <w:tblStylePr w:type="firstCol">
       <w:rPr>
-        <w:rFonts w:ascii="Arial" w:eastAsia="Arial" w:hAnsi="Arial" w:cs="Arial"/>
         <w:b/>
         <w:bCs/>
       </w:rPr>
     </w:tblStylePr>
     <w:tblStylePr w:type="lastCol">
       <w:rPr>
-        <w:rFonts w:ascii="Arial" w:eastAsia="Arial" w:hAnsi="Arial" w:cs="Arial"/>
         <w:b/>
         <w:bCs/>
       </w:rPr>
@@ -5126,7 +6780,6 @@
         <w:spacing w:before="0" w:after="0" w:line="240" w:lineRule="auto"/>
       </w:pPr>
       <w:rPr>
-        <w:rFonts w:ascii="Arial" w:eastAsia="Arial" w:hAnsi="Arial" w:cs="Arial"/>
         <w:b/>
         <w:bCs/>
         <w:color w:val="FFFFFF" w:themeColor="background1"/>
@@ -5149,7 +6802,6 @@
         <w:spacing w:before="0" w:after="0" w:line="240" w:lineRule="auto"/>
       </w:pPr>
       <w:rPr>
-        <w:rFonts w:ascii="Arial" w:eastAsia="Arial" w:hAnsi="Arial" w:cs="Arial"/>
         <w:b/>
         <w:bCs/>
       </w:rPr>
@@ -5167,14 +6819,12 @@
     </w:tblStylePr>
     <w:tblStylePr w:type="firstCol">
       <w:rPr>
-        <w:rFonts w:ascii="Arial" w:eastAsia="Arial" w:hAnsi="Arial" w:cs="Arial"/>
         <w:b/>
         <w:bCs/>
       </w:rPr>
     </w:tblStylePr>
     <w:tblStylePr w:type="lastCol">
       <w:rPr>
-        <w:rFonts w:ascii="Arial" w:eastAsia="Arial" w:hAnsi="Arial" w:cs="Arial"/>
         <w:b/>
         <w:bCs/>
       </w:rPr>
@@ -5229,7 +6879,6 @@
         <w:spacing w:before="0" w:after="0" w:line="240" w:lineRule="auto"/>
       </w:pPr>
       <w:rPr>
-        <w:rFonts w:ascii="Arial" w:eastAsia="Arial" w:hAnsi="Arial" w:cs="Arial"/>
         <w:b/>
         <w:bCs/>
         <w:color w:val="FFFFFF" w:themeColor="background1"/>
@@ -5252,7 +6901,6 @@
         <w:spacing w:before="0" w:after="0" w:line="240" w:lineRule="auto"/>
       </w:pPr>
       <w:rPr>
-        <w:rFonts w:ascii="Arial" w:eastAsia="Arial" w:hAnsi="Arial" w:cs="Arial"/>
         <w:b/>
         <w:bCs/>
       </w:rPr>
@@ -5270,14 +6918,12 @@
     </w:tblStylePr>
     <w:tblStylePr w:type="firstCol">
       <w:rPr>
-        <w:rFonts w:ascii="Arial" w:eastAsia="Arial" w:hAnsi="Arial" w:cs="Arial"/>
         <w:b/>
         <w:bCs/>
       </w:rPr>
     </w:tblStylePr>
     <w:tblStylePr w:type="lastCol">
       <w:rPr>
-        <w:rFonts w:ascii="Arial" w:eastAsia="Arial" w:hAnsi="Arial" w:cs="Arial"/>
         <w:b/>
         <w:bCs/>
       </w:rPr>
@@ -5332,7 +6978,6 @@
         <w:spacing w:before="0" w:after="0" w:line="240" w:lineRule="auto"/>
       </w:pPr>
       <w:rPr>
-        <w:rFonts w:ascii="Arial" w:eastAsia="Arial" w:hAnsi="Arial" w:cs="Arial"/>
         <w:b/>
         <w:bCs/>
         <w:color w:val="FFFFFF" w:themeColor="background1"/>
@@ -5355,7 +7000,6 @@
         <w:spacing w:before="0" w:after="0" w:line="240" w:lineRule="auto"/>
       </w:pPr>
       <w:rPr>
-        <w:rFonts w:ascii="Arial" w:eastAsia="Arial" w:hAnsi="Arial" w:cs="Arial"/>
         <w:b/>
         <w:bCs/>
       </w:rPr>
@@ -5373,14 +7017,12 @@
     </w:tblStylePr>
     <w:tblStylePr w:type="firstCol">
       <w:rPr>
-        <w:rFonts w:ascii="Arial" w:eastAsia="Arial" w:hAnsi="Arial" w:cs="Arial"/>
         <w:b/>
         <w:bCs/>
       </w:rPr>
     </w:tblStylePr>
     <w:tblStylePr w:type="lastCol">
       <w:rPr>
-        <w:rFonts w:ascii="Arial" w:eastAsia="Arial" w:hAnsi="Arial" w:cs="Arial"/>
         <w:b/>
         <w:bCs/>
       </w:rPr>
@@ -5435,7 +7077,6 @@
         <w:spacing w:before="0" w:after="0" w:line="240" w:lineRule="auto"/>
       </w:pPr>
       <w:rPr>
-        <w:rFonts w:ascii="Arial" w:eastAsia="Arial" w:hAnsi="Arial" w:cs="Arial"/>
         <w:b/>
         <w:bCs/>
         <w:color w:val="FFFFFF" w:themeColor="background1"/>
@@ -5458,7 +7099,6 @@
         <w:spacing w:before="0" w:after="0" w:line="240" w:lineRule="auto"/>
       </w:pPr>
       <w:rPr>
-        <w:rFonts w:ascii="Arial" w:eastAsia="Arial" w:hAnsi="Arial" w:cs="Arial"/>
         <w:b/>
         <w:bCs/>
       </w:rPr>
@@ -5476,14 +7116,12 @@
     </w:tblStylePr>
     <w:tblStylePr w:type="firstCol">
       <w:rPr>
-        <w:rFonts w:ascii="Arial" w:eastAsia="Arial" w:hAnsi="Arial" w:cs="Arial"/>
         <w:b/>
         <w:bCs/>
       </w:rPr>
     </w:tblStylePr>
     <w:tblStylePr w:type="lastCol">
       <w:rPr>
-        <w:rFonts w:ascii="Arial" w:eastAsia="Arial" w:hAnsi="Arial" w:cs="Arial"/>
         <w:b/>
         <w:bCs/>
       </w:rPr>
@@ -5538,7 +7176,6 @@
         <w:spacing w:before="0" w:after="0" w:line="240" w:lineRule="auto"/>
       </w:pPr>
       <w:rPr>
-        <w:rFonts w:ascii="Arial" w:eastAsia="Arial" w:hAnsi="Arial" w:cs="Arial"/>
         <w:b/>
         <w:bCs/>
         <w:color w:val="FFFFFF" w:themeColor="background1"/>
@@ -5561,7 +7198,6 @@
         <w:spacing w:before="0" w:after="0" w:line="240" w:lineRule="auto"/>
       </w:pPr>
       <w:rPr>
-        <w:rFonts w:ascii="Arial" w:eastAsia="Arial" w:hAnsi="Arial" w:cs="Arial"/>
         <w:b/>
         <w:bCs/>
       </w:rPr>
@@ -5579,14 +7215,12 @@
     </w:tblStylePr>
     <w:tblStylePr w:type="firstCol">
       <w:rPr>
-        <w:rFonts w:ascii="Arial" w:eastAsia="Arial" w:hAnsi="Arial" w:cs="Arial"/>
         <w:b/>
         <w:bCs/>
       </w:rPr>
     </w:tblStylePr>
     <w:tblStylePr w:type="lastCol">
       <w:rPr>
-        <w:rFonts w:ascii="Arial" w:eastAsia="Arial" w:hAnsi="Arial" w:cs="Arial"/>
         <w:b/>
         <w:bCs/>
       </w:rPr>
@@ -5638,7 +7272,6 @@
         <w:spacing w:before="0" w:after="0" w:line="240" w:lineRule="auto"/>
       </w:pPr>
       <w:rPr>
-        <w:rFonts w:ascii="Arial" w:eastAsia="Arial" w:hAnsi="Arial" w:cs="Arial"/>
         <w:b/>
         <w:bCs/>
         <w:color w:val="FFFFFF" w:themeColor="background1"/>
@@ -5661,7 +7294,6 @@
         <w:spacing w:before="0" w:after="0" w:line="240" w:lineRule="auto"/>
       </w:pPr>
       <w:rPr>
-        <w:rFonts w:ascii="Arial" w:eastAsia="Arial" w:hAnsi="Arial" w:cs="Arial"/>
         <w:color w:val="auto"/>
       </w:rPr>
       <w:tblPr/>
@@ -5679,7 +7311,6 @@
     </w:tblStylePr>
     <w:tblStylePr w:type="firstCol">
       <w:rPr>
-        <w:rFonts w:ascii="Arial" w:eastAsia="Arial" w:hAnsi="Arial" w:cs="Arial"/>
         <w:b/>
         <w:bCs/>
         <w:color w:val="FFFFFF" w:themeColor="background1"/>
@@ -5699,7 +7330,6 @@
     </w:tblStylePr>
     <w:tblStylePr w:type="lastCol">
       <w:rPr>
-        <w:rFonts w:ascii="Arial" w:eastAsia="Arial" w:hAnsi="Arial" w:cs="Arial"/>
         <w:b/>
         <w:bCs/>
         <w:color w:val="FFFFFF" w:themeColor="background1"/>
@@ -5748,7 +7378,6 @@
     </w:tblStylePr>
     <w:tblStylePr w:type="nwCell">
       <w:rPr>
-        <w:rFonts w:ascii="Arial" w:eastAsia="Arial" w:hAnsi="Arial" w:cs="Arial"/>
         <w:color w:val="FFFFFF" w:themeColor="background1"/>
       </w:rPr>
       <w:tblPr/>
@@ -5785,7 +7414,6 @@
         <w:spacing w:before="0" w:after="0" w:line="240" w:lineRule="auto"/>
       </w:pPr>
       <w:rPr>
-        <w:rFonts w:ascii="Arial" w:eastAsia="Arial" w:hAnsi="Arial" w:cs="Arial"/>
         <w:b/>
         <w:bCs/>
         <w:color w:val="FFFFFF" w:themeColor="background1"/>
@@ -5808,7 +7436,6 @@
         <w:spacing w:before="0" w:after="0" w:line="240" w:lineRule="auto"/>
       </w:pPr>
       <w:rPr>
-        <w:rFonts w:ascii="Arial" w:eastAsia="Arial" w:hAnsi="Arial" w:cs="Arial"/>
         <w:color w:val="auto"/>
       </w:rPr>
       <w:tblPr/>
@@ -5826,7 +7453,6 @@
     </w:tblStylePr>
     <w:tblStylePr w:type="firstCol">
       <w:rPr>
-        <w:rFonts w:ascii="Arial" w:eastAsia="Arial" w:hAnsi="Arial" w:cs="Arial"/>
         <w:b/>
         <w:bCs/>
         <w:color w:val="FFFFFF" w:themeColor="background1"/>
@@ -5846,7 +7472,6 @@
     </w:tblStylePr>
     <w:tblStylePr w:type="lastCol">
       <w:rPr>
-        <w:rFonts w:ascii="Arial" w:eastAsia="Arial" w:hAnsi="Arial" w:cs="Arial"/>
         <w:b/>
         <w:bCs/>
         <w:color w:val="FFFFFF" w:themeColor="background1"/>
@@ -5895,7 +7520,6 @@
     </w:tblStylePr>
     <w:tblStylePr w:type="nwCell">
       <w:rPr>
-        <w:rFonts w:ascii="Arial" w:eastAsia="Arial" w:hAnsi="Arial" w:cs="Arial"/>
         <w:color w:val="FFFFFF" w:themeColor="background1"/>
       </w:rPr>
       <w:tblPr/>
@@ -5932,7 +7556,6 @@
         <w:spacing w:before="0" w:after="0" w:line="240" w:lineRule="auto"/>
       </w:pPr>
       <w:rPr>
-        <w:rFonts w:ascii="Arial" w:eastAsia="Arial" w:hAnsi="Arial" w:cs="Arial"/>
         <w:b/>
         <w:bCs/>
         <w:color w:val="FFFFFF" w:themeColor="background1"/>
@@ -5955,7 +7578,6 @@
         <w:spacing w:before="0" w:after="0" w:line="240" w:lineRule="auto"/>
       </w:pPr>
       <w:rPr>
-        <w:rFonts w:ascii="Arial" w:eastAsia="Arial" w:hAnsi="Arial" w:cs="Arial"/>
         <w:color w:val="auto"/>
       </w:rPr>
       <w:tblPr/>
@@ -5973,7 +7595,6 @@
     </w:tblStylePr>
     <w:tblStylePr w:type="firstCol">
       <w:rPr>
-        <w:rFonts w:ascii="Arial" w:eastAsia="Arial" w:hAnsi="Arial" w:cs="Arial"/>
         <w:b/>
         <w:bCs/>
         <w:color w:val="FFFFFF" w:themeColor="background1"/>
@@ -5993,7 +7614,6 @@
     </w:tblStylePr>
     <w:tblStylePr w:type="lastCol">
       <w:rPr>
-        <w:rFonts w:ascii="Arial" w:eastAsia="Arial" w:hAnsi="Arial" w:cs="Arial"/>
         <w:b/>
         <w:bCs/>
         <w:color w:val="FFFFFF" w:themeColor="background1"/>
@@ -6042,7 +7662,6 @@
     </w:tblStylePr>
     <w:tblStylePr w:type="nwCell">
       <w:rPr>
-        <w:rFonts w:ascii="Arial" w:eastAsia="Arial" w:hAnsi="Arial" w:cs="Arial"/>
         <w:color w:val="FFFFFF" w:themeColor="background1"/>
       </w:rPr>
       <w:tblPr/>
@@ -6079,7 +7698,6 @@
         <w:spacing w:before="0" w:after="0" w:line="240" w:lineRule="auto"/>
       </w:pPr>
       <w:rPr>
-        <w:rFonts w:ascii="Arial" w:eastAsia="Arial" w:hAnsi="Arial" w:cs="Arial"/>
         <w:b/>
         <w:bCs/>
         <w:color w:val="FFFFFF" w:themeColor="background1"/>
@@ -6102,7 +7720,6 @@
         <w:spacing w:before="0" w:after="0" w:line="240" w:lineRule="auto"/>
       </w:pPr>
       <w:rPr>
-        <w:rFonts w:ascii="Arial" w:eastAsia="Arial" w:hAnsi="Arial" w:cs="Arial"/>
         <w:color w:val="auto"/>
       </w:rPr>
       <w:tblPr/>
@@ -6120,7 +7737,6 @@
     </w:tblStylePr>
     <w:tblStylePr w:type="firstCol">
       <w:rPr>
-        <w:rFonts w:ascii="Arial" w:eastAsia="Arial" w:hAnsi="Arial" w:cs="Arial"/>
         <w:b/>
         <w:bCs/>
         <w:color w:val="FFFFFF" w:themeColor="background1"/>
@@ -6140,7 +7756,6 @@
     </w:tblStylePr>
     <w:tblStylePr w:type="lastCol">
       <w:rPr>
-        <w:rFonts w:ascii="Arial" w:eastAsia="Arial" w:hAnsi="Arial" w:cs="Arial"/>
         <w:b/>
         <w:bCs/>
         <w:color w:val="FFFFFF" w:themeColor="background1"/>
@@ -6189,7 +7804,6 @@
     </w:tblStylePr>
     <w:tblStylePr w:type="nwCell">
       <w:rPr>
-        <w:rFonts w:ascii="Arial" w:eastAsia="Arial" w:hAnsi="Arial" w:cs="Arial"/>
         <w:color w:val="FFFFFF" w:themeColor="background1"/>
       </w:rPr>
       <w:tblPr/>
@@ -6226,7 +7840,6 @@
         <w:spacing w:before="0" w:after="0" w:line="240" w:lineRule="auto"/>
       </w:pPr>
       <w:rPr>
-        <w:rFonts w:ascii="Arial" w:eastAsia="Arial" w:hAnsi="Arial" w:cs="Arial"/>
         <w:b/>
         <w:bCs/>
         <w:color w:val="FFFFFF" w:themeColor="background1"/>
@@ -6249,7 +7862,6 @@
         <w:spacing w:before="0" w:after="0" w:line="240" w:lineRule="auto"/>
       </w:pPr>
       <w:rPr>
-        <w:rFonts w:ascii="Arial" w:eastAsia="Arial" w:hAnsi="Arial" w:cs="Arial"/>
         <w:color w:val="auto"/>
       </w:rPr>
       <w:tblPr/>
@@ -6267,7 +7879,6 @@
     </w:tblStylePr>
     <w:tblStylePr w:type="firstCol">
       <w:rPr>
-        <w:rFonts w:ascii="Arial" w:eastAsia="Arial" w:hAnsi="Arial" w:cs="Arial"/>
         <w:b/>
         <w:bCs/>
         <w:color w:val="FFFFFF" w:themeColor="background1"/>
@@ -6287,7 +7898,6 @@
     </w:tblStylePr>
     <w:tblStylePr w:type="lastCol">
       <w:rPr>
-        <w:rFonts w:ascii="Arial" w:eastAsia="Arial" w:hAnsi="Arial" w:cs="Arial"/>
         <w:b/>
         <w:bCs/>
         <w:color w:val="FFFFFF" w:themeColor="background1"/>
@@ -6336,7 +7946,6 @@
     </w:tblStylePr>
     <w:tblStylePr w:type="nwCell">
       <w:rPr>
-        <w:rFonts w:ascii="Arial" w:eastAsia="Arial" w:hAnsi="Arial" w:cs="Arial"/>
         <w:color w:val="FFFFFF" w:themeColor="background1"/>
       </w:rPr>
       <w:tblPr/>
@@ -6373,7 +7982,6 @@
         <w:spacing w:before="0" w:after="0" w:line="240" w:lineRule="auto"/>
       </w:pPr>
       <w:rPr>
-        <w:rFonts w:ascii="Arial" w:eastAsia="Arial" w:hAnsi="Arial" w:cs="Arial"/>
         <w:b/>
         <w:bCs/>
         <w:color w:val="FFFFFF" w:themeColor="background1"/>
@@ -6396,7 +8004,6 @@
         <w:spacing w:before="0" w:after="0" w:line="240" w:lineRule="auto"/>
       </w:pPr>
       <w:rPr>
-        <w:rFonts w:ascii="Arial" w:eastAsia="Arial" w:hAnsi="Arial" w:cs="Arial"/>
         <w:color w:val="auto"/>
       </w:rPr>
       <w:tblPr/>
@@ -6414,7 +8021,6 @@
     </w:tblStylePr>
     <w:tblStylePr w:type="firstCol">
       <w:rPr>
-        <w:rFonts w:ascii="Arial" w:eastAsia="Arial" w:hAnsi="Arial" w:cs="Arial"/>
         <w:b/>
         <w:bCs/>
         <w:color w:val="FFFFFF" w:themeColor="background1"/>
@@ -6434,7 +8040,6 @@
     </w:tblStylePr>
     <w:tblStylePr w:type="lastCol">
       <w:rPr>
-        <w:rFonts w:ascii="Arial" w:eastAsia="Arial" w:hAnsi="Arial" w:cs="Arial"/>
         <w:b/>
         <w:bCs/>
         <w:color w:val="FFFFFF" w:themeColor="background1"/>
@@ -6483,7 +8088,6 @@
     </w:tblStylePr>
     <w:tblStylePr w:type="nwCell">
       <w:rPr>
-        <w:rFonts w:ascii="Arial" w:eastAsia="Arial" w:hAnsi="Arial" w:cs="Arial"/>
         <w:color w:val="FFFFFF" w:themeColor="background1"/>
       </w:rPr>
       <w:tblPr/>
@@ -6520,7 +8124,6 @@
         <w:spacing w:before="0" w:after="0" w:line="240" w:lineRule="auto"/>
       </w:pPr>
       <w:rPr>
-        <w:rFonts w:ascii="Arial" w:eastAsia="Arial" w:hAnsi="Arial" w:cs="Arial"/>
         <w:b/>
         <w:bCs/>
         <w:color w:val="FFFFFF" w:themeColor="background1"/>
@@ -6543,7 +8146,6 @@
         <w:spacing w:before="0" w:after="0" w:line="240" w:lineRule="auto"/>
       </w:pPr>
       <w:rPr>
-        <w:rFonts w:ascii="Arial" w:eastAsia="Arial" w:hAnsi="Arial" w:cs="Arial"/>
         <w:color w:val="auto"/>
       </w:rPr>
       <w:tblPr/>
@@ -6561,7 +8163,6 @@
     </w:tblStylePr>
     <w:tblStylePr w:type="firstCol">
       <w:rPr>
-        <w:rFonts w:ascii="Arial" w:eastAsia="Arial" w:hAnsi="Arial" w:cs="Arial"/>
         <w:b/>
         <w:bCs/>
         <w:color w:val="FFFFFF" w:themeColor="background1"/>
@@ -6581,7 +8182,6 @@
     </w:tblStylePr>
     <w:tblStylePr w:type="lastCol">
       <w:rPr>
-        <w:rFonts w:ascii="Arial" w:eastAsia="Arial" w:hAnsi="Arial" w:cs="Arial"/>
         <w:b/>
         <w:bCs/>
         <w:color w:val="FFFFFF" w:themeColor="background1"/>
@@ -6630,7 +8230,6 @@
     </w:tblStylePr>
     <w:tblStylePr w:type="nwCell">
       <w:rPr>
-        <w:rFonts w:ascii="Arial" w:eastAsia="Arial" w:hAnsi="Arial" w:cs="Arial"/>
         <w:color w:val="FFFFFF" w:themeColor="background1"/>
       </w:rPr>
       <w:tblPr/>
@@ -6667,7 +8266,7 @@
     </w:tblPr>
     <w:tblStylePr w:type="firstRow">
       <w:rPr>
-        <w:rFonts w:ascii="Arial" w:eastAsia="Arial" w:hAnsi="Arial" w:cs="Arial"/>
+        <w:rFonts w:asciiTheme="majorHAnsi" w:eastAsiaTheme="majorEastAsia" w:hAnsiTheme="majorHAnsi" w:cstheme="majorBidi"/>
       </w:rPr>
       <w:tblPr/>
       <w:tcPr>
@@ -6679,7 +8278,6 @@
     </w:tblStylePr>
     <w:tblStylePr w:type="lastRow">
       <w:rPr>
-        <w:rFonts w:ascii="Arial" w:eastAsia="Arial" w:hAnsi="Arial" w:cs="Arial"/>
         <w:b/>
         <w:bCs/>
         <w:color w:val="1F497D" w:themeColor="text2"/>
@@ -6694,14 +8292,12 @@
     </w:tblStylePr>
     <w:tblStylePr w:type="firstCol">
       <w:rPr>
-        <w:rFonts w:ascii="Arial" w:eastAsia="Arial" w:hAnsi="Arial" w:cs="Arial"/>
         <w:b/>
         <w:bCs/>
       </w:rPr>
     </w:tblStylePr>
     <w:tblStylePr w:type="lastCol">
       <w:rPr>
-        <w:rFonts w:ascii="Arial" w:eastAsia="Arial" w:hAnsi="Arial" w:cs="Arial"/>
         <w:b/>
         <w:bCs/>
       </w:rPr>
@@ -6747,7 +8343,7 @@
     </w:tblPr>
     <w:tblStylePr w:type="firstRow">
       <w:rPr>
-        <w:rFonts w:ascii="Arial" w:eastAsia="Arial" w:hAnsi="Arial" w:cs="Arial"/>
+        <w:rFonts w:asciiTheme="majorHAnsi" w:eastAsiaTheme="majorEastAsia" w:hAnsiTheme="majorHAnsi" w:cstheme="majorBidi"/>
       </w:rPr>
       <w:tblPr/>
       <w:tcPr>
@@ -6759,7 +8355,6 @@
     </w:tblStylePr>
     <w:tblStylePr w:type="lastRow">
       <w:rPr>
-        <w:rFonts w:ascii="Arial" w:eastAsia="Arial" w:hAnsi="Arial" w:cs="Arial"/>
         <w:b/>
         <w:bCs/>
         <w:color w:val="1F497D" w:themeColor="text2"/>
@@ -6774,14 +8369,12 @@
     </w:tblStylePr>
     <w:tblStylePr w:type="firstCol">
       <w:rPr>
-        <w:rFonts w:ascii="Arial" w:eastAsia="Arial" w:hAnsi="Arial" w:cs="Arial"/>
         <w:b/>
         <w:bCs/>
       </w:rPr>
     </w:tblStylePr>
     <w:tblStylePr w:type="lastCol">
       <w:rPr>
-        <w:rFonts w:ascii="Arial" w:eastAsia="Arial" w:hAnsi="Arial" w:cs="Arial"/>
         <w:b/>
         <w:bCs/>
       </w:rPr>
@@ -6827,7 +8420,7 @@
     </w:tblPr>
     <w:tblStylePr w:type="firstRow">
       <w:rPr>
-        <w:rFonts w:ascii="Arial" w:eastAsia="Arial" w:hAnsi="Arial" w:cs="Arial"/>
+        <w:rFonts w:asciiTheme="majorHAnsi" w:eastAsiaTheme="majorEastAsia" w:hAnsiTheme="majorHAnsi" w:cstheme="majorBidi"/>
       </w:rPr>
       <w:tblPr/>
       <w:tcPr>
@@ -6839,7 +8432,6 @@
     </w:tblStylePr>
     <w:tblStylePr w:type="lastRow">
       <w:rPr>
-        <w:rFonts w:ascii="Arial" w:eastAsia="Arial" w:hAnsi="Arial" w:cs="Arial"/>
         <w:b/>
         <w:bCs/>
         <w:color w:val="1F497D" w:themeColor="text2"/>
@@ -6854,14 +8446,12 @@
     </w:tblStylePr>
     <w:tblStylePr w:type="firstCol">
       <w:rPr>
-        <w:rFonts w:ascii="Arial" w:eastAsia="Arial" w:hAnsi="Arial" w:cs="Arial"/>
         <w:b/>
         <w:bCs/>
       </w:rPr>
     </w:tblStylePr>
     <w:tblStylePr w:type="lastCol">
       <w:rPr>
-        <w:rFonts w:ascii="Arial" w:eastAsia="Arial" w:hAnsi="Arial" w:cs="Arial"/>
         <w:b/>
         <w:bCs/>
       </w:rPr>
@@ -6907,7 +8497,7 @@
     </w:tblPr>
     <w:tblStylePr w:type="firstRow">
       <w:rPr>
-        <w:rFonts w:ascii="Arial" w:eastAsia="Arial" w:hAnsi="Arial" w:cs="Arial"/>
+        <w:rFonts w:asciiTheme="majorHAnsi" w:eastAsiaTheme="majorEastAsia" w:hAnsiTheme="majorHAnsi" w:cstheme="majorBidi"/>
       </w:rPr>
       <w:tblPr/>
       <w:tcPr>
@@ -6919,7 +8509,6 @@
     </w:tblStylePr>
     <w:tblStylePr w:type="lastRow">
       <w:rPr>
-        <w:rFonts w:ascii="Arial" w:eastAsia="Arial" w:hAnsi="Arial" w:cs="Arial"/>
         <w:b/>
         <w:bCs/>
         <w:color w:val="1F497D" w:themeColor="text2"/>
@@ -6934,14 +8523,12 @@
     </w:tblStylePr>
     <w:tblStylePr w:type="firstCol">
       <w:rPr>
-        <w:rFonts w:ascii="Arial" w:eastAsia="Arial" w:hAnsi="Arial" w:cs="Arial"/>
         <w:b/>
         <w:bCs/>
       </w:rPr>
     </w:tblStylePr>
     <w:tblStylePr w:type="lastCol">
       <w:rPr>
-        <w:rFonts w:ascii="Arial" w:eastAsia="Arial" w:hAnsi="Arial" w:cs="Arial"/>
         <w:b/>
         <w:bCs/>
       </w:rPr>
@@ -6987,7 +8574,7 @@
     </w:tblPr>
     <w:tblStylePr w:type="firstRow">
       <w:rPr>
-        <w:rFonts w:ascii="Arial" w:eastAsia="Arial" w:hAnsi="Arial" w:cs="Arial"/>
+        <w:rFonts w:asciiTheme="majorHAnsi" w:eastAsiaTheme="majorEastAsia" w:hAnsiTheme="majorHAnsi" w:cstheme="majorBidi"/>
       </w:rPr>
       <w:tblPr/>
       <w:tcPr>
@@ -6999,7 +8586,6 @@
     </w:tblStylePr>
     <w:tblStylePr w:type="lastRow">
       <w:rPr>
-        <w:rFonts w:ascii="Arial" w:eastAsia="Arial" w:hAnsi="Arial" w:cs="Arial"/>
         <w:b/>
         <w:bCs/>
         <w:color w:val="1F497D" w:themeColor="text2"/>
@@ -7014,14 +8600,12 @@
     </w:tblStylePr>
     <w:tblStylePr w:type="firstCol">
       <w:rPr>
-        <w:rFonts w:ascii="Arial" w:eastAsia="Arial" w:hAnsi="Arial" w:cs="Arial"/>
         <w:b/>
         <w:bCs/>
       </w:rPr>
     </w:tblStylePr>
     <w:tblStylePr w:type="lastCol">
       <w:rPr>
-        <w:rFonts w:ascii="Arial" w:eastAsia="Arial" w:hAnsi="Arial" w:cs="Arial"/>
         <w:b/>
         <w:bCs/>
       </w:rPr>
@@ -7067,7 +8651,7 @@
     </w:tblPr>
     <w:tblStylePr w:type="firstRow">
       <w:rPr>
-        <w:rFonts w:ascii="Arial" w:eastAsia="Arial" w:hAnsi="Arial" w:cs="Arial"/>
+        <w:rFonts w:asciiTheme="majorHAnsi" w:eastAsiaTheme="majorEastAsia" w:hAnsiTheme="majorHAnsi" w:cstheme="majorBidi"/>
       </w:rPr>
       <w:tblPr/>
       <w:tcPr>
@@ -7079,7 +8663,6 @@
     </w:tblStylePr>
     <w:tblStylePr w:type="lastRow">
       <w:rPr>
-        <w:rFonts w:ascii="Arial" w:eastAsia="Arial" w:hAnsi="Arial" w:cs="Arial"/>
         <w:b/>
         <w:bCs/>
         <w:color w:val="1F497D" w:themeColor="text2"/>
@@ -7094,14 +8677,12 @@
     </w:tblStylePr>
     <w:tblStylePr w:type="firstCol">
       <w:rPr>
-        <w:rFonts w:ascii="Arial" w:eastAsia="Arial" w:hAnsi="Arial" w:cs="Arial"/>
         <w:b/>
         <w:bCs/>
       </w:rPr>
     </w:tblStylePr>
     <w:tblStylePr w:type="lastCol">
       <w:rPr>
-        <w:rFonts w:ascii="Arial" w:eastAsia="Arial" w:hAnsi="Arial" w:cs="Arial"/>
         <w:b/>
         <w:bCs/>
       </w:rPr>
@@ -7147,7 +8728,7 @@
     </w:tblPr>
     <w:tblStylePr w:type="firstRow">
       <w:rPr>
-        <w:rFonts w:ascii="Arial" w:eastAsia="Arial" w:hAnsi="Arial" w:cs="Arial"/>
+        <w:rFonts w:asciiTheme="majorHAnsi" w:eastAsiaTheme="majorEastAsia" w:hAnsiTheme="majorHAnsi" w:cstheme="majorBidi"/>
       </w:rPr>
       <w:tblPr/>
       <w:tcPr>
@@ -7159,7 +8740,6 @@
     </w:tblStylePr>
     <w:tblStylePr w:type="lastRow">
       <w:rPr>
-        <w:rFonts w:ascii="Arial" w:eastAsia="Arial" w:hAnsi="Arial" w:cs="Arial"/>
         <w:b/>
         <w:bCs/>
         <w:color w:val="1F497D" w:themeColor="text2"/>
@@ -7174,14 +8754,12 @@
     </w:tblStylePr>
     <w:tblStylePr w:type="firstCol">
       <w:rPr>
-        <w:rFonts w:ascii="Arial" w:eastAsia="Arial" w:hAnsi="Arial" w:cs="Arial"/>
         <w:b/>
         <w:bCs/>
       </w:rPr>
     </w:tblStylePr>
     <w:tblStylePr w:type="lastCol">
       <w:rPr>
-        <w:rFonts w:ascii="Arial" w:eastAsia="Arial" w:hAnsi="Arial" w:cs="Arial"/>
         <w:b/>
         <w:bCs/>
       </w:rPr>
@@ -7215,6 +8793,7 @@
       <w:spacing w:after="0" w:line="240" w:lineRule="auto"/>
     </w:pPr>
     <w:rPr>
+      <w:rFonts w:asciiTheme="majorHAnsi" w:eastAsiaTheme="majorEastAsia" w:hAnsiTheme="majorHAnsi" w:cstheme="majorBidi"/>
       <w:color w:val="000000" w:themeColor="text1"/>
     </w:rPr>
     <w:tblPr>
@@ -7229,7 +8808,6 @@
     </w:tblPr>
     <w:tblStylePr w:type="firstRow">
       <w:rPr>
-        <w:rFonts w:ascii="Arial" w:eastAsia="Arial" w:hAnsi="Arial" w:cs="Arial"/>
         <w:sz w:val="24"/>
         <w:szCs w:val="24"/>
       </w:rPr>
@@ -7336,6 +8914,7 @@
       <w:spacing w:after="0" w:line="240" w:lineRule="auto"/>
     </w:pPr>
     <w:rPr>
+      <w:rFonts w:asciiTheme="majorHAnsi" w:eastAsiaTheme="majorEastAsia" w:hAnsiTheme="majorHAnsi" w:cstheme="majorBidi"/>
       <w:color w:val="000000" w:themeColor="text1"/>
     </w:rPr>
     <w:tblPr>
@@ -7350,7 +8929,6 @@
     </w:tblPr>
     <w:tblStylePr w:type="firstRow">
       <w:rPr>
-        <w:rFonts w:ascii="Arial" w:eastAsia="Arial" w:hAnsi="Arial" w:cs="Arial"/>
         <w:sz w:val="24"/>
         <w:szCs w:val="24"/>
       </w:rPr>
@@ -7457,6 +9035,7 @@
       <w:spacing w:after="0" w:line="240" w:lineRule="auto"/>
     </w:pPr>
     <w:rPr>
+      <w:rFonts w:asciiTheme="majorHAnsi" w:eastAsiaTheme="majorEastAsia" w:hAnsiTheme="majorHAnsi" w:cstheme="majorBidi"/>
       <w:color w:val="000000" w:themeColor="text1"/>
     </w:rPr>
     <w:tblPr>
@@ -7471,7 +9050,6 @@
     </w:tblPr>
     <w:tblStylePr w:type="firstRow">
       <w:rPr>
-        <w:rFonts w:ascii="Arial" w:eastAsia="Arial" w:hAnsi="Arial" w:cs="Arial"/>
         <w:sz w:val="24"/>
         <w:szCs w:val="24"/>
       </w:rPr>
@@ -7578,6 +9156,7 @@
       <w:spacing w:after="0" w:line="240" w:lineRule="auto"/>
     </w:pPr>
     <w:rPr>
+      <w:rFonts w:asciiTheme="majorHAnsi" w:eastAsiaTheme="majorEastAsia" w:hAnsiTheme="majorHAnsi" w:cstheme="majorBidi"/>
       <w:color w:val="000000" w:themeColor="text1"/>
     </w:rPr>
     <w:tblPr>
@@ -7592,7 +9171,6 @@
     </w:tblPr>
     <w:tblStylePr w:type="firstRow">
       <w:rPr>
-        <w:rFonts w:ascii="Arial" w:eastAsia="Arial" w:hAnsi="Arial" w:cs="Arial"/>
         <w:sz w:val="24"/>
         <w:szCs w:val="24"/>
       </w:rPr>
@@ -7699,6 +9277,7 @@
       <w:spacing w:after="0" w:line="240" w:lineRule="auto"/>
     </w:pPr>
     <w:rPr>
+      <w:rFonts w:asciiTheme="majorHAnsi" w:eastAsiaTheme="majorEastAsia" w:hAnsiTheme="majorHAnsi" w:cstheme="majorBidi"/>
       <w:color w:val="000000" w:themeColor="text1"/>
     </w:rPr>
     <w:tblPr>
@@ -7713,7 +9292,6 @@
     </w:tblPr>
     <w:tblStylePr w:type="firstRow">
       <w:rPr>
-        <w:rFonts w:ascii="Arial" w:eastAsia="Arial" w:hAnsi="Arial" w:cs="Arial"/>
         <w:sz w:val="24"/>
         <w:szCs w:val="24"/>
       </w:rPr>
@@ -7820,6 +9398,7 @@
       <w:spacing w:after="0" w:line="240" w:lineRule="auto"/>
     </w:pPr>
     <w:rPr>
+      <w:rFonts w:asciiTheme="majorHAnsi" w:eastAsiaTheme="majorEastAsia" w:hAnsiTheme="majorHAnsi" w:cstheme="majorBidi"/>
       <w:color w:val="000000" w:themeColor="text1"/>
     </w:rPr>
     <w:tblPr>
@@ -7834,7 +9413,6 @@
     </w:tblPr>
     <w:tblStylePr w:type="firstRow">
       <w:rPr>
-        <w:rFonts w:ascii="Arial" w:eastAsia="Arial" w:hAnsi="Arial" w:cs="Arial"/>
         <w:sz w:val="24"/>
         <w:szCs w:val="24"/>
       </w:rPr>
@@ -7941,6 +9519,7 @@
       <w:spacing w:after="0" w:line="240" w:lineRule="auto"/>
     </w:pPr>
     <w:rPr>
+      <w:rFonts w:asciiTheme="majorHAnsi" w:eastAsiaTheme="majorEastAsia" w:hAnsiTheme="majorHAnsi" w:cstheme="majorBidi"/>
       <w:color w:val="000000" w:themeColor="text1"/>
     </w:rPr>
     <w:tblPr>
@@ -7955,7 +9534,6 @@
     </w:tblPr>
     <w:tblStylePr w:type="firstRow">
       <w:rPr>
-        <w:rFonts w:ascii="Arial" w:eastAsia="Arial" w:hAnsi="Arial" w:cs="Arial"/>
         <w:sz w:val="24"/>
         <w:szCs w:val="24"/>
       </w:rPr>
@@ -8078,14 +9656,12 @@
     </w:tcPr>
     <w:tblStylePr w:type="firstRow">
       <w:rPr>
-        <w:rFonts w:ascii="Arial" w:eastAsia="Arial" w:hAnsi="Arial" w:cs="Arial"/>
         <w:b/>
         <w:bCs/>
       </w:rPr>
     </w:tblStylePr>
     <w:tblStylePr w:type="lastRow">
       <w:rPr>
-        <w:rFonts w:ascii="Arial" w:eastAsia="Arial" w:hAnsi="Arial" w:cs="Arial"/>
         <w:b/>
         <w:bCs/>
       </w:rPr>
@@ -8098,14 +9674,12 @@
     </w:tblStylePr>
     <w:tblStylePr w:type="firstCol">
       <w:rPr>
-        <w:rFonts w:ascii="Arial" w:eastAsia="Arial" w:hAnsi="Arial" w:cs="Arial"/>
         <w:b/>
         <w:bCs/>
       </w:rPr>
     </w:tblStylePr>
     <w:tblStylePr w:type="lastCol">
       <w:rPr>
-        <w:rFonts w:ascii="Arial" w:eastAsia="Arial" w:hAnsi="Arial" w:cs="Arial"/>
         <w:b/>
         <w:bCs/>
       </w:rPr>
@@ -8148,14 +9722,12 @@
     </w:tcPr>
     <w:tblStylePr w:type="firstRow">
       <w:rPr>
-        <w:rFonts w:ascii="Arial" w:eastAsia="Arial" w:hAnsi="Arial" w:cs="Arial"/>
         <w:b/>
         <w:bCs/>
       </w:rPr>
     </w:tblStylePr>
     <w:tblStylePr w:type="lastRow">
       <w:rPr>
-        <w:rFonts w:ascii="Arial" w:eastAsia="Arial" w:hAnsi="Arial" w:cs="Arial"/>
         <w:b/>
         <w:bCs/>
       </w:rPr>
@@ -8168,14 +9740,12 @@
     </w:tblStylePr>
     <w:tblStylePr w:type="firstCol">
       <w:rPr>
-        <w:rFonts w:ascii="Arial" w:eastAsia="Arial" w:hAnsi="Arial" w:cs="Arial"/>
         <w:b/>
         <w:bCs/>
       </w:rPr>
     </w:tblStylePr>
     <w:tblStylePr w:type="lastCol">
       <w:rPr>
-        <w:rFonts w:ascii="Arial" w:eastAsia="Arial" w:hAnsi="Arial" w:cs="Arial"/>
         <w:b/>
         <w:bCs/>
       </w:rPr>
@@ -8218,14 +9788,12 @@
     </w:tcPr>
     <w:tblStylePr w:type="firstRow">
       <w:rPr>
-        <w:rFonts w:ascii="Arial" w:eastAsia="Arial" w:hAnsi="Arial" w:cs="Arial"/>
         <w:b/>
         <w:bCs/>
       </w:rPr>
     </w:tblStylePr>
     <w:tblStylePr w:type="lastRow">
       <w:rPr>
-        <w:rFonts w:ascii="Arial" w:eastAsia="Arial" w:hAnsi="Arial" w:cs="Arial"/>
         <w:b/>
         <w:bCs/>
       </w:rPr>
@@ -8238,14 +9806,12 @@
     </w:tblStylePr>
     <w:tblStylePr w:type="firstCol">
       <w:rPr>
-        <w:rFonts w:ascii="Arial" w:eastAsia="Arial" w:hAnsi="Arial" w:cs="Arial"/>
         <w:b/>
         <w:bCs/>
       </w:rPr>
     </w:tblStylePr>
     <w:tblStylePr w:type="lastCol">
       <w:rPr>
-        <w:rFonts w:ascii="Arial" w:eastAsia="Arial" w:hAnsi="Arial" w:cs="Arial"/>
         <w:b/>
         <w:bCs/>
       </w:rPr>
@@ -8288,14 +9854,12 @@
     </w:tcPr>
     <w:tblStylePr w:type="firstRow">
       <w:rPr>
-        <w:rFonts w:ascii="Arial" w:eastAsia="Arial" w:hAnsi="Arial" w:cs="Arial"/>
         <w:b/>
         <w:bCs/>
       </w:rPr>
     </w:tblStylePr>
     <w:tblStylePr w:type="lastRow">
       <w:rPr>
-        <w:rFonts w:ascii="Arial" w:eastAsia="Arial" w:hAnsi="Arial" w:cs="Arial"/>
         <w:b/>
         <w:bCs/>
       </w:rPr>
@@ -8308,14 +9872,12 @@
     </w:tblStylePr>
     <w:tblStylePr w:type="firstCol">
       <w:rPr>
-        <w:rFonts w:ascii="Arial" w:eastAsia="Arial" w:hAnsi="Arial" w:cs="Arial"/>
         <w:b/>
         <w:bCs/>
       </w:rPr>
     </w:tblStylePr>
     <w:tblStylePr w:type="lastCol">
       <w:rPr>
-        <w:rFonts w:ascii="Arial" w:eastAsia="Arial" w:hAnsi="Arial" w:cs="Arial"/>
         <w:b/>
         <w:bCs/>
       </w:rPr>
@@ -8358,14 +9920,12 @@
     </w:tcPr>
     <w:tblStylePr w:type="firstRow">
       <w:rPr>
-        <w:rFonts w:ascii="Arial" w:eastAsia="Arial" w:hAnsi="Arial" w:cs="Arial"/>
         <w:b/>
         <w:bCs/>
       </w:rPr>
     </w:tblStylePr>
     <w:tblStylePr w:type="lastRow">
       <w:rPr>
-        <w:rFonts w:ascii="Arial" w:eastAsia="Arial" w:hAnsi="Arial" w:cs="Arial"/>
         <w:b/>
         <w:bCs/>
       </w:rPr>
@@ -8378,14 +9938,12 @@
     </w:tblStylePr>
     <w:tblStylePr w:type="firstCol">
       <w:rPr>
-        <w:rFonts w:ascii="Arial" w:eastAsia="Arial" w:hAnsi="Arial" w:cs="Arial"/>
         <w:b/>
         <w:bCs/>
       </w:rPr>
     </w:tblStylePr>
     <w:tblStylePr w:type="lastCol">
       <w:rPr>
-        <w:rFonts w:ascii="Arial" w:eastAsia="Arial" w:hAnsi="Arial" w:cs="Arial"/>
         <w:b/>
         <w:bCs/>
       </w:rPr>
@@ -8428,14 +9986,12 @@
     </w:tcPr>
     <w:tblStylePr w:type="firstRow">
       <w:rPr>
-        <w:rFonts w:ascii="Arial" w:eastAsia="Arial" w:hAnsi="Arial" w:cs="Arial"/>
         <w:b/>
         <w:bCs/>
       </w:rPr>
     </w:tblStylePr>
     <w:tblStylePr w:type="lastRow">
       <w:rPr>
-        <w:rFonts w:ascii="Arial" w:eastAsia="Arial" w:hAnsi="Arial" w:cs="Arial"/>
         <w:b/>
         <w:bCs/>
       </w:rPr>
@@ -8448,14 +10004,12 @@
     </w:tblStylePr>
     <w:tblStylePr w:type="firstCol">
       <w:rPr>
-        <w:rFonts w:ascii="Arial" w:eastAsia="Arial" w:hAnsi="Arial" w:cs="Arial"/>
         <w:b/>
         <w:bCs/>
       </w:rPr>
     </w:tblStylePr>
     <w:tblStylePr w:type="lastCol">
       <w:rPr>
-        <w:rFonts w:ascii="Arial" w:eastAsia="Arial" w:hAnsi="Arial" w:cs="Arial"/>
         <w:b/>
         <w:bCs/>
       </w:rPr>
@@ -8498,14 +10052,12 @@
     </w:tcPr>
     <w:tblStylePr w:type="firstRow">
       <w:rPr>
-        <w:rFonts w:ascii="Arial" w:eastAsia="Arial" w:hAnsi="Arial" w:cs="Arial"/>
         <w:b/>
         <w:bCs/>
       </w:rPr>
     </w:tblStylePr>
     <w:tblStylePr w:type="lastRow">
       <w:rPr>
-        <w:rFonts w:ascii="Arial" w:eastAsia="Arial" w:hAnsi="Arial" w:cs="Arial"/>
         <w:b/>
         <w:bCs/>
       </w:rPr>
@@ -8518,14 +10070,12 @@
     </w:tblStylePr>
     <w:tblStylePr w:type="firstCol">
       <w:rPr>
-        <w:rFonts w:ascii="Arial" w:eastAsia="Arial" w:hAnsi="Arial" w:cs="Arial"/>
         <w:b/>
         <w:bCs/>
       </w:rPr>
     </w:tblStylePr>
     <w:tblStylePr w:type="lastCol">
       <w:rPr>
-        <w:rFonts w:ascii="Arial" w:eastAsia="Arial" w:hAnsi="Arial" w:cs="Arial"/>
         <w:b/>
         <w:bCs/>
       </w:rPr>
@@ -8552,6 +10102,7 @@
       <w:spacing w:after="0" w:line="240" w:lineRule="auto"/>
     </w:pPr>
     <w:rPr>
+      <w:rFonts w:asciiTheme="majorHAnsi" w:eastAsiaTheme="majorEastAsia" w:hAnsiTheme="majorHAnsi" w:cstheme="majorBidi"/>
       <w:color w:val="000000" w:themeColor="text1"/>
     </w:rPr>
     <w:tblPr>
@@ -8571,7 +10122,6 @@
     </w:tcPr>
     <w:tblStylePr w:type="firstRow">
       <w:rPr>
-        <w:rFonts w:ascii="Arial" w:eastAsia="Arial" w:hAnsi="Arial" w:cs="Arial"/>
         <w:b/>
         <w:bCs/>
         <w:color w:val="000000" w:themeColor="text1"/>
@@ -8583,7 +10133,6 @@
     </w:tblStylePr>
     <w:tblStylePr w:type="lastRow">
       <w:rPr>
-        <w:rFonts w:ascii="Arial" w:eastAsia="Arial" w:hAnsi="Arial" w:cs="Arial"/>
         <w:b/>
         <w:bCs/>
         <w:color w:val="000000" w:themeColor="text1"/>
@@ -8603,7 +10152,6 @@
     </w:tblStylePr>
     <w:tblStylePr w:type="firstCol">
       <w:rPr>
-        <w:rFonts w:ascii="Arial" w:eastAsia="Arial" w:hAnsi="Arial" w:cs="Arial"/>
         <w:b/>
         <w:bCs/>
         <w:color w:val="000000" w:themeColor="text1"/>
@@ -8623,7 +10171,6 @@
     </w:tblStylePr>
     <w:tblStylePr w:type="lastCol">
       <w:rPr>
-        <w:rFonts w:ascii="Arial" w:eastAsia="Arial" w:hAnsi="Arial" w:cs="Arial"/>
         <w:b w:val="0"/>
         <w:bCs w:val="0"/>
         <w:color w:val="000000" w:themeColor="text1"/>
@@ -8673,6 +10220,7 @@
       <w:spacing w:after="0" w:line="240" w:lineRule="auto"/>
     </w:pPr>
     <w:rPr>
+      <w:rFonts w:asciiTheme="majorHAnsi" w:eastAsiaTheme="majorEastAsia" w:hAnsiTheme="majorHAnsi" w:cstheme="majorBidi"/>
       <w:color w:val="000000" w:themeColor="text1"/>
     </w:rPr>
     <w:tblPr>
@@ -8692,7 +10240,6 @@
     </w:tcPr>
     <w:tblStylePr w:type="firstRow">
       <w:rPr>
-        <w:rFonts w:ascii="Arial" w:eastAsia="Arial" w:hAnsi="Arial" w:cs="Arial"/>
         <w:b/>
         <w:bCs/>
         <w:color w:val="000000" w:themeColor="text1"/>
@@ -8704,7 +10251,6 @@
     </w:tblStylePr>
     <w:tblStylePr w:type="lastRow">
       <w:rPr>
-        <w:rFonts w:ascii="Arial" w:eastAsia="Arial" w:hAnsi="Arial" w:cs="Arial"/>
         <w:b/>
         <w:bCs/>
         <w:color w:val="000000" w:themeColor="text1"/>
@@ -8724,7 +10270,6 @@
     </w:tblStylePr>
     <w:tblStylePr w:type="firstCol">
       <w:rPr>
-        <w:rFonts w:ascii="Arial" w:eastAsia="Arial" w:hAnsi="Arial" w:cs="Arial"/>
         <w:b/>
         <w:bCs/>
         <w:color w:val="000000" w:themeColor="text1"/>
@@ -8744,7 +10289,6 @@
     </w:tblStylePr>
     <w:tblStylePr w:type="lastCol">
       <w:rPr>
-        <w:rFonts w:ascii="Arial" w:eastAsia="Arial" w:hAnsi="Arial" w:cs="Arial"/>
         <w:b w:val="0"/>
         <w:bCs w:val="0"/>
         <w:color w:val="000000" w:themeColor="text1"/>
@@ -8794,6 +10338,7 @@
       <w:spacing w:after="0" w:line="240" w:lineRule="auto"/>
     </w:pPr>
     <w:rPr>
+      <w:rFonts w:asciiTheme="majorHAnsi" w:eastAsiaTheme="majorEastAsia" w:hAnsiTheme="majorHAnsi" w:cstheme="majorBidi"/>
       <w:color w:val="000000" w:themeColor="text1"/>
     </w:rPr>
     <w:tblPr>
@@ -8813,7 +10358,6 @@
     </w:tcPr>
     <w:tblStylePr w:type="firstRow">
       <w:rPr>
-        <w:rFonts w:ascii="Arial" w:eastAsia="Arial" w:hAnsi="Arial" w:cs="Arial"/>
         <w:b/>
         <w:bCs/>
         <w:color w:val="000000" w:themeColor="text1"/>
@@ -8825,7 +10369,6 @@
     </w:tblStylePr>
     <w:tblStylePr w:type="lastRow">
       <w:rPr>
-        <w:rFonts w:ascii="Arial" w:eastAsia="Arial" w:hAnsi="Arial" w:cs="Arial"/>
         <w:b/>
         <w:bCs/>
         <w:color w:val="000000" w:themeColor="text1"/>
@@ -8845,7 +10388,6 @@
     </w:tblStylePr>
     <w:tblStylePr w:type="firstCol">
       <w:rPr>
-        <w:rFonts w:ascii="Arial" w:eastAsia="Arial" w:hAnsi="Arial" w:cs="Arial"/>
         <w:b/>
         <w:bCs/>
         <w:color w:val="000000" w:themeColor="text1"/>
@@ -8865,7 +10407,6 @@
     </w:tblStylePr>
     <w:tblStylePr w:type="lastCol">
       <w:rPr>
-        <w:rFonts w:ascii="Arial" w:eastAsia="Arial" w:hAnsi="Arial" w:cs="Arial"/>
         <w:b w:val="0"/>
         <w:bCs w:val="0"/>
         <w:color w:val="000000" w:themeColor="text1"/>
@@ -8915,6 +10456,7 @@
       <w:spacing w:after="0" w:line="240" w:lineRule="auto"/>
     </w:pPr>
     <w:rPr>
+      <w:rFonts w:asciiTheme="majorHAnsi" w:eastAsiaTheme="majorEastAsia" w:hAnsiTheme="majorHAnsi" w:cstheme="majorBidi"/>
       <w:color w:val="000000" w:themeColor="text1"/>
     </w:rPr>
     <w:tblPr>
@@ -8934,7 +10476,6 @@
     </w:tcPr>
     <w:tblStylePr w:type="firstRow">
       <w:rPr>
-        <w:rFonts w:ascii="Arial" w:eastAsia="Arial" w:hAnsi="Arial" w:cs="Arial"/>
         <w:b/>
         <w:bCs/>
         <w:color w:val="000000" w:themeColor="text1"/>
@@ -8946,7 +10487,6 @@
     </w:tblStylePr>
     <w:tblStylePr w:type="lastRow">
       <w:rPr>
-        <w:rFonts w:ascii="Arial" w:eastAsia="Arial" w:hAnsi="Arial" w:cs="Arial"/>
         <w:b/>
         <w:bCs/>
         <w:color w:val="000000" w:themeColor="text1"/>
@@ -8966,7 +10506,6 @@
     </w:tblStylePr>
     <w:tblStylePr w:type="firstCol">
       <w:rPr>
-        <w:rFonts w:ascii="Arial" w:eastAsia="Arial" w:hAnsi="Arial" w:cs="Arial"/>
         <w:b/>
         <w:bCs/>
         <w:color w:val="000000" w:themeColor="text1"/>
@@ -8986,7 +10525,6 @@
     </w:tblStylePr>
     <w:tblStylePr w:type="lastCol">
       <w:rPr>
-        <w:rFonts w:ascii="Arial" w:eastAsia="Arial" w:hAnsi="Arial" w:cs="Arial"/>
         <w:b w:val="0"/>
         <w:bCs w:val="0"/>
         <w:color w:val="000000" w:themeColor="text1"/>
@@ -9036,6 +10574,7 @@
       <w:spacing w:after="0" w:line="240" w:lineRule="auto"/>
     </w:pPr>
     <w:rPr>
+      <w:rFonts w:asciiTheme="majorHAnsi" w:eastAsiaTheme="majorEastAsia" w:hAnsiTheme="majorHAnsi" w:cstheme="majorBidi"/>
       <w:color w:val="000000" w:themeColor="text1"/>
     </w:rPr>
     <w:tblPr>
@@ -9055,7 +10594,6 @@
     </w:tcPr>
     <w:tblStylePr w:type="firstRow">
       <w:rPr>
-        <w:rFonts w:ascii="Arial" w:eastAsia="Arial" w:hAnsi="Arial" w:cs="Arial"/>
         <w:b/>
         <w:bCs/>
         <w:color w:val="000000" w:themeColor="text1"/>
@@ -9067,7 +10605,6 @@
     </w:tblStylePr>
     <w:tblStylePr w:type="lastRow">
       <w:rPr>
-        <w:rFonts w:ascii="Arial" w:eastAsia="Arial" w:hAnsi="Arial" w:cs="Arial"/>
         <w:b/>
         <w:bCs/>
         <w:color w:val="000000" w:themeColor="text1"/>
@@ -9087,7 +10624,6 @@
     </w:tblStylePr>
     <w:tblStylePr w:type="firstCol">
       <w:rPr>
-        <w:rFonts w:ascii="Arial" w:eastAsia="Arial" w:hAnsi="Arial" w:cs="Arial"/>
         <w:b/>
         <w:bCs/>
         <w:color w:val="000000" w:themeColor="text1"/>
@@ -9107,7 +10643,6 @@
     </w:tblStylePr>
     <w:tblStylePr w:type="lastCol">
       <w:rPr>
-        <w:rFonts w:ascii="Arial" w:eastAsia="Arial" w:hAnsi="Arial" w:cs="Arial"/>
         <w:b w:val="0"/>
         <w:bCs w:val="0"/>
         <w:color w:val="000000" w:themeColor="text1"/>
@@ -9157,6 +10692,7 @@
       <w:spacing w:after="0" w:line="240" w:lineRule="auto"/>
     </w:pPr>
     <w:rPr>
+      <w:rFonts w:asciiTheme="majorHAnsi" w:eastAsiaTheme="majorEastAsia" w:hAnsiTheme="majorHAnsi" w:cstheme="majorBidi"/>
       <w:color w:val="000000" w:themeColor="text1"/>
     </w:rPr>
     <w:tblPr>
@@ -9176,7 +10712,6 @@
     </w:tcPr>
     <w:tblStylePr w:type="firstRow">
       <w:rPr>
-        <w:rFonts w:ascii="Arial" w:eastAsia="Arial" w:hAnsi="Arial" w:cs="Arial"/>
         <w:b/>
         <w:bCs/>
         <w:color w:val="000000" w:themeColor="text1"/>
@@ -9188,7 +10723,6 @@
     </w:tblStylePr>
     <w:tblStylePr w:type="lastRow">
       <w:rPr>
-        <w:rFonts w:ascii="Arial" w:eastAsia="Arial" w:hAnsi="Arial" w:cs="Arial"/>
         <w:b/>
         <w:bCs/>
         <w:color w:val="000000" w:themeColor="text1"/>
@@ -9208,7 +10742,6 @@
     </w:tblStylePr>
     <w:tblStylePr w:type="firstCol">
       <w:rPr>
-        <w:rFonts w:ascii="Arial" w:eastAsia="Arial" w:hAnsi="Arial" w:cs="Arial"/>
         <w:b/>
         <w:bCs/>
         <w:color w:val="000000" w:themeColor="text1"/>
@@ -9228,7 +10761,6 @@
     </w:tblStylePr>
     <w:tblStylePr w:type="lastCol">
       <w:rPr>
-        <w:rFonts w:ascii="Arial" w:eastAsia="Arial" w:hAnsi="Arial" w:cs="Arial"/>
         <w:b w:val="0"/>
         <w:bCs w:val="0"/>
         <w:color w:val="000000" w:themeColor="text1"/>
@@ -9278,6 +10810,7 @@
       <w:spacing w:after="0" w:line="240" w:lineRule="auto"/>
     </w:pPr>
     <w:rPr>
+      <w:rFonts w:asciiTheme="majorHAnsi" w:eastAsiaTheme="majorEastAsia" w:hAnsiTheme="majorHAnsi" w:cstheme="majorBidi"/>
       <w:color w:val="000000" w:themeColor="text1"/>
     </w:rPr>
     <w:tblPr>
@@ -9297,7 +10830,6 @@
     </w:tcPr>
     <w:tblStylePr w:type="firstRow">
       <w:rPr>
-        <w:rFonts w:ascii="Arial" w:eastAsia="Arial" w:hAnsi="Arial" w:cs="Arial"/>
         <w:b/>
         <w:bCs/>
         <w:color w:val="000000" w:themeColor="text1"/>
@@ -9309,7 +10841,6 @@
     </w:tblStylePr>
     <w:tblStylePr w:type="lastRow">
       <w:rPr>
-        <w:rFonts w:ascii="Arial" w:eastAsia="Arial" w:hAnsi="Arial" w:cs="Arial"/>
         <w:b/>
         <w:bCs/>
         <w:color w:val="000000" w:themeColor="text1"/>
@@ -9329,7 +10860,6 @@
     </w:tblStylePr>
     <w:tblStylePr w:type="firstCol">
       <w:rPr>
-        <w:rFonts w:ascii="Arial" w:eastAsia="Arial" w:hAnsi="Arial" w:cs="Arial"/>
         <w:b/>
         <w:bCs/>
         <w:color w:val="000000" w:themeColor="text1"/>
@@ -9349,7 +10879,6 @@
     </w:tblStylePr>
     <w:tblStylePr w:type="lastCol">
       <w:rPr>
-        <w:rFonts w:ascii="Arial" w:eastAsia="Arial" w:hAnsi="Arial" w:cs="Arial"/>
         <w:b w:val="0"/>
         <w:bCs w:val="0"/>
         <w:color w:val="000000" w:themeColor="text1"/>
@@ -9415,7 +10944,6 @@
     </w:tcPr>
     <w:tblStylePr w:type="firstRow">
       <w:rPr>
-        <w:rFonts w:ascii="Arial" w:eastAsia="Arial" w:hAnsi="Arial" w:cs="Arial"/>
         <w:b/>
         <w:bCs/>
         <w:i w:val="0"/>
@@ -9437,7 +10965,6 @@
     </w:tblStylePr>
     <w:tblStylePr w:type="lastRow">
       <w:rPr>
-        <w:rFonts w:ascii="Arial" w:eastAsia="Arial" w:hAnsi="Arial" w:cs="Arial"/>
         <w:b/>
         <w:bCs/>
         <w:i w:val="0"/>
@@ -9459,7 +10986,6 @@
     </w:tblStylePr>
     <w:tblStylePr w:type="firstCol">
       <w:rPr>
-        <w:rFonts w:ascii="Arial" w:eastAsia="Arial" w:hAnsi="Arial" w:cs="Arial"/>
         <w:b/>
         <w:bCs/>
         <w:i w:val="0"/>
@@ -9479,7 +11005,6 @@
     </w:tblStylePr>
     <w:tblStylePr w:type="lastCol">
       <w:rPr>
-        <w:rFonts w:ascii="Arial" w:eastAsia="Arial" w:hAnsi="Arial" w:cs="Arial"/>
         <w:b/>
         <w:bCs/>
         <w:i w:val="0"/>
@@ -9553,7 +11078,6 @@
     </w:tcPr>
     <w:tblStylePr w:type="firstRow">
       <w:rPr>
-        <w:rFonts w:ascii="Arial" w:eastAsia="Arial" w:hAnsi="Arial" w:cs="Arial"/>
         <w:b/>
         <w:bCs/>
         <w:i w:val="0"/>
@@ -9575,7 +11099,6 @@
     </w:tblStylePr>
     <w:tblStylePr w:type="lastRow">
       <w:rPr>
-        <w:rFonts w:ascii="Arial" w:eastAsia="Arial" w:hAnsi="Arial" w:cs="Arial"/>
         <w:b/>
         <w:bCs/>
         <w:i w:val="0"/>
@@ -9597,7 +11120,6 @@
     </w:tblStylePr>
     <w:tblStylePr w:type="firstCol">
       <w:rPr>
-        <w:rFonts w:ascii="Arial" w:eastAsia="Arial" w:hAnsi="Arial" w:cs="Arial"/>
         <w:b/>
         <w:bCs/>
         <w:i w:val="0"/>
@@ -9617,7 +11139,6 @@
     </w:tblStylePr>
     <w:tblStylePr w:type="lastCol">
       <w:rPr>
-        <w:rFonts w:ascii="Arial" w:eastAsia="Arial" w:hAnsi="Arial" w:cs="Arial"/>
         <w:b/>
         <w:bCs/>
         <w:i w:val="0"/>
@@ -9691,7 +11212,6 @@
     </w:tcPr>
     <w:tblStylePr w:type="firstRow">
       <w:rPr>
-        <w:rFonts w:ascii="Arial" w:eastAsia="Arial" w:hAnsi="Arial" w:cs="Arial"/>
         <w:b/>
         <w:bCs/>
         <w:i w:val="0"/>
@@ -9713,7 +11233,6 @@
     </w:tblStylePr>
     <w:tblStylePr w:type="lastRow">
       <w:rPr>
-        <w:rFonts w:ascii="Arial" w:eastAsia="Arial" w:hAnsi="Arial" w:cs="Arial"/>
         <w:b/>
         <w:bCs/>
         <w:i w:val="0"/>
@@ -9735,7 +11254,6 @@
     </w:tblStylePr>
     <w:tblStylePr w:type="firstCol">
       <w:rPr>
-        <w:rFonts w:ascii="Arial" w:eastAsia="Arial" w:hAnsi="Arial" w:cs="Arial"/>
         <w:b/>
         <w:bCs/>
         <w:i w:val="0"/>
@@ -9755,7 +11273,6 @@
     </w:tblStylePr>
     <w:tblStylePr w:type="lastCol">
       <w:rPr>
-        <w:rFonts w:ascii="Arial" w:eastAsia="Arial" w:hAnsi="Arial" w:cs="Arial"/>
         <w:b/>
         <w:bCs/>
         <w:i w:val="0"/>
@@ -9829,7 +11346,6 @@
     </w:tcPr>
     <w:tblStylePr w:type="firstRow">
       <w:rPr>
-        <w:rFonts w:ascii="Arial" w:eastAsia="Arial" w:hAnsi="Arial" w:cs="Arial"/>
         <w:b/>
         <w:bCs/>
         <w:i w:val="0"/>
@@ -9851,7 +11367,6 @@
     </w:tblStylePr>
     <w:tblStylePr w:type="lastRow">
       <w:rPr>
-        <w:rFonts w:ascii="Arial" w:eastAsia="Arial" w:hAnsi="Arial" w:cs="Arial"/>
         <w:b/>
         <w:bCs/>
         <w:i w:val="0"/>
@@ -9873,7 +11388,6 @@
     </w:tblStylePr>
     <w:tblStylePr w:type="firstCol">
       <w:rPr>
-        <w:rFonts w:ascii="Arial" w:eastAsia="Arial" w:hAnsi="Arial" w:cs="Arial"/>
         <w:b/>
         <w:bCs/>
         <w:i w:val="0"/>
@@ -9893,7 +11407,6 @@
     </w:tblStylePr>
     <w:tblStylePr w:type="lastCol">
       <w:rPr>
-        <w:rFonts w:ascii="Arial" w:eastAsia="Arial" w:hAnsi="Arial" w:cs="Arial"/>
         <w:b/>
         <w:bCs/>
         <w:i w:val="0"/>
@@ -9967,7 +11480,6 @@
     </w:tcPr>
     <w:tblStylePr w:type="firstRow">
       <w:rPr>
-        <w:rFonts w:ascii="Arial" w:eastAsia="Arial" w:hAnsi="Arial" w:cs="Arial"/>
         <w:b/>
         <w:bCs/>
         <w:i w:val="0"/>
@@ -9989,7 +11501,6 @@
     </w:tblStylePr>
     <w:tblStylePr w:type="lastRow">
       <w:rPr>
-        <w:rFonts w:ascii="Arial" w:eastAsia="Arial" w:hAnsi="Arial" w:cs="Arial"/>
         <w:b/>
         <w:bCs/>
         <w:i w:val="0"/>
@@ -10011,7 +11522,6 @@
     </w:tblStylePr>
     <w:tblStylePr w:type="firstCol">
       <w:rPr>
-        <w:rFonts w:ascii="Arial" w:eastAsia="Arial" w:hAnsi="Arial" w:cs="Arial"/>
         <w:b/>
         <w:bCs/>
         <w:i w:val="0"/>
@@ -10031,7 +11541,6 @@
     </w:tblStylePr>
     <w:tblStylePr w:type="lastCol">
       <w:rPr>
-        <w:rFonts w:ascii="Arial" w:eastAsia="Arial" w:hAnsi="Arial" w:cs="Arial"/>
         <w:b/>
         <w:bCs/>
         <w:i w:val="0"/>
@@ -10105,7 +11614,6 @@
     </w:tcPr>
     <w:tblStylePr w:type="firstRow">
       <w:rPr>
-        <w:rFonts w:ascii="Arial" w:eastAsia="Arial" w:hAnsi="Arial" w:cs="Arial"/>
         <w:b/>
         <w:bCs/>
         <w:i w:val="0"/>
@@ -10127,7 +11635,6 @@
     </w:tblStylePr>
     <w:tblStylePr w:type="lastRow">
       <w:rPr>
-        <w:rFonts w:ascii="Arial" w:eastAsia="Arial" w:hAnsi="Arial" w:cs="Arial"/>
         <w:b/>
         <w:bCs/>
         <w:i w:val="0"/>
@@ -10149,7 +11656,6 @@
     </w:tblStylePr>
     <w:tblStylePr w:type="firstCol">
       <w:rPr>
-        <w:rFonts w:ascii="Arial" w:eastAsia="Arial" w:hAnsi="Arial" w:cs="Arial"/>
         <w:b/>
         <w:bCs/>
         <w:i w:val="0"/>
@@ -10169,7 +11675,6 @@
     </w:tblStylePr>
     <w:tblStylePr w:type="lastCol">
       <w:rPr>
-        <w:rFonts w:ascii="Arial" w:eastAsia="Arial" w:hAnsi="Arial" w:cs="Arial"/>
         <w:b/>
         <w:bCs/>
         <w:i w:val="0"/>
@@ -10243,7 +11748,6 @@
     </w:tcPr>
     <w:tblStylePr w:type="firstRow">
       <w:rPr>
-        <w:rFonts w:ascii="Arial" w:eastAsia="Arial" w:hAnsi="Arial" w:cs="Arial"/>
         <w:b/>
         <w:bCs/>
         <w:i w:val="0"/>
@@ -10265,7 +11769,6 @@
     </w:tblStylePr>
     <w:tblStylePr w:type="lastRow">
       <w:rPr>
-        <w:rFonts w:ascii="Arial" w:eastAsia="Arial" w:hAnsi="Arial" w:cs="Arial"/>
         <w:b/>
         <w:bCs/>
         <w:i w:val="0"/>
@@ -10287,7 +11790,6 @@
     </w:tblStylePr>
     <w:tblStylePr w:type="firstCol">
       <w:rPr>
-        <w:rFonts w:ascii="Arial" w:eastAsia="Arial" w:hAnsi="Arial" w:cs="Arial"/>
         <w:b/>
         <w:bCs/>
         <w:i w:val="0"/>
@@ -10307,7 +11809,6 @@
     </w:tblStylePr>
     <w:tblStylePr w:type="lastCol">
       <w:rPr>
-        <w:rFonts w:ascii="Arial" w:eastAsia="Arial" w:hAnsi="Arial" w:cs="Arial"/>
         <w:b/>
         <w:bCs/>
         <w:i w:val="0"/>
@@ -10376,7 +11877,6 @@
     </w:tcPr>
     <w:tblStylePr w:type="firstRow">
       <w:rPr>
-        <w:rFonts w:ascii="Arial" w:eastAsia="Arial" w:hAnsi="Arial" w:cs="Arial"/>
         <w:b/>
         <w:bCs/>
       </w:rPr>
@@ -10484,7 +11984,6 @@
     </w:tcPr>
     <w:tblStylePr w:type="firstRow">
       <w:rPr>
-        <w:rFonts w:ascii="Arial" w:eastAsia="Arial" w:hAnsi="Arial" w:cs="Arial"/>
         <w:b/>
         <w:bCs/>
       </w:rPr>
@@ -10592,7 +12091,6 @@
     </w:tcPr>
     <w:tblStylePr w:type="firstRow">
       <w:rPr>
-        <w:rFonts w:ascii="Arial" w:eastAsia="Arial" w:hAnsi="Arial" w:cs="Arial"/>
         <w:b/>
         <w:bCs/>
       </w:rPr>
@@ -10700,7 +12198,6 @@
     </w:tcPr>
     <w:tblStylePr w:type="firstRow">
       <w:rPr>
-        <w:rFonts w:ascii="Arial" w:eastAsia="Arial" w:hAnsi="Arial" w:cs="Arial"/>
         <w:b/>
         <w:bCs/>
       </w:rPr>
@@ -10808,7 +12305,6 @@
     </w:tcPr>
     <w:tblStylePr w:type="firstRow">
       <w:rPr>
-        <w:rFonts w:ascii="Arial" w:eastAsia="Arial" w:hAnsi="Arial" w:cs="Arial"/>
         <w:b/>
         <w:bCs/>
       </w:rPr>
@@ -10916,7 +12412,6 @@
     </w:tcPr>
     <w:tblStylePr w:type="firstRow">
       <w:rPr>
-        <w:rFonts w:ascii="Arial" w:eastAsia="Arial" w:hAnsi="Arial" w:cs="Arial"/>
         <w:b/>
         <w:bCs/>
       </w:rPr>
@@ -11024,7 +12519,6 @@
     </w:tcPr>
     <w:tblStylePr w:type="firstRow">
       <w:rPr>
-        <w:rFonts w:ascii="Arial" w:eastAsia="Arial" w:hAnsi="Arial" w:cs="Arial"/>
         <w:b/>
         <w:bCs/>
       </w:rPr>
@@ -11140,7 +12634,6 @@
     </w:tcPr>
     <w:tblStylePr w:type="firstRow">
       <w:rPr>
-        <w:rFonts w:ascii="Arial" w:eastAsia="Arial" w:hAnsi="Arial" w:cs="Arial"/>
         <w:b/>
         <w:bCs/>
       </w:rPr>
@@ -11159,7 +12652,6 @@
     </w:tblStylePr>
     <w:tblStylePr w:type="lastRow">
       <w:rPr>
-        <w:rFonts w:ascii="Arial" w:eastAsia="Arial" w:hAnsi="Arial" w:cs="Arial"/>
         <w:b/>
         <w:bCs/>
         <w:color w:val="FFFFFF" w:themeColor="background1"/>
@@ -11174,7 +12666,6 @@
     </w:tblStylePr>
     <w:tblStylePr w:type="firstCol">
       <w:rPr>
-        <w:rFonts w:ascii="Arial" w:eastAsia="Arial" w:hAnsi="Arial" w:cs="Arial"/>
         <w:color w:val="FFFFFF" w:themeColor="background1"/>
       </w:rPr>
       <w:tblPr/>
@@ -11192,7 +12683,6 @@
     </w:tblStylePr>
     <w:tblStylePr w:type="lastCol">
       <w:rPr>
-        <w:rFonts w:ascii="Arial" w:eastAsia="Arial" w:hAnsi="Arial" w:cs="Arial"/>
         <w:color w:val="FFFFFF" w:themeColor="background1"/>
       </w:rPr>
       <w:tblPr/>
@@ -11222,13 +12712,11 @@
     </w:tblStylePr>
     <w:tblStylePr w:type="neCell">
       <w:rPr>
-        <w:rFonts w:ascii="Arial" w:eastAsia="Arial" w:hAnsi="Arial" w:cs="Arial"/>
         <w:color w:val="000000" w:themeColor="text1"/>
       </w:rPr>
     </w:tblStylePr>
     <w:tblStylePr w:type="nwCell">
       <w:rPr>
-        <w:rFonts w:ascii="Arial" w:eastAsia="Arial" w:hAnsi="Arial" w:cs="Arial"/>
         <w:color w:val="000000" w:themeColor="text1"/>
       </w:rPr>
     </w:tblStylePr>
@@ -11261,7 +12749,6 @@
     </w:tcPr>
     <w:tblStylePr w:type="firstRow">
       <w:rPr>
-        <w:rFonts w:ascii="Arial" w:eastAsia="Arial" w:hAnsi="Arial" w:cs="Arial"/>
         <w:b/>
         <w:bCs/>
       </w:rPr>
@@ -11280,7 +12767,6 @@
     </w:tblStylePr>
     <w:tblStylePr w:type="lastRow">
       <w:rPr>
-        <w:rFonts w:ascii="Arial" w:eastAsia="Arial" w:hAnsi="Arial" w:cs="Arial"/>
         <w:b/>
         <w:bCs/>
         <w:color w:val="FFFFFF" w:themeColor="background1"/>
@@ -11295,7 +12781,6 @@
     </w:tblStylePr>
     <w:tblStylePr w:type="firstCol">
       <w:rPr>
-        <w:rFonts w:ascii="Arial" w:eastAsia="Arial" w:hAnsi="Arial" w:cs="Arial"/>
         <w:color w:val="FFFFFF" w:themeColor="background1"/>
       </w:rPr>
       <w:tblPr/>
@@ -11313,7 +12798,6 @@
     </w:tblStylePr>
     <w:tblStylePr w:type="lastCol">
       <w:rPr>
-        <w:rFonts w:ascii="Arial" w:eastAsia="Arial" w:hAnsi="Arial" w:cs="Arial"/>
         <w:color w:val="FFFFFF" w:themeColor="background1"/>
       </w:rPr>
       <w:tblPr/>
@@ -11343,13 +12827,11 @@
     </w:tblStylePr>
     <w:tblStylePr w:type="neCell">
       <w:rPr>
-        <w:rFonts w:ascii="Arial" w:eastAsia="Arial" w:hAnsi="Arial" w:cs="Arial"/>
         <w:color w:val="000000" w:themeColor="text1"/>
       </w:rPr>
     </w:tblStylePr>
     <w:tblStylePr w:type="nwCell">
       <w:rPr>
-        <w:rFonts w:ascii="Arial" w:eastAsia="Arial" w:hAnsi="Arial" w:cs="Arial"/>
         <w:color w:val="000000" w:themeColor="text1"/>
       </w:rPr>
     </w:tblStylePr>
@@ -11382,7 +12864,6 @@
     </w:tcPr>
     <w:tblStylePr w:type="firstRow">
       <w:rPr>
-        <w:rFonts w:ascii="Arial" w:eastAsia="Arial" w:hAnsi="Arial" w:cs="Arial"/>
         <w:b/>
         <w:bCs/>
       </w:rPr>
@@ -11401,7 +12882,6 @@
     </w:tblStylePr>
     <w:tblStylePr w:type="lastRow">
       <w:rPr>
-        <w:rFonts w:ascii="Arial" w:eastAsia="Arial" w:hAnsi="Arial" w:cs="Arial"/>
         <w:b/>
         <w:bCs/>
         <w:color w:val="FFFFFF" w:themeColor="background1"/>
@@ -11416,7 +12896,6 @@
     </w:tblStylePr>
     <w:tblStylePr w:type="firstCol">
       <w:rPr>
-        <w:rFonts w:ascii="Arial" w:eastAsia="Arial" w:hAnsi="Arial" w:cs="Arial"/>
         <w:color w:val="FFFFFF" w:themeColor="background1"/>
       </w:rPr>
       <w:tblPr/>
@@ -11434,7 +12913,6 @@
     </w:tblStylePr>
     <w:tblStylePr w:type="lastCol">
       <w:rPr>
-        <w:rFonts w:ascii="Arial" w:eastAsia="Arial" w:hAnsi="Arial" w:cs="Arial"/>
         <w:color w:val="FFFFFF" w:themeColor="background1"/>
       </w:rPr>
       <w:tblPr/>
@@ -11464,13 +12942,11 @@
     </w:tblStylePr>
     <w:tblStylePr w:type="neCell">
       <w:rPr>
-        <w:rFonts w:ascii="Arial" w:eastAsia="Arial" w:hAnsi="Arial" w:cs="Arial"/>
         <w:color w:val="000000" w:themeColor="text1"/>
       </w:rPr>
     </w:tblStylePr>
     <w:tblStylePr w:type="nwCell">
       <w:rPr>
-        <w:rFonts w:ascii="Arial" w:eastAsia="Arial" w:hAnsi="Arial" w:cs="Arial"/>
         <w:color w:val="000000" w:themeColor="text1"/>
       </w:rPr>
     </w:tblStylePr>
@@ -11503,7 +12979,6 @@
     </w:tcPr>
     <w:tblStylePr w:type="firstRow">
       <w:rPr>
-        <w:rFonts w:ascii="Arial" w:eastAsia="Arial" w:hAnsi="Arial" w:cs="Arial"/>
         <w:b/>
         <w:bCs/>
       </w:rPr>
@@ -11522,7 +12997,6 @@
     </w:tblStylePr>
     <w:tblStylePr w:type="lastRow">
       <w:rPr>
-        <w:rFonts w:ascii="Arial" w:eastAsia="Arial" w:hAnsi="Arial" w:cs="Arial"/>
         <w:b/>
         <w:bCs/>
         <w:color w:val="FFFFFF" w:themeColor="background1"/>
@@ -11537,7 +13011,6 @@
     </w:tblStylePr>
     <w:tblStylePr w:type="firstCol">
       <w:rPr>
-        <w:rFonts w:ascii="Arial" w:eastAsia="Arial" w:hAnsi="Arial" w:cs="Arial"/>
         <w:color w:val="FFFFFF" w:themeColor="background1"/>
       </w:rPr>
       <w:tblPr/>
@@ -11555,7 +13028,6 @@
     </w:tblStylePr>
     <w:tblStylePr w:type="lastCol">
       <w:rPr>
-        <w:rFonts w:ascii="Arial" w:eastAsia="Arial" w:hAnsi="Arial" w:cs="Arial"/>
         <w:color w:val="FFFFFF" w:themeColor="background1"/>
       </w:rPr>
       <w:tblPr/>
@@ -11612,7 +13084,6 @@
     </w:tcPr>
     <w:tblStylePr w:type="firstRow">
       <w:rPr>
-        <w:rFonts w:ascii="Arial" w:eastAsia="Arial" w:hAnsi="Arial" w:cs="Arial"/>
         <w:b/>
         <w:bCs/>
       </w:rPr>
@@ -11631,7 +13102,6 @@
     </w:tblStylePr>
     <w:tblStylePr w:type="lastRow">
       <w:rPr>
-        <w:rFonts w:ascii="Arial" w:eastAsia="Arial" w:hAnsi="Arial" w:cs="Arial"/>
         <w:b/>
         <w:bCs/>
         <w:color w:val="FFFFFF" w:themeColor="background1"/>
@@ -11646,7 +13116,6 @@
     </w:tblStylePr>
     <w:tblStylePr w:type="firstCol">
       <w:rPr>
-        <w:rFonts w:ascii="Arial" w:eastAsia="Arial" w:hAnsi="Arial" w:cs="Arial"/>
         <w:color w:val="FFFFFF" w:themeColor="background1"/>
       </w:rPr>
       <w:tblPr/>
@@ -11664,7 +13133,6 @@
     </w:tblStylePr>
     <w:tblStylePr w:type="lastCol">
       <w:rPr>
-        <w:rFonts w:ascii="Arial" w:eastAsia="Arial" w:hAnsi="Arial" w:cs="Arial"/>
         <w:color w:val="FFFFFF" w:themeColor="background1"/>
       </w:rPr>
       <w:tblPr/>
@@ -11694,13 +13162,11 @@
     </w:tblStylePr>
     <w:tblStylePr w:type="neCell">
       <w:rPr>
-        <w:rFonts w:ascii="Arial" w:eastAsia="Arial" w:hAnsi="Arial" w:cs="Arial"/>
         <w:color w:val="000000" w:themeColor="text1"/>
       </w:rPr>
     </w:tblStylePr>
     <w:tblStylePr w:type="nwCell">
       <w:rPr>
-        <w:rFonts w:ascii="Arial" w:eastAsia="Arial" w:hAnsi="Arial" w:cs="Arial"/>
         <w:color w:val="000000" w:themeColor="text1"/>
       </w:rPr>
     </w:tblStylePr>
@@ -11733,7 +13199,6 @@
     </w:tcPr>
     <w:tblStylePr w:type="firstRow">
       <w:rPr>
-        <w:rFonts w:ascii="Arial" w:eastAsia="Arial" w:hAnsi="Arial" w:cs="Arial"/>
         <w:b/>
         <w:bCs/>
       </w:rPr>
@@ -11752,7 +13217,6 @@
     </w:tblStylePr>
     <w:tblStylePr w:type="lastRow">
       <w:rPr>
-        <w:rFonts w:ascii="Arial" w:eastAsia="Arial" w:hAnsi="Arial" w:cs="Arial"/>
         <w:b/>
         <w:bCs/>
         <w:color w:val="FFFFFF" w:themeColor="background1"/>
@@ -11767,7 +13231,6 @@
     </w:tblStylePr>
     <w:tblStylePr w:type="firstCol">
       <w:rPr>
-        <w:rFonts w:ascii="Arial" w:eastAsia="Arial" w:hAnsi="Arial" w:cs="Arial"/>
         <w:color w:val="FFFFFF" w:themeColor="background1"/>
       </w:rPr>
       <w:tblPr/>
@@ -11785,7 +13248,6 @@
     </w:tblStylePr>
     <w:tblStylePr w:type="lastCol">
       <w:rPr>
-        <w:rFonts w:ascii="Arial" w:eastAsia="Arial" w:hAnsi="Arial" w:cs="Arial"/>
         <w:color w:val="FFFFFF" w:themeColor="background1"/>
       </w:rPr>
       <w:tblPr/>
@@ -11815,13 +13277,11 @@
     </w:tblStylePr>
     <w:tblStylePr w:type="neCell">
       <w:rPr>
-        <w:rFonts w:ascii="Arial" w:eastAsia="Arial" w:hAnsi="Arial" w:cs="Arial"/>
         <w:color w:val="000000" w:themeColor="text1"/>
       </w:rPr>
     </w:tblStylePr>
     <w:tblStylePr w:type="nwCell">
       <w:rPr>
-        <w:rFonts w:ascii="Arial" w:eastAsia="Arial" w:hAnsi="Arial" w:cs="Arial"/>
         <w:color w:val="000000" w:themeColor="text1"/>
       </w:rPr>
     </w:tblStylePr>
@@ -11854,7 +13314,6 @@
     </w:tcPr>
     <w:tblStylePr w:type="firstRow">
       <w:rPr>
-        <w:rFonts w:ascii="Arial" w:eastAsia="Arial" w:hAnsi="Arial" w:cs="Arial"/>
         <w:b/>
         <w:bCs/>
       </w:rPr>
@@ -11873,7 +13332,6 @@
     </w:tblStylePr>
     <w:tblStylePr w:type="lastRow">
       <w:rPr>
-        <w:rFonts w:ascii="Arial" w:eastAsia="Arial" w:hAnsi="Arial" w:cs="Arial"/>
         <w:b/>
         <w:bCs/>
         <w:color w:val="FFFFFF" w:themeColor="background1"/>
@@ -11888,7 +13346,6 @@
     </w:tblStylePr>
     <w:tblStylePr w:type="firstCol">
       <w:rPr>
-        <w:rFonts w:ascii="Arial" w:eastAsia="Arial" w:hAnsi="Arial" w:cs="Arial"/>
         <w:color w:val="FFFFFF" w:themeColor="background1"/>
       </w:rPr>
       <w:tblPr/>
@@ -11906,7 +13363,6 @@
     </w:tblStylePr>
     <w:tblStylePr w:type="lastCol">
       <w:rPr>
-        <w:rFonts w:ascii="Arial" w:eastAsia="Arial" w:hAnsi="Arial" w:cs="Arial"/>
         <w:color w:val="FFFFFF" w:themeColor="background1"/>
       </w:rPr>
       <w:tblPr/>
@@ -11936,13 +13392,11 @@
     </w:tblStylePr>
     <w:tblStylePr w:type="neCell">
       <w:rPr>
-        <w:rFonts w:ascii="Arial" w:eastAsia="Arial" w:hAnsi="Arial" w:cs="Arial"/>
         <w:color w:val="000000" w:themeColor="text1"/>
       </w:rPr>
     </w:tblStylePr>
     <w:tblStylePr w:type="nwCell">
       <w:rPr>
-        <w:rFonts w:ascii="Arial" w:eastAsia="Arial" w:hAnsi="Arial" w:cs="Arial"/>
         <w:color w:val="000000" w:themeColor="text1"/>
       </w:rPr>
     </w:tblStylePr>
@@ -11967,7 +13421,6 @@
     </w:tcPr>
     <w:tblStylePr w:type="firstRow">
       <w:rPr>
-        <w:rFonts w:ascii="Arial" w:eastAsia="Arial" w:hAnsi="Arial" w:cs="Arial"/>
         <w:b/>
         <w:bCs/>
         <w:color w:val="FFFFFF" w:themeColor="background1"/>
@@ -11982,7 +13435,6 @@
     </w:tblStylePr>
     <w:tblStylePr w:type="lastRow">
       <w:rPr>
-        <w:rFonts w:ascii="Arial" w:eastAsia="Arial" w:hAnsi="Arial" w:cs="Arial"/>
         <w:b/>
         <w:bCs/>
         <w:color w:val="9E3A38" w:themeColor="accent2" w:themeShade="CC"/>
@@ -11997,14 +13449,12 @@
     </w:tblStylePr>
     <w:tblStylePr w:type="firstCol">
       <w:rPr>
-        <w:rFonts w:ascii="Arial" w:eastAsia="Arial" w:hAnsi="Arial" w:cs="Arial"/>
         <w:b/>
         <w:bCs/>
       </w:rPr>
     </w:tblStylePr>
     <w:tblStylePr w:type="lastCol">
       <w:rPr>
-        <w:rFonts w:ascii="Arial" w:eastAsia="Arial" w:hAnsi="Arial" w:cs="Arial"/>
         <w:b/>
         <w:bCs/>
       </w:rPr>
@@ -12050,7 +13500,6 @@
     </w:tcPr>
     <w:tblStylePr w:type="firstRow">
       <w:rPr>
-        <w:rFonts w:ascii="Arial" w:eastAsia="Arial" w:hAnsi="Arial" w:cs="Arial"/>
         <w:b/>
         <w:bCs/>
         <w:color w:val="FFFFFF" w:themeColor="background1"/>
@@ -12065,7 +13514,6 @@
     </w:tblStylePr>
     <w:tblStylePr w:type="lastRow">
       <w:rPr>
-        <w:rFonts w:ascii="Arial" w:eastAsia="Arial" w:hAnsi="Arial" w:cs="Arial"/>
         <w:b/>
         <w:bCs/>
         <w:color w:val="9E3A38" w:themeColor="accent2" w:themeShade="CC"/>
@@ -12080,14 +13528,12 @@
     </w:tblStylePr>
     <w:tblStylePr w:type="firstCol">
       <w:rPr>
-        <w:rFonts w:ascii="Arial" w:eastAsia="Arial" w:hAnsi="Arial" w:cs="Arial"/>
         <w:b/>
         <w:bCs/>
       </w:rPr>
     </w:tblStylePr>
     <w:tblStylePr w:type="lastCol">
       <w:rPr>
-        <w:rFonts w:ascii="Arial" w:eastAsia="Arial" w:hAnsi="Arial" w:cs="Arial"/>
         <w:b/>
         <w:bCs/>
       </w:rPr>
@@ -12133,7 +13579,6 @@
     </w:tcPr>
     <w:tblStylePr w:type="firstRow">
       <w:rPr>
-        <w:rFonts w:ascii="Arial" w:eastAsia="Arial" w:hAnsi="Arial" w:cs="Arial"/>
         <w:b/>
         <w:bCs/>
         <w:color w:val="FFFFFF" w:themeColor="background1"/>
@@ -12148,7 +13593,6 @@
     </w:tblStylePr>
     <w:tblStylePr w:type="lastRow">
       <w:rPr>
-        <w:rFonts w:ascii="Arial" w:eastAsia="Arial" w:hAnsi="Arial" w:cs="Arial"/>
         <w:b/>
         <w:bCs/>
         <w:color w:val="9E3A38" w:themeColor="accent2" w:themeShade="CC"/>
@@ -12163,14 +13607,12 @@
     </w:tblStylePr>
     <w:tblStylePr w:type="firstCol">
       <w:rPr>
-        <w:rFonts w:ascii="Arial" w:eastAsia="Arial" w:hAnsi="Arial" w:cs="Arial"/>
         <w:b/>
         <w:bCs/>
       </w:rPr>
     </w:tblStylePr>
     <w:tblStylePr w:type="lastCol">
       <w:rPr>
-        <w:rFonts w:ascii="Arial" w:eastAsia="Arial" w:hAnsi="Arial" w:cs="Arial"/>
         <w:b/>
         <w:bCs/>
       </w:rPr>
@@ -12216,7 +13658,6 @@
     </w:tcPr>
     <w:tblStylePr w:type="firstRow">
       <w:rPr>
-        <w:rFonts w:ascii="Arial" w:eastAsia="Arial" w:hAnsi="Arial" w:cs="Arial"/>
         <w:b/>
         <w:bCs/>
         <w:color w:val="FFFFFF" w:themeColor="background1"/>
@@ -12231,7 +13672,6 @@
     </w:tblStylePr>
     <w:tblStylePr w:type="lastRow">
       <w:rPr>
-        <w:rFonts w:ascii="Arial" w:eastAsia="Arial" w:hAnsi="Arial" w:cs="Arial"/>
         <w:b/>
         <w:bCs/>
         <w:color w:val="664E82" w:themeColor="accent4" w:themeShade="CC"/>
@@ -12246,14 +13686,12 @@
     </w:tblStylePr>
     <w:tblStylePr w:type="firstCol">
       <w:rPr>
-        <w:rFonts w:ascii="Arial" w:eastAsia="Arial" w:hAnsi="Arial" w:cs="Arial"/>
         <w:b/>
         <w:bCs/>
       </w:rPr>
     </w:tblStylePr>
     <w:tblStylePr w:type="lastCol">
       <w:rPr>
-        <w:rFonts w:ascii="Arial" w:eastAsia="Arial" w:hAnsi="Arial" w:cs="Arial"/>
         <w:b/>
         <w:bCs/>
       </w:rPr>
@@ -12299,7 +13737,6 @@
     </w:tcPr>
     <w:tblStylePr w:type="firstRow">
       <w:rPr>
-        <w:rFonts w:ascii="Arial" w:eastAsia="Arial" w:hAnsi="Arial" w:cs="Arial"/>
         <w:b/>
         <w:bCs/>
         <w:color w:val="FFFFFF" w:themeColor="background1"/>
@@ -12314,7 +13751,6 @@
     </w:tblStylePr>
     <w:tblStylePr w:type="lastRow">
       <w:rPr>
-        <w:rFonts w:ascii="Arial" w:eastAsia="Arial" w:hAnsi="Arial" w:cs="Arial"/>
         <w:b/>
         <w:bCs/>
         <w:color w:val="7E9C40" w:themeColor="accent3" w:themeShade="CC"/>
@@ -12329,14 +13765,12 @@
     </w:tblStylePr>
     <w:tblStylePr w:type="firstCol">
       <w:rPr>
-        <w:rFonts w:ascii="Arial" w:eastAsia="Arial" w:hAnsi="Arial" w:cs="Arial"/>
         <w:b/>
         <w:bCs/>
       </w:rPr>
     </w:tblStylePr>
     <w:tblStylePr w:type="lastCol">
       <w:rPr>
-        <w:rFonts w:ascii="Arial" w:eastAsia="Arial" w:hAnsi="Arial" w:cs="Arial"/>
         <w:b/>
         <w:bCs/>
       </w:rPr>
@@ -12382,7 +13816,6 @@
     </w:tcPr>
     <w:tblStylePr w:type="firstRow">
       <w:rPr>
-        <w:rFonts w:ascii="Arial" w:eastAsia="Arial" w:hAnsi="Arial" w:cs="Arial"/>
         <w:b/>
         <w:bCs/>
         <w:color w:val="FFFFFF" w:themeColor="background1"/>
@@ -12397,7 +13830,6 @@
     </w:tblStylePr>
     <w:tblStylePr w:type="lastRow">
       <w:rPr>
-        <w:rFonts w:ascii="Arial" w:eastAsia="Arial" w:hAnsi="Arial" w:cs="Arial"/>
         <w:b/>
         <w:bCs/>
         <w:color w:val="F2730A" w:themeColor="accent6" w:themeShade="CC"/>
@@ -12412,14 +13844,12 @@
     </w:tblStylePr>
     <w:tblStylePr w:type="firstCol">
       <w:rPr>
-        <w:rFonts w:ascii="Arial" w:eastAsia="Arial" w:hAnsi="Arial" w:cs="Arial"/>
         <w:b/>
         <w:bCs/>
       </w:rPr>
     </w:tblStylePr>
     <w:tblStylePr w:type="lastCol">
       <w:rPr>
-        <w:rFonts w:ascii="Arial" w:eastAsia="Arial" w:hAnsi="Arial" w:cs="Arial"/>
         <w:b/>
         <w:bCs/>
       </w:rPr>
@@ -12465,7 +13895,6 @@
     </w:tcPr>
     <w:tblStylePr w:type="firstRow">
       <w:rPr>
-        <w:rFonts w:ascii="Arial" w:eastAsia="Arial" w:hAnsi="Arial" w:cs="Arial"/>
         <w:b/>
         <w:bCs/>
         <w:color w:val="FFFFFF" w:themeColor="background1"/>
@@ -12480,7 +13909,6 @@
     </w:tblStylePr>
     <w:tblStylePr w:type="lastRow">
       <w:rPr>
-        <w:rFonts w:ascii="Arial" w:eastAsia="Arial" w:hAnsi="Arial" w:cs="Arial"/>
         <w:b/>
         <w:bCs/>
         <w:color w:val="348DA5" w:themeColor="accent5" w:themeShade="CC"/>
@@ -12495,14 +13923,12 @@
     </w:tblStylePr>
     <w:tblStylePr w:type="firstCol">
       <w:rPr>
-        <w:rFonts w:ascii="Arial" w:eastAsia="Arial" w:hAnsi="Arial" w:cs="Arial"/>
         <w:b/>
         <w:bCs/>
       </w:rPr>
     </w:tblStylePr>
     <w:tblStylePr w:type="lastCol">
       <w:rPr>
-        <w:rFonts w:ascii="Arial" w:eastAsia="Arial" w:hAnsi="Arial" w:cs="Arial"/>
         <w:b/>
         <w:bCs/>
       </w:rPr>
@@ -12551,7 +13977,6 @@
     </w:tcPr>
     <w:tblStylePr w:type="firstRow">
       <w:rPr>
-        <w:rFonts w:ascii="Arial" w:eastAsia="Arial" w:hAnsi="Arial" w:cs="Arial"/>
         <w:b/>
         <w:bCs/>
       </w:rPr>
@@ -12562,7 +13987,6 @@
     </w:tblStylePr>
     <w:tblStylePr w:type="lastRow">
       <w:rPr>
-        <w:rFonts w:ascii="Arial" w:eastAsia="Arial" w:hAnsi="Arial" w:cs="Arial"/>
         <w:b/>
         <w:bCs/>
         <w:color w:val="000000" w:themeColor="text1"/>
@@ -12574,7 +13998,6 @@
     </w:tblStylePr>
     <w:tblStylePr w:type="firstCol">
       <w:rPr>
-        <w:rFonts w:ascii="Arial" w:eastAsia="Arial" w:hAnsi="Arial" w:cs="Arial"/>
         <w:color w:val="FFFFFF" w:themeColor="background1"/>
       </w:rPr>
       <w:tblPr/>
@@ -12584,7 +14007,6 @@
     </w:tblStylePr>
     <w:tblStylePr w:type="lastCol">
       <w:rPr>
-        <w:rFonts w:ascii="Arial" w:eastAsia="Arial" w:hAnsi="Arial" w:cs="Arial"/>
         <w:color w:val="FFFFFF" w:themeColor="background1"/>
       </w:rPr>
       <w:tblPr/>
@@ -12628,7 +14050,6 @@
     </w:tcPr>
     <w:tblStylePr w:type="firstRow">
       <w:rPr>
-        <w:rFonts w:ascii="Arial" w:eastAsia="Arial" w:hAnsi="Arial" w:cs="Arial"/>
         <w:b/>
         <w:bCs/>
       </w:rPr>
@@ -12639,7 +14060,6 @@
     </w:tblStylePr>
     <w:tblStylePr w:type="lastRow">
       <w:rPr>
-        <w:rFonts w:ascii="Arial" w:eastAsia="Arial" w:hAnsi="Arial" w:cs="Arial"/>
         <w:b/>
         <w:bCs/>
         <w:color w:val="000000" w:themeColor="text1"/>
@@ -12651,7 +14071,6 @@
     </w:tblStylePr>
     <w:tblStylePr w:type="firstCol">
       <w:rPr>
-        <w:rFonts w:ascii="Arial" w:eastAsia="Arial" w:hAnsi="Arial" w:cs="Arial"/>
         <w:color w:val="FFFFFF" w:themeColor="background1"/>
       </w:rPr>
       <w:tblPr/>
@@ -12661,7 +14080,6 @@
     </w:tblStylePr>
     <w:tblStylePr w:type="lastCol">
       <w:rPr>
-        <w:rFonts w:ascii="Arial" w:eastAsia="Arial" w:hAnsi="Arial" w:cs="Arial"/>
         <w:color w:val="FFFFFF" w:themeColor="background1"/>
       </w:rPr>
       <w:tblPr/>
@@ -12705,7 +14123,6 @@
     </w:tcPr>
     <w:tblStylePr w:type="firstRow">
       <w:rPr>
-        <w:rFonts w:ascii="Arial" w:eastAsia="Arial" w:hAnsi="Arial" w:cs="Arial"/>
         <w:b/>
         <w:bCs/>
       </w:rPr>
@@ -12716,7 +14133,6 @@
     </w:tblStylePr>
     <w:tblStylePr w:type="lastRow">
       <w:rPr>
-        <w:rFonts w:ascii="Arial" w:eastAsia="Arial" w:hAnsi="Arial" w:cs="Arial"/>
         <w:b/>
         <w:bCs/>
         <w:color w:val="000000" w:themeColor="text1"/>
@@ -12728,7 +14144,6 @@
     </w:tblStylePr>
     <w:tblStylePr w:type="firstCol">
       <w:rPr>
-        <w:rFonts w:ascii="Arial" w:eastAsia="Arial" w:hAnsi="Arial" w:cs="Arial"/>
         <w:color w:val="FFFFFF" w:themeColor="background1"/>
       </w:rPr>
       <w:tblPr/>
@@ -12738,7 +14153,6 @@
     </w:tblStylePr>
     <w:tblStylePr w:type="lastCol">
       <w:rPr>
-        <w:rFonts w:ascii="Arial" w:eastAsia="Arial" w:hAnsi="Arial" w:cs="Arial"/>
         <w:color w:val="FFFFFF" w:themeColor="background1"/>
       </w:rPr>
       <w:tblPr/>
@@ -12782,7 +14196,6 @@
     </w:tcPr>
     <w:tblStylePr w:type="firstRow">
       <w:rPr>
-        <w:rFonts w:ascii="Arial" w:eastAsia="Arial" w:hAnsi="Arial" w:cs="Arial"/>
         <w:b/>
         <w:bCs/>
       </w:rPr>
@@ -12793,7 +14206,6 @@
     </w:tblStylePr>
     <w:tblStylePr w:type="lastRow">
       <w:rPr>
-        <w:rFonts w:ascii="Arial" w:eastAsia="Arial" w:hAnsi="Arial" w:cs="Arial"/>
         <w:b/>
         <w:bCs/>
         <w:color w:val="000000" w:themeColor="text1"/>
@@ -12805,7 +14217,6 @@
     </w:tblStylePr>
     <w:tblStylePr w:type="firstCol">
       <w:rPr>
-        <w:rFonts w:ascii="Arial" w:eastAsia="Arial" w:hAnsi="Arial" w:cs="Arial"/>
         <w:color w:val="FFFFFF" w:themeColor="background1"/>
       </w:rPr>
       <w:tblPr/>
@@ -12815,7 +14226,6 @@
     </w:tblStylePr>
     <w:tblStylePr w:type="lastCol">
       <w:rPr>
-        <w:rFonts w:ascii="Arial" w:eastAsia="Arial" w:hAnsi="Arial" w:cs="Arial"/>
         <w:color w:val="FFFFFF" w:themeColor="background1"/>
       </w:rPr>
       <w:tblPr/>
@@ -12859,7 +14269,6 @@
     </w:tcPr>
     <w:tblStylePr w:type="firstRow">
       <w:rPr>
-        <w:rFonts w:ascii="Arial" w:eastAsia="Arial" w:hAnsi="Arial" w:cs="Arial"/>
         <w:b/>
         <w:bCs/>
       </w:rPr>
@@ -12870,7 +14279,6 @@
     </w:tblStylePr>
     <w:tblStylePr w:type="lastRow">
       <w:rPr>
-        <w:rFonts w:ascii="Arial" w:eastAsia="Arial" w:hAnsi="Arial" w:cs="Arial"/>
         <w:b/>
         <w:bCs/>
         <w:color w:val="000000" w:themeColor="text1"/>
@@ -12882,7 +14290,6 @@
     </w:tblStylePr>
     <w:tblStylePr w:type="firstCol">
       <w:rPr>
-        <w:rFonts w:ascii="Arial" w:eastAsia="Arial" w:hAnsi="Arial" w:cs="Arial"/>
         <w:color w:val="FFFFFF" w:themeColor="background1"/>
       </w:rPr>
       <w:tblPr/>
@@ -12892,7 +14299,6 @@
     </w:tblStylePr>
     <w:tblStylePr w:type="lastCol">
       <w:rPr>
-        <w:rFonts w:ascii="Arial" w:eastAsia="Arial" w:hAnsi="Arial" w:cs="Arial"/>
         <w:color w:val="FFFFFF" w:themeColor="background1"/>
       </w:rPr>
       <w:tblPr/>
@@ -12936,7 +14342,6 @@
     </w:tcPr>
     <w:tblStylePr w:type="firstRow">
       <w:rPr>
-        <w:rFonts w:ascii="Arial" w:eastAsia="Arial" w:hAnsi="Arial" w:cs="Arial"/>
         <w:b/>
         <w:bCs/>
       </w:rPr>
@@ -12947,7 +14352,6 @@
     </w:tblStylePr>
     <w:tblStylePr w:type="lastRow">
       <w:rPr>
-        <w:rFonts w:ascii="Arial" w:eastAsia="Arial" w:hAnsi="Arial" w:cs="Arial"/>
         <w:b/>
         <w:bCs/>
         <w:color w:val="000000" w:themeColor="text1"/>
@@ -12959,7 +14363,6 @@
     </w:tblStylePr>
     <w:tblStylePr w:type="firstCol">
       <w:rPr>
-        <w:rFonts w:ascii="Arial" w:eastAsia="Arial" w:hAnsi="Arial" w:cs="Arial"/>
         <w:color w:val="FFFFFF" w:themeColor="background1"/>
       </w:rPr>
       <w:tblPr/>
@@ -12969,7 +14372,6 @@
     </w:tblStylePr>
     <w:tblStylePr w:type="lastCol">
       <w:rPr>
-        <w:rFonts w:ascii="Arial" w:eastAsia="Arial" w:hAnsi="Arial" w:cs="Arial"/>
         <w:color w:val="FFFFFF" w:themeColor="background1"/>
       </w:rPr>
       <w:tblPr/>
@@ -13013,7 +14415,6 @@
     </w:tcPr>
     <w:tblStylePr w:type="firstRow">
       <w:rPr>
-        <w:rFonts w:ascii="Arial" w:eastAsia="Arial" w:hAnsi="Arial" w:cs="Arial"/>
         <w:b/>
         <w:bCs/>
       </w:rPr>
@@ -13024,7 +14425,6 @@
     </w:tblStylePr>
     <w:tblStylePr w:type="lastRow">
       <w:rPr>
-        <w:rFonts w:ascii="Arial" w:eastAsia="Arial" w:hAnsi="Arial" w:cs="Arial"/>
         <w:b/>
         <w:bCs/>
         <w:color w:val="000000" w:themeColor="text1"/>
@@ -13036,7 +14436,6 @@
     </w:tblStylePr>
     <w:tblStylePr w:type="firstCol">
       <w:rPr>
-        <w:rFonts w:ascii="Arial" w:eastAsia="Arial" w:hAnsi="Arial" w:cs="Arial"/>
         <w:color w:val="FFFFFF" w:themeColor="background1"/>
       </w:rPr>
       <w:tblPr/>
@@ -13046,7 +14445,6 @@
     </w:tblStylePr>
     <w:tblStylePr w:type="lastCol">
       <w:rPr>
-        <w:rFonts w:ascii="Arial" w:eastAsia="Arial" w:hAnsi="Arial" w:cs="Arial"/>
         <w:color w:val="FFFFFF" w:themeColor="background1"/>
       </w:rPr>
       <w:tblPr/>
@@ -13066,6 +14464,45 @@
         <w:shd w:val="clear" w:color="auto" w:fill="FBCAA2" w:themeFill="accent6" w:themeFillTint="7F"/>
       </w:tcPr>
     </w:tblStylePr>
+  </w:style>
+  <w:style w:type="paragraph" w:styleId="CommentText">
+    <w:name w:val="annotation text"/>
+    <w:basedOn w:val="Normal"/>
+    <w:link w:val="CommentTextChar"/>
+    <w:uiPriority w:val="99"/>
+    <w:semiHidden/>
+    <w:unhideWhenUsed/>
+    <w:pPr>
+      <w:spacing w:line="240" w:lineRule="auto"/>
+    </w:pPr>
+    <w:rPr>
+      <w:sz w:val="20"/>
+      <w:szCs w:val="20"/>
+    </w:rPr>
+  </w:style>
+  <w:style w:type="character" w:customStyle="1" w:styleId="CommentTextChar">
+    <w:name w:val="Comment Text Char"/>
+    <w:basedOn w:val="DefaultParagraphFont"/>
+    <w:link w:val="CommentText"/>
+    <w:uiPriority w:val="99"/>
+    <w:semiHidden/>
+    <w:rPr>
+      <w:rFonts w:ascii="Arial" w:hAnsi="Arial"/>
+      <w:color w:val="000000"/>
+      <w:sz w:val="20"/>
+      <w:szCs w:val="20"/>
+    </w:rPr>
+  </w:style>
+  <w:style w:type="character" w:styleId="CommentReference">
+    <w:name w:val="annotation reference"/>
+    <w:basedOn w:val="DefaultParagraphFont"/>
+    <w:uiPriority w:val="99"/>
+    <w:semiHidden/>
+    <w:unhideWhenUsed/>
+    <w:rPr>
+      <w:sz w:val="16"/>
+      <w:szCs w:val="16"/>
+    </w:rPr>
   </w:style>
 </w:styles>
 </file>
@@ -13113,7 +14550,7 @@
     </a:clrScheme>
     <a:fontScheme name="Office">
       <a:majorFont>
-        <a:latin typeface="Arial"/>
+        <a:latin typeface="Calibri"/>
         <a:ea typeface=""/>
         <a:cs typeface=""/>
         <a:font script="Jpan" typeface="ＭＳ ゴシック"/>
@@ -13148,7 +14585,7 @@
         <a:font script="Geor" typeface="Sylfaen"/>
       </a:majorFont>
       <a:minorFont>
-        <a:latin typeface="Arial"/>
+        <a:latin typeface="Cambria"/>
         <a:ea typeface=""/>
         <a:cs typeface=""/>
         <a:font script="Jpan" typeface="ＭＳ 明朝"/>

--- a/assets/lessons/simple-spectrometer/build-a-spectrometer.docx
+++ b/assets/lessons/simple-spectrometer/build-a-spectrometer.docx
@@ -2748,7 +2748,7 @@
       </w:tabs>
     </w:pPr>
     <w:r>
-      <w:t>wvurail.org/dspira</w:t>
+      <w:t>rail.wvu.edu/dspira</w:t>
     </w:r>
     <w:r>
       <w:tab/>
